--- a/dist/downloads/chuong_4_ket_qua.docx
+++ b/dist/downloads/chuong_4_ket_qua.docx
@@ -4302,7 +4302,31 @@
         <w:t xml:space="preserve">TCI</w:t>
       </w:r>
       <w:r>
-        <w:t xml:space="preserve">: có ý nghĩa thống kê dương trên toàn mẫu, một đơn vị độ lệch chuẩn tăng TCI nâng năng suất lao động khoảng 41% (exp(0,344)−1). Tuy nhiên, các tương tác FSTS×TCI và FSTS²×TCI</w:t>
+        <w:t xml:space="preserve">: có ý nghĩa thống kê dương trên toàn mẫu, một đơn vị độ lệch chuẩn tăng TCI nâng năng suất lao động khoảng 41% (exp(0,344)−1). Tuy nhiên, các tương tác FSTS×TCI và</w:t>
+      </w:r>
+      <w:r>
+        <w:t xml:space="preserve"> </w:t>
+      </w:r>
+      <m:oMath>
+        <m:sSup>
+          <m:e>
+            <m:r>
+              <m:rPr>
+                <m:nor/>
+                <m:sty m:val="p"/>
+              </m:rPr>
+              <m:t>FSTS</m:t>
+            </m:r>
+          </m:e>
+          <m:sup>
+            <m:r>
+              <m:t>2</m:t>
+            </m:r>
+          </m:sup>
+        </m:sSup>
+      </m:oMath>
+      <w:r>
+        <w:t xml:space="preserve">×TCI</w:t>
       </w:r>
       <w:r>
         <w:t xml:space="preserve"> </w:t>

--- a/dist/downloads/chuong_4_ket_qua.docx
+++ b/dist/downloads/chuong_4_ket_qua.docx
@@ -67,7 +67,7 @@
         <w:pStyle w:val="FirstParagraph"/>
       </w:pPr>
       <w:r>
-        <w:t xml:space="preserve">Phân tích mô tả trên pool 101.185 doanh nghiệp từ 47 nền kinh tế châu Á và Thái Bình Dương trong giai đoạn 2009–2025 cho thấy bức tranh hiệu quả hoạt động kinh doanh có sự phân tán lớn và không hội tụ. Năng suất lao động, đo bằng ln(doanh thu/lao động), có độ lệch chuẩn dao động từ 0,49 (Advanced tài nguyên dẫn dắt) đến 1,36 (Frontier), với tỷ số P90/P10 tăng đơn điệu theo chiều từ nhóm thể chế cao đến nhóm thể chế thấp.</w:t>
+        <w:t xml:space="preserve">Phân tích mô tả trên pool 101.185 doanh nghiệp từ 47 nền kinh tế châu Á và Thái Bình Dương trong giai đoạn 2009-2025 cho thấy bức tranh hiệu quả hoạt động kinh doanh có sự phân tán lớn và không hội tụ. Năng suất lao động, đo bằng ln(doanh thu/lao động), có độ lệch chuẩn dao động từ 0,49 (Advanced tài nguyên dẫn dắt) đến 1,36 (Frontier), với tỷ số P90/P10 tăng đơn điệu theo chiều từ nhóm thể chế cao đến nhóm thể chế thấp.</w:t>
       </w:r>
     </w:p>
     <w:p>
@@ -89,7 +89,7 @@
           <w:iCs/>
           <w:i/>
         </w:rPr>
-        <w:t xml:space="preserve">Phân tán năng suất lao động và đặc điểm quốc tế hóa theo phân nhóm con ICRV (n = 101.185 doanh nghiệp, 2009–2025).</w:t>
+        <w:t xml:space="preserve">Phân tán năng suất lao động và đặc điểm quốc tế hóa theo phân nhóm con ICRV (n = 101.185 doanh nghiệp, 2009-2025).</w:t>
       </w:r>
     </w:p>
     <w:tbl>
@@ -731,7 +731,7 @@
           <w:iCs/>
           <w:i/>
         </w:rPr>
-        <w:t xml:space="preserve">Nguồn: Phân tích của tác giả từ World Bank Enterprise Surveys (WBES), 2009–2025.</w:t>
+        <w:t xml:space="preserve">Nguồn: Phân tích của tác giả từ World Bank Enterprise Surveys (WBES), 2009-2025.</w:t>
       </w:r>
     </w:p>
     <w:p>
@@ -791,7 +791,7 @@
         <w:pStyle w:val="FirstParagraph"/>
       </w:pPr>
       <w:r>
-        <w:t xml:space="preserve">Trung vị FSTS bằng 0% trong tất cả các phân nhóm, chỉ 15–23% doanh nghiệp tham gia xuất khẩu tùy theo bối cảnh. Phân phối FSTS có dạng phân cực mạnh: đại đa số không xuất khẩu, trong khi một thiểu số nhỏ có tỷ lệ xuất khẩu rất cao. Phân cực này đặt ra vấn đề phương pháp quan trọng cho nghiên cứu I–P: kết quả hồi quy trên toàn mẫu bị kéo bởi hành vi của thiểu số xuất khẩu tích cực.</w:t>
+        <w:t xml:space="preserve">Trung vị FSTS bằng 0% trong tất cả các phân nhóm, chỉ 15-23% doanh nghiệp tham gia xuất khẩu tùy theo bối cảnh. Phân phối FSTS có dạng phân cực mạnh: đại đa số không xuất khẩu, trong khi một thiểu số nhỏ có tỷ lệ xuất khẩu rất cao. Phân cực này đặt ra vấn đề phương pháp quan trọng cho nghiên cứu I-P: kết quả hồi quy trên toàn mẫu bị kéo bởi hành vi của thiểu số xuất khẩu tích cực.</w:t>
       </w:r>
     </w:p>
     <w:p>
@@ -1322,7 +1322,7 @@
           <w:iCs/>
           <w:i/>
         </w:rPr>
-        <w:t xml:space="preserve">Nguồn: Phân tích của tác giả từ WBES, 2009–2025.</w:t>
+        <w:t xml:space="preserve">Nguồn: Phân tích của tác giả từ WBES, 2009-2025.</w:t>
       </w:r>
     </w:p>
     <w:p>
@@ -1348,7 +1348,7 @@
         <w:t xml:space="preserve"> </w:t>
       </w:r>
       <w:r>
-        <w:t xml:space="preserve">(digital leapfrogging) ở SIDS: tỷ lệ website 58,9% vượt cả nhóm Emerging (49,2%) dù GNI thấp hơn đáng kể, phản ánh thực tế rằng số hóa bề mặt (website) ở SIDS là công cụ sinh tồn chứ không phải công cụ tối ưu hóa hiệu quả. Kết quả này cũng hỗ trợ lập luận lý thuyết về sự phân biệt giữa DAI (chấp nhận số bề mặt) và TCI (năng lực công nghệ chiều sâu): SIDS có DAI cao nhưng TCI thấp nhất, và đây là nhóm duy nhất có quan hệ I–P âm đơn điệu.</w:t>
+        <w:t xml:space="preserve">(digital leapfrogging) ở SIDS: tỷ lệ website 58,9% vượt cả nhóm Emerging (49,2%) dù GNI thấp hơn đáng kể, phản ánh thực tế rằng số hóa bề mặt (website) ở SIDS là công cụ sinh tồn chứ không phải công cụ tối ưu hóa hiệu quả. Kết quả này cũng hỗ trợ lập luận lý thuyết về sự phân biệt giữa DAI (chấp nhận số bề mặt) và TCI (năng lực công nghệ chiều sâu): SIDS có DAI cao nhưng TCI thấp nhất, và đây là nhóm duy nhất có quan hệ I-P âm đơn điệu.</w:t>
       </w:r>
     </w:p>
     <w:p>
@@ -1392,7 +1392,7 @@
         <w:t xml:space="preserve"> </w:t>
       </w:r>
       <w:r>
-        <w:t xml:space="preserve">(Khanna &amp; Palepu, 2010) tạo ra chi phí giao dịch bổ sung cho doanh nghiệp khi mở rộng hoạt động ra ngoài biên giới. Sự hiện diện đồng thời của nhiều voids tại Frontier và SIDS giải thích tại sao quan hệ I–P ở các nhóm này yếu hoặc âm.</w:t>
+        <w:t xml:space="preserve">(Khanna &amp; Palepu, 2010) tạo ra chi phí giao dịch bổ sung cho doanh nghiệp khi mở rộng hoạt động ra ngoài biên giới. Sự hiện diện đồng thời của nhiều voids tại Frontier và SIDS giải thích tại sao quan hệ I-P ở các nhóm này yếu hoặc âm.</w:t>
       </w:r>
     </w:p>
     <w:p>
@@ -1753,7 +1753,7 @@
         <w:pStyle w:val="FirstParagraph"/>
       </w:pPr>
       <w:r>
-        <w:t xml:space="preserve">Phát hiện này có hàm ý lý thuyết sâu sắc: heterogeneity trong các nghiên cứu I–P xuất phát chủ yếu từ sự biến thiên</w:t>
+        <w:t xml:space="preserve">Phát hiện này có hàm ý lý thuyết sâu sắc: heterogeneity trong các nghiên cứu I-P xuất phát chủ yếu từ sự biến thiên</w:t>
       </w:r>
       <w:r>
         <w:t xml:space="preserve"> </w:t>
@@ -1769,7 +1769,7 @@
         <w:t xml:space="preserve"> </w:t>
       </w:r>
       <w:r>
-        <w:t xml:space="preserve">(ví dụ: cùng một mẫu doanh nghiệp nhưng dùng các thước đo khác nhau cho cùng cấu trúc cho ra kết quả khác nhau), chứ không phải giữa các nghiên cứu với nhau. Điều này gợi ý rằng sự không nhất quán trong các nghiên cứu I–P phần lớn là vấn đề</w:t>
+        <w:t xml:space="preserve">(ví dụ: cùng một mẫu doanh nghiệp nhưng dùng các thước đo khác nhau cho cùng cấu trúc cho ra kết quả khác nhau), chứ không phải giữa các nghiên cứu với nhau. Điều này gợi ý rằng sự không nhất quán trong các nghiên cứu I-P phần lớn là vấn đề</w:t>
       </w:r>
       <w:r>
         <w:t xml:space="preserve"> </w:t>
@@ -1887,7 +1887,7 @@
         </m:r>
       </m:oMath>
       <w:r>
-        <w:t xml:space="preserve">. Điều này xác nhận rằng chế độ thể chế, được phân loại thành sáu nhóm từ Advanced Innovation-Driven (Nhóm I: Singapore, Hong Kong, Đài Loan, Hàn Quốc) đến SIDS Thái Bình Dương (Nhóm VI), là moderator có ý nghĩa thực sự cho mối quan hệ tổng hợp I–P trong các nghiên cứu. Kiểm định</w:t>
+        <w:t xml:space="preserve">. Điều này xác nhận rằng chế độ thể chế, được phân loại thành sáu nhóm từ Advanced Innovation-Driven (Nhóm I: Singapore, Hong Kong, Đài Loan, Hàn Quốc) đến SIDS Thái Bình Dương (Nhóm VI), là moderator có ý nghĩa thực sự cho mối quan hệ tổng hợp I-P trong các nghiên cứu. Kiểm định</w:t>
       </w:r>
       <w:r>
         <w:t xml:space="preserve"> </w:t>
@@ -1941,7 +1941,7 @@
         <w:pStyle w:val="BodyText"/>
       </w:pPr>
       <w:r>
-        <w:t xml:space="preserve">Gradient theo ICRV hiện diện rõ ràng trong kết quả: các nền kinh tế Advanced Innovation-Driven có hiệu ứng I–P lớn hơn so với các nền kinh tế Frontier hay SIDS. Kết quả này nhất quán với cơ chế lý thuyết từ Institutional Theory, môi trường thể chế chất lượng cao tạo điều kiện để doanh nghiệp chuyển hóa quốc tế hóa thành hiệu quả dễ dàng hơn (North, 1990; Marano et al., 2016).</w:t>
+        <w:t xml:space="preserve">Gradient theo ICRV hiện diện rõ ràng trong kết quả: các nền kinh tế Advanced Innovation-Driven có hiệu ứng I-P lớn hơn so với các nền kinh tế Frontier hay SIDS. Kết quả này nhất quán với cơ chế lý thuyết từ Institutional Theory, môi trường thể chế chất lượng cao tạo điều kiện để doanh nghiệp chuyển hóa quốc tế hóa thành hiệu quả dễ dàng hơn (North, 1990; Marano et al., 2016).</w:t>
       </w:r>
     </w:p>
     <w:bookmarkEnd w:id="29"/>
@@ -2072,7 +2072,7 @@
           <w:bCs/>
           <w:b/>
         </w:rPr>
-        <w:t xml:space="preserve">Kiểm định Begg–Mazumdar</w:t>
+        <w:t xml:space="preserve">Kiểm định Begg-Mazumdar</w:t>
       </w:r>
       <w:r>
         <w:t xml:space="preserve"> </w:t>
@@ -2325,7 +2325,7 @@
         </m:r>
       </m:oMath>
       <w:r>
-        <w:t xml:space="preserve">, khẳng định publication bias không thể bác bỏ hoàn toàn kết quả tổng hợp. Tổng hợp lại, bằng chứng publication bias được xác nhận qua kiểm định Begg–Mazumdar có ý nghĩa (</w:t>
+        <w:t xml:space="preserve">, khẳng định publication bias không thể bác bỏ hoàn toàn kết quả tổng hợp. Tổng hợp lại, bằng chứng publication bias được xác nhận qua kiểm định Begg-Mazumdar có ý nghĩa (</w:t>
       </w:r>
       <m:oMath>
         <m:r>
@@ -2780,13 +2780,13 @@
     </w:p>
     <w:bookmarkEnd w:id="34"/>
     <w:bookmarkEnd w:id="35"/>
-    <w:bookmarkStart w:id="39" w:name="Xabe361c2d5961cf19ce7ab2bd5d9bc6d758140a"/>
+    <w:bookmarkStart w:id="39" w:name="Xe82f3dce0f0627e9c9bc56dd93921b4f2535053"/>
     <w:p>
       <w:pPr>
         <w:pStyle w:val="Heading2"/>
       </w:pPr>
       <w:r>
-        <w:t xml:space="preserve">4.4 Kết quả bối cảnh thể chế trung bình cao: Trung Quốc, 2012–2024 (P5)</w:t>
+        <w:t xml:space="preserve">4.4 Kết quả bối cảnh thể chế trung bình cao: Trung Quốc, 2012-2024 (P5)</w:t>
       </w:r>
     </w:p>
     <w:bookmarkStart w:id="36" w:name="Xfb5fa188fd1fb4a9962d0cf33d126795226c748"/>
@@ -2803,7 +2803,7 @@
         <w:pStyle w:val="FirstParagraph"/>
       </w:pPr>
       <w:r>
-        <w:t xml:space="preserve">Phân tích hai giai đoạn trên dữ liệu WBES Trung Quốc (Nhóm III, Upper-middle) giai đoạn 2012–2024 xác nhận dạng quan hệ phi tuyến chữ U ngược giữa FSTS và hiệu quả hoạt động doanh nghiệp. Điểm turning point được ước lượng tại:</w:t>
+        <w:t xml:space="preserve">Phân tích hai giai đoạn trên dữ liệu WBES Trung Quốc (Nhóm III, Upper-middle) giai đoạn 2012-2024 xác nhận dạng quan hệ phi tuyến chữ U ngược giữa FSTS và hiệu quả hoạt động doanh nghiệp. Điểm turning point được ước lượng tại:</w:t>
       </w:r>
     </w:p>
     <w:p>
@@ -2886,7 +2886,7 @@
         <w:pStyle w:val="FirstParagraph"/>
       </w:pPr>
       <w:r>
-        <w:t xml:space="preserve">Luận án đặt câu hỏi thực nghiệm quan trọng: liệu hình dạng phi tuyến và điểm turning point có thay đổi qua thập kỷ 2012–2024, giai đoạn Trung Quốc chứng kiến nhiều thay đổi chính sách thương mại, căng thẳng địa chính trị và chuyển đổi số mạnh mẽ? Kiểm định Paternoster cho kết quả</w:t>
+        <w:t xml:space="preserve">Luận án đặt câu hỏi thực nghiệm quan trọng: liệu hình dạng phi tuyến và điểm turning point có thay đổi qua thập kỷ 2012-2024, giai đoạn Trung Quốc chứng kiến nhiều thay đổi chính sách thương mại, căng thẳng địa chính trị và chuyển đổi số mạnh mẽ? Kiểm định Paternoster cho kết quả</w:t>
       </w:r>
       <w:r>
         <w:t xml:space="preserve"> </w:t>
@@ -3023,7 +3023,7 @@
         </m:r>
       </m:oMath>
       <w:r>
-        <w:t xml:space="preserve">, không có ý nghĩa thống kê, nghĩa là hình dạng tổng thể của quan hệ phi tuyến không biến đổi đáng kể qua giai đoạn phân tích. Phát hiện này cho thấy trong bối cảnh Upper-middle như Trung Quốc, cơ chế căn bản của quan hệ I–P duy trì tính ổn định đáng kể, có thể phản ánh sự bù trừ giữa chi phí thích ứng tăng lên do chính sách thương mại khó đoán và năng lực tổ chức ngày càng trưởng thành của các doanh nghiệp xuất khẩu Trung Quốc.</w:t>
+        <w:t xml:space="preserve">, không có ý nghĩa thống kê, nghĩa là hình dạng tổng thể của quan hệ phi tuyến không biến đổi đáng kể qua giai đoạn phân tích. Phát hiện này cho thấy trong bối cảnh Upper-middle như Trung Quốc, cơ chế căn bản của quan hệ I-P duy trì tính ổn định đáng kể, có thể phản ánh sự bù trừ giữa chi phí thích ứng tăng lên do chính sách thương mại khó đoán và năng lực tổ chức ngày càng trưởng thành của các doanh nghiệp xuất khẩu Trung Quốc.</w:t>
       </w:r>
     </w:p>
     <w:bookmarkEnd w:id="37"/>
@@ -3294,7 +3294,7 @@
         <w:pStyle w:val="FirstParagraph"/>
       </w:pPr>
       <w:r>
-        <w:t xml:space="preserve">Cả hai hệ số đều có ý nghĩa thống kê, với hệ số bậc nhất dương và bậc hai âm xác nhận đường cong chữ U ngược. Kiểm định hình thức bằng phương pháp Lind–Mehlum (U-test) cho kết quả</w:t>
+        <w:t xml:space="preserve">Cả hai hệ số đều có ý nghĩa thống kê, với hệ số bậc nhất dương và bậc hai âm xác nhận đường cong chữ U ngược. Kiểm định hình thức bằng phương pháp Lind-Mehlum (U-test) cho kết quả</w:t>
       </w:r>
       <w:r>
         <w:t xml:space="preserve"> </w:t>
@@ -3501,7 +3501,7 @@
           <w:bCs/>
           <w:b/>
         </w:rPr>
-        <w:t xml:space="preserve">39–46% FSTS</w:t>
+        <w:t xml:space="preserve">39-46% FSTS</w:t>
       </w:r>
       <w:r>
         <w:t xml:space="preserve"> </w:t>
@@ -3834,7 +3834,7 @@
         <w:t xml:space="preserve"> </w:t>
       </w:r>
       <w:r>
-        <w:t xml:space="preserve">quan sát (M3–M5), phản ánh missing data trong biến sở hữu nước ngoài và tuổi doanh nghiệp ở các nền kinh tế nhỏ và sóng WBES sớm. Mô hình M5 với country fixed effects và year fixed effects, cấu hình mạnh nhất về kiểm soát phương sai không quan sát (</w:t>
+        <w:t xml:space="preserve">quan sát (M3-M5), phản ánh missing data trong biến sở hữu nước ngoài và tuổi doanh nghiệp ở các nền kinh tế nhỏ và sóng WBES sớm. Mô hình M5 với country fixed effects và year fixed effects, cấu hình mạnh nhất về kiểm soát phương sai không quan sát (</w:t>
       </w:r>
       <m:oMath>
         <m:sSup>
@@ -3972,7 +3972,7 @@
         <w:pStyle w:val="FirstParagraph"/>
       </w:pPr>
       <w:r>
-        <w:t xml:space="preserve">Turning point dao động nhất quán trong dải hẹp 33,8–40,0% FSTS qua tất cả các đặc tả M2–M9, và được xác nhận lại trong mô hình điều tiết ba chiều đầy đủ M11 (</w:t>
+        <w:t xml:space="preserve">Turning point dao động nhất quán trong dải hẹp 33,8-40,0% FSTS qua tất cả các đặc tả M2-M9, và được xác nhận lại trong mô hình điều tiết ba chiều đầy đủ M11 (</w:t>
       </w:r>
       <m:oMath>
         <m:r>
@@ -4181,7 +4181,7 @@
         <w:pStyle w:val="FirstParagraph"/>
       </w:pPr>
       <w:r>
-        <w:t xml:space="preserve">Gradient này nhất quán với dự đoán của Institutional Theory: trong môi trường thể chế mạnh (Nhóm I), doanh nghiệp hoàn thu chi phí quốc tế hóa tại mức FSTS thấp hơn, tức là đạt đỉnh hiệu quả sớm hơn. Ngược lại, tại các nền kinh tế thể chế yếu (Nhóm V–VI), doanh nghiệp cần mức độ quốc tế hóa cao hơn để bù đắp chi phí giao dịch và bất định thể chế, nên turning point xuất hiện muộn hơn, ở mức FSTS cao hơn.</w:t>
+        <w:t xml:space="preserve">Gradient này nhất quán với dự đoán của Institutional Theory: trong môi trường thể chế mạnh (Nhóm I), doanh nghiệp hoàn thu chi phí quốc tế hóa tại mức FSTS thấp hơn, tức là đạt đỉnh hiệu quả sớm hơn. Ngược lại, tại các nền kinh tế thể chế yếu (Nhóm V-VI), doanh nghiệp cần mức độ quốc tế hóa cao hơn để bù đắp chi phí giao dịch và bất định thể chế, nên turning point xuất hiện muộn hơn, ở mức FSTS cao hơn.</w:t>
       </w:r>
     </w:p>
     <w:p>
@@ -4355,7 +4355,7 @@
         <w:t xml:space="preserve">được xác nhận một phần</w:t>
       </w:r>
       <w:r>
-        <w:t xml:space="preserve">: TCI là yếu tố nâng mặt bằng năng suất nhất quán, nhưng vai trò uốn hình dạng đường cong I–P chỉ xuất hiện trong bối cảnh quốc gia cụ thể (P3 Việt Nam), không phổ quát xuyên toàn mẫu.</w:t>
+        <w:t xml:space="preserve">: TCI là yếu tố nâng mặt bằng năng suất nhất quán, nhưng vai trò uốn hình dạng đường cong I-P chỉ xuất hiện trong bối cảnh quốc gia cụ thể (P3 Việt Nam), không phổ quát xuyên toàn mẫu.</w:t>
       </w:r>
     </w:p>
     <w:p>
@@ -4664,7 +4664,7 @@
         </m:r>
       </m:oMath>
       <w:r>
-        <w:t xml:space="preserve">). Pattern âm rồi dương này cho thấy doanh nghiệp DAI cao có đường cong I–P phẳng hơn nhưng dịch lên, tổn thất hiệu suất ít hơn khi quốc tế hóa cao. Tương tác DAI×ICRV (</w:t>
+        <w:t xml:space="preserve">). Pattern âm rồi dương này cho thấy doanh nghiệp DAI cao có đường cong I-P phẳng hơn nhưng dịch lên, tổn thất hiệu suất ít hơn khi quốc tế hóa cao. Tương tác DAI×ICRV (</w:t>
       </w:r>
       <m:oMath>
         <m:r>
@@ -5191,7 +5191,7 @@
         <w:pStyle w:val="BodyText"/>
       </w:pPr>
       <w:r>
-        <w:t xml:space="preserve">Kết quả FIP là đóng góp lý thuyết gốc của luận án, lần đầu tiên được ghi nhận và đặt tên trong các nghiên cứu internationalization–firm performance cho khu vực Thái Bình Dương.</w:t>
+        <w:t xml:space="preserve">Kết quả FIP là đóng góp lý thuyết gốc của luận án, lần đầu tiên được ghi nhận và đặt tên trong các nghiên cứu internationalization-firm performance cho khu vực Thái Bình Dương.</w:t>
       </w:r>
     </w:p>
     <w:p>
@@ -5286,7 +5286,7 @@
               <w:jc w:val="left"/>
             </w:pPr>
             <w:r>
-              <w:t xml:space="preserve">I–P có dạng inverted-U</w:t>
+              <w:t xml:space="preserve">I-P có dạng inverted-U</w:t>
             </w:r>
           </w:p>
         </w:tc>
@@ -5324,7 +5324,7 @@
               <w:jc w:val="left"/>
             </w:pPr>
             <w:r>
-              <w:t xml:space="preserve">TCI khuếch đại I–P</w:t>
+              <w:t xml:space="preserve">TCI khuếch đại I-P</w:t>
             </w:r>
           </w:p>
         </w:tc>
@@ -5362,7 +5362,7 @@
               <w:jc w:val="left"/>
             </w:pPr>
             <w:r>
-              <w:t xml:space="preserve">DAI thay đổi độ dốc I–P</w:t>
+              <w:t xml:space="preserve">DAI thay đổi độ dốc I-P</w:t>
             </w:r>
           </w:p>
         </w:tc>
@@ -5456,7 +5456,7 @@
               <w:jc w:val="left"/>
             </w:pPr>
             <w:r>
-              <w:t xml:space="preserve">Thể chế điều tiết gradient I–P</w:t>
+              <w:t xml:space="preserve">Thể chế điều tiết gradient I-P</w:t>
             </w:r>
           </w:p>
         </w:tc>
@@ -5598,7 +5598,7 @@
               <w:jc w:val="left"/>
             </w:pPr>
             <w:r>
-              <w:t xml:space="preserve">Hình dạng I–P thay đổi theo thời gian</w:t>
+              <w:t xml:space="preserve">Hình dạng I-P thay đổi theo thời gian</w:t>
             </w:r>
           </w:p>
         </w:tc>
@@ -5844,7 +5844,7 @@
         <w:t xml:space="preserve">Journal of Business Research</w:t>
       </w:r>
       <w:r>
-        <w:t xml:space="preserve">, 139, 281–295.</w:t>
+        <w:t xml:space="preserve">, 139, 281-295.</w:t>
       </w:r>
     </w:p>
     <w:p>
@@ -5865,7 +5865,7 @@
         <w:t xml:space="preserve">Management International Review, 47</w:t>
       </w:r>
       <w:r>
-        <w:t xml:space="preserve">(3), 319–347.</w:t>
+        <w:t xml:space="preserve">(3), 319-347.</w:t>
       </w:r>
     </w:p>
     <w:p>
@@ -5910,7 +5910,7 @@
         <w:t xml:space="preserve">Quarterly Journal of Economics, 124</w:t>
       </w:r>
       <w:r>
-        <w:t xml:space="preserve">(4), 1403–1448.</w:t>
+        <w:t xml:space="preserve">(4), 1403-1448.</w:t>
       </w:r>
     </w:p>
     <w:p>
@@ -5931,7 +5931,7 @@
         <w:t xml:space="preserve">Hague Journal on the Rule of Law, 3</w:t>
       </w:r>
       <w:r>
-        <w:t xml:space="preserve">(2), 220–246.</w:t>
+        <w:t xml:space="preserve">(2), 220-246.</w:t>
       </w:r>
     </w:p>
     <w:p>
@@ -5973,7 +5973,7 @@
         <w:t xml:space="preserve">Global Strategy Journal, 2</w:t>
       </w:r>
       <w:r>
-        <w:t xml:space="preserve">(2), 108–121.</w:t>
+        <w:t xml:space="preserve">(2), 108-121.</w:t>
       </w:r>
     </w:p>
     <w:p>
@@ -5994,7 +5994,7 @@
         <w:t xml:space="preserve">Oxford Bulletin of Economics and Statistics, 72</w:t>
       </w:r>
       <w:r>
-        <w:t xml:space="preserve">(1), 109–118.</w:t>
+        <w:t xml:space="preserve">(1), 109-118.</w:t>
       </w:r>
     </w:p>
     <w:p>
@@ -6015,7 +6015,7 @@
         <w:t xml:space="preserve">Journal of Management, 42</w:t>
       </w:r>
       <w:r>
-        <w:t xml:space="preserve">(5), 1075–1110.</w:t>
+        <w:t xml:space="preserve">(5), 1075-1110.</w:t>
       </w:r>
     </w:p>
     <w:p>
@@ -6057,7 +6057,7 @@
         <w:t xml:space="preserve">Criminology, 36</w:t>
       </w:r>
       <w:r>
-        <w:t xml:space="preserve">(4), 859–866.</w:t>
+        <w:t xml:space="preserve">(4), 859-866.</w:t>
       </w:r>
     </w:p>
     <w:p>
@@ -6078,7 +6078,7 @@
         <w:t xml:space="preserve">Journal of Business Research</w:t>
       </w:r>
       <w:r>
-        <w:t xml:space="preserve">, 122, 889–901.</w:t>
+        <w:t xml:space="preserve">, 122, 889-901.</w:t>
       </w:r>
     </w:p>
     <w:p>

--- a/dist/downloads/chuong_4_ket_qua.docx
+++ b/dist/downloads/chuong_4_ket_qua.docx
@@ -338,7 +338,7 @@
               <w:jc w:val="left"/>
             </w:pPr>
             <w:r>
-              <w:t xml:space="preserve">,</w:t>
+              <w:t xml:space="preserve">-</w:t>
             </w:r>
           </w:p>
         </w:tc>
@@ -680,43 +680,43 @@
               <w:jc w:val="left"/>
             </w:pPr>
             <w:r>
-              <w:t xml:space="preserve">,</w:t>
-            </w:r>
-          </w:p>
-        </w:tc>
-        <w:tc>
-          <w:tcPr/>
-          <w:p>
-            <w:pPr>
-              <w:pStyle w:val="Compact"/>
-              <w:jc w:val="left"/>
-            </w:pPr>
-            <w:r>
-              <w:t xml:space="preserve">,</w:t>
-            </w:r>
-          </w:p>
-        </w:tc>
-        <w:tc>
-          <w:tcPr/>
-          <w:p>
-            <w:pPr>
-              <w:pStyle w:val="Compact"/>
-              <w:jc w:val="left"/>
-            </w:pPr>
-            <w:r>
-              <w:t xml:space="preserve">,</w:t>
-            </w:r>
-          </w:p>
-        </w:tc>
-        <w:tc>
-          <w:tcPr/>
-          <w:p>
-            <w:pPr>
-              <w:pStyle w:val="Compact"/>
-              <w:jc w:val="left"/>
-            </w:pPr>
-            <w:r>
-              <w:t xml:space="preserve">,</w:t>
+              <w:t xml:space="preserve">-</w:t>
+            </w:r>
+          </w:p>
+        </w:tc>
+        <w:tc>
+          <w:tcPr/>
+          <w:p>
+            <w:pPr>
+              <w:pStyle w:val="Compact"/>
+              <w:jc w:val="left"/>
+            </w:pPr>
+            <w:r>
+              <w:t xml:space="preserve">-</w:t>
+            </w:r>
+          </w:p>
+        </w:tc>
+        <w:tc>
+          <w:tcPr/>
+          <w:p>
+            <w:pPr>
+              <w:pStyle w:val="Compact"/>
+              <w:jc w:val="left"/>
+            </w:pPr>
+            <w:r>
+              <w:t xml:space="preserve">-</w:t>
+            </w:r>
+          </w:p>
+        </w:tc>
+        <w:tc>
+          <w:tcPr/>
+          <w:p>
+            <w:pPr>
+              <w:pStyle w:val="Compact"/>
+              <w:jc w:val="left"/>
+            </w:pPr>
+            <w:r>
+              <w:t xml:space="preserve">-</w:t>
             </w:r>
           </w:p>
         </w:tc>

--- a/dist/downloads/chuong_4_ket_qua.docx
+++ b/dist/downloads/chuong_4_ket_qua.docx
@@ -33,7 +33,7 @@
         <w:pStyle w:val="FirstParagraph"/>
       </w:pPr>
       <w:r>
-        <w:t xml:space="preserve">Chương 4 trình bày toàn bộ kết quả nghiên cứu của luận án theo logic đi từ bức tranh thực trạng mô tả (§4.1) đến bằng chứng tổng hợp ở cấp meta-analytic (§4.2), sau đó đến bằng chứng quốc gia cụ thể và cuối cùng là kiểm định toàn mẫu đa quốc gia. Cấu trúc trình bày gồm tám phần chính, bắt đầu bằng thực trạng quốc tế hóa và hiệu quả hoạt động kinh doanh tại châu Á theo các phân nhóm con thể chế ICRV, tiếp theo là: (ii) kết quả meta-analysis ba tầng (P6); (iii) bối cảnh thể chế tiên tiến đổi mới tại Singapore (P4); (iv) bối cảnh thể chế trung bình cao tại Trung Quốc (P5); (v) bối cảnh chuyển đổi bậc thấp đến trung tại Việt Nam (P3); (vi) kiểm định toàn mẫu châu Á đa bối cảnh (P7); (vii) trường hợp biên là các nền kinh tế đảo nhỏ đang phát triển ở Thái Bình Dương (P8); và (viii) tổng hợp kết quả theo hệ giả thuyết.</w:t>
+        <w:t xml:space="preserve">Chương 4 trình bày toàn bộ kết quả nghiên cứu của luận án theo logic đi từ bức tranh thực trạng mô tả (Mục 4.1) đến bằng chứng tổng hợp ở cấp meta-analytic (Mục 4.2), sau đó đến bằng chứng quốc gia cụ thể và cuối cùng là kiểm định toàn mẫu đa quốc gia. Cấu trúc trình bày gồm tám phần chính, bắt đầu bằng thực trạng quốc tế hóa và hiệu quả hoạt động kinh doanh tại châu Á theo các phân nhóm con thể chế ICRV, tiếp theo là: (ii) kết quả meta-analysis ba tầng (P6); (iii) bối cảnh thể chế tiên tiến đổi mới tại Singapore (P4); (iv) bối cảnh thể chế trung bình cao tại Trung Quốc (P5); (v) bối cảnh chuyển đổi bậc thấp đến trung tại Việt Nam (P3); (vi) kiểm định toàn mẫu châu Á đa bối cảnh (P7); (vii) trường hợp biên là các nền kinh tế đảo nhỏ đang phát triển ở Thái Bình Dương (P8); và (viii) tổng hợp kết quả theo hệ giả thuyết.</w:t>
       </w:r>
     </w:p>
     <w:p>
@@ -2312,7 +2312,21 @@
           <m:t>=</m:t>
         </m:r>
         <m:r>
-          <m:t>1</m:t>
+          <m:t>1.200</m:t>
+        </m:r>
+      </m:oMath>
+      <w:r>
+        <w:t xml:space="preserve">, khẳng định publication bias không thể bác bỏ hoàn toàn kết quả tổng hợp. Tổng hợp lại, bằng chứng publication bias được xác nhận qua kiểm định Begg-Mazumdar có ý nghĩa (</w:t>
+      </w:r>
+      <m:oMath>
+        <m:r>
+          <m:t>p</m:t>
+        </m:r>
+        <m:r>
+          <m:rPr>
+            <m:sty m:val="p"/>
+          </m:rPr>
+          <m:t>=</m:t>
         </m:r>
         <m:r>
           <m:rPr>
@@ -2321,15 +2335,18 @@
           <m:t>,</m:t>
         </m:r>
         <m:r>
-          <m:t>200</m:t>
+          <m:t>0007</m:t>
         </m:r>
       </m:oMath>
       <w:r>
-        <w:t xml:space="preserve">, khẳng định publication bias không thể bác bỏ hoàn toàn kết quả tổng hợp. Tổng hợp lại, bằng chứng publication bias được xác nhận qua kiểm định Begg-Mazumdar có ý nghĩa (</w:t>
+        <w:t xml:space="preserve">): pooled effect thực</w:t>
+      </w:r>
+      <w:r>
+        <w:t xml:space="preserve"> </w:t>
       </w:r>
       <m:oMath>
         <m:r>
-          <m:t>p</m:t>
+          <m:t>r</m:t>
         </m:r>
         <m:r>
           <m:rPr>
@@ -2338,49 +2355,23 @@
           <m:t>=</m:t>
         </m:r>
         <m:r>
+          <m:t>0</m:t>
+        </m:r>
+        <m:r>
           <m:rPr>
             <m:sty m:val="p"/>
           </m:rPr>
           <m:t>,</m:t>
         </m:r>
         <m:r>
-          <m:t>0007</m:t>
+          <m:t>074</m:t>
         </m:r>
       </m:oMath>
       <w:r>
-        <w:t xml:space="preserve">): pooled effect thực</w:t>
-      </w:r>
-      <w:r>
-        <w:t xml:space="preserve"> </w:t>
-      </w:r>
-      <m:oMath>
-        <m:r>
-          <m:t>r</m:t>
-        </m:r>
-        <m:r>
-          <m:rPr>
-            <m:sty m:val="p"/>
-          </m:rPr>
-          <m:t>=</m:t>
-        </m:r>
-        <m:r>
-          <m:t>0</m:t>
-        </m:r>
-        <m:r>
-          <m:rPr>
-            <m:sty m:val="p"/>
-          </m:rPr>
-          <m:t>,</m:t>
-        </m:r>
-        <m:r>
-          <m:t>074</m:t>
-        </m:r>
-      </m:oMath>
-      <w:r>
-        <w:t xml:space="preserve"> </w:t>
-      </w:r>
-      <w:r>
-        <w:t xml:space="preserve">có thể bị thổi phồng so với hiệu ứng dân số thực, với ước lượng bảo thủ hơn là</w:t>
+        <w:t xml:space="preserve"> </w:t>
+      </w:r>
+      <w:r>
+        <w:t xml:space="preserve">có thể bị thổi phồng so với hiệu ứng tổng thể thực, với ước lượng bảo thủ hơn là</w:t>
       </w:r>
       <w:r>
         <w:t xml:space="preserve"> </w:t>

--- a/dist/downloads/chuong_4_ket_qua.docx
+++ b/dist/downloads/chuong_4_ket_qua.docx
@@ -33,7 +33,7 @@
         <w:pStyle w:val="FirstParagraph"/>
       </w:pPr>
       <w:r>
-        <w:t xml:space="preserve">Chương 4 trình bày toàn bộ kết quả nghiên cứu của luận án theo logic đi từ bức tranh thực trạng mô tả (Mục 4.1) đến bằng chứng tổng hợp ở cấp meta-analytic (Mục 4.2), sau đó đến bằng chứng quốc gia cụ thể và cuối cùng là kiểm định toàn mẫu đa quốc gia. Cấu trúc trình bày gồm tám phần chính, bắt đầu bằng thực trạng quốc tế hóa và hiệu quả hoạt động kinh doanh tại châu Á theo các phân nhóm con thể chế ICRV, tiếp theo là: (ii) kết quả meta-analysis ba tầng (P6); (iii) bối cảnh thể chế tiên tiến đổi mới tại Singapore (P4); (iv) bối cảnh thể chế trung bình cao tại Trung Quốc (P5); (v) bối cảnh chuyển đổi bậc thấp đến trung tại Việt Nam (P3); (vi) kiểm định toàn mẫu châu Á đa bối cảnh (P7); (vii) trường hợp biên là các nền kinh tế đảo nhỏ đang phát triển ở Thái Bình Dương (P8); và (viii) tổng hợp kết quả theo hệ giả thuyết.</w:t>
+        <w:t xml:space="preserve">Chương 4 trình bày toàn bộ kết quả nghiên cứu của luận án theo một mạch logic: từ bức tranh thực trạng mô tả (Mục 4.1) đến bằng chứng tổng hợp ở cấp phân tích tổng hợp (Mục 4.2), rồi đến bằng chứng theo từng quốc gia, và sau cùng là kiểm định toàn mẫu đa quốc gia. Cấu trúc trình bày gồm tám phần chính, mở đầu bằng thực trạng quốc tế hóa và hiệu quả hoạt động kinh doanh tại châu Á theo các nhóm con thể chế ICRV, rồi lần lượt là: (ii) kết quả phân tích tổng hợp ba tầng (P6); (iii) bối cảnh thể chế tiên tiến dẫn dắt bằng đổi mới tại Singapore (P4); (iv) bối cảnh thể chế thu nhập trung bình cao tại Trung Quốc (P5); (v) bối cảnh chuyển đổi thu nhập trung bình thấp tại Việt Nam (P3); (vi) kiểm định toàn mẫu châu Á đa bối cảnh (P7); (vii) trường hợp biên là các nền kinh tế đảo nhỏ đang phát triển ở Thái Bình Dương (P8); và (viii) tổng hợp kết quả theo hệ giả thuyết.</w:t>
       </w:r>
     </w:p>
     <w:p>
@@ -739,7 +739,7 @@
         <w:pStyle w:val="BodyText"/>
       </w:pPr>
       <w:r>
-        <w:t xml:space="preserve">Phát hiện quan trọng nhất từ thực trạng mô tả là sự phân biệt nội bộ trong nhóm Advanced: tỷ số phân tán giữa nhóm đổi mới sáng tạo dẫn dắt (Singapore, Hàn Quốc, Đài Loan, sd</w:t>
+        <w:t xml:space="preserve">Phát hiện quan trọng nhất từ thực trạng mô tả là sự phân biệt trong nội bộ nhóm tiên tiến. Tỷ số phân tán giữa nhóm dẫn dắt bằng đổi mới (Singapore, Hàn Quốc, Đài Loan, sd</w:t>
       </w:r>
       <w:r>
         <w:t xml:space="preserve"> </w:t>
@@ -756,7 +756,7 @@
         <w:t xml:space="preserve"> </w:t>
       </w:r>
       <w:r>
-        <w:t xml:space="preserve">1,03) và nhóm tài nguyên dẫn dắt (Saudi Arabia, Qatar, Kuwait, sd</w:t>
+        <w:t xml:space="preserve">1,03) và nhóm dẫn dắt bằng tài nguyên (Saudi Arabia, Qatar, Kuwait, sd</w:t>
       </w:r>
       <w:r>
         <w:t xml:space="preserve"> </w:t>
@@ -773,7 +773,7 @@
         <w:t xml:space="preserve"> </w:t>
       </w:r>
       <w:r>
-        <w:t xml:space="preserve">0,49) xấp xỉ 2,1 lần, phản ánh hai cơ chế tăng trưởng và phân phối hoàn toàn khác nhau. Phân nhóm con tài nguyên dẫn dắt có độ phân tán năng suất thấp nhất toàn bộ pool, biểu hiện của kinh tế nhà nước tô (rentier economy) nơi phân phối lại từ xuất khẩu dầu mỏ thu hẹp khoảng cách năng suất giữa doanh nghiệp, nhưng không nhất thiết phản ánh hiệu quả doanh nghiệp đáng kể. Điều này gợi ý rằng việc gộp hai loại Advanced vào một nhóm duy nhất (như các nghiên cứu trước thường làm) sẽ che khuất cơ chế quan trọng này.</w:t>
+        <w:t xml:space="preserve">0,49) xấp xỉ 2,1 lần, phản ánh hai cơ chế tăng trưởng và phân phối hoàn toàn khác nhau. Nhóm con dẫn dắt bằng tài nguyên có độ phân tán năng suất thấp nhất toàn bộ mẫu, đặc trưng của một nền kinh tế dựa vào tô tài nguyên, nơi phần phân phối lại từ xuất khẩu dầu mỏ thu hẹp khoảng cách năng suất giữa các doanh nghiệp, nhưng không hẳn phản ánh hiệu quả doanh nghiệp ở mức đáng kể. Điều này cho thấy việc gộp hai loại nền kinh tế tiên tiến vào một nhóm duy nhất, như các nghiên cứu trước thường làm, sẽ che khuất chính cơ chế quan trọng này.</w:t>
       </w:r>
     </w:p>
     <w:bookmarkEnd w:id="22"/>
@@ -791,7 +791,7 @@
         <w:pStyle w:val="FirstParagraph"/>
       </w:pPr>
       <w:r>
-        <w:t xml:space="preserve">Trung vị FSTS bằng 0% trong tất cả các phân nhóm, chỉ 15-23% doanh nghiệp tham gia xuất khẩu tùy theo bối cảnh. Phân phối FSTS có dạng phân cực mạnh: đại đa số không xuất khẩu, trong khi một thiểu số nhỏ có tỷ lệ xuất khẩu rất cao. Phân cực này đặt ra vấn đề phương pháp quan trọng cho nghiên cứu I-P: kết quả hồi quy trên toàn mẫu bị kéo bởi hành vi của thiểu số xuất khẩu tích cực.</w:t>
+        <w:t xml:space="preserve">Trung vị FSTS bằng 0% ở tất cả các nhóm, và chỉ 15-23% doanh nghiệp tham gia xuất khẩu tùy bối cảnh. Phân phối FSTS phân cực mạnh: đại đa số không xuất khẩu, trong khi một thiểu số nhỏ lại có tỷ lệ xuất khẩu rất cao. Sự phân cực này đặt ra một vấn đề phương pháp quan trọng cho nghiên cứu I-P, đó là kết quả hồi quy trên toàn mẫu bị kéo lệch bởi hành vi của nhóm thiểu số xuất khẩu tích cực.</w:t>
       </w:r>
     </w:p>
     <w:p>
@@ -799,7 +799,7 @@
         <w:pStyle w:val="BodyText"/>
       </w:pPr>
       <w:r>
-        <w:t xml:space="preserve">Cường độ quốc tế hóa (FSTS trung bình, tính trên toàn mẫu gồm cả doanh nghiệp không xuất khẩu) dao động từ 6,3% (SIDS) đến 10,3% (Upper-middle), với mức trung bình khu vực khoảng 8,8%. Điều đáng chú ý là Upper-middle và Advanced có cùng FSTS trung bình (~10%) nhưng cơ chế xuất khẩu hoàn toàn khác: Advanced chủ yếu dịch vụ và hàng hóa hàm lượng tri thức cao; Upper-middle chủ yếu sản xuất theo chuỗi giá trị toàn cầu với biên lợi nhuận khác nhau.</w:t>
+        <w:t xml:space="preserve">Cường độ quốc tế hóa, tức FSTS trung bình tính trên toàn mẫu gồm cả doanh nghiệp không xuất khẩu, dao động từ 6,3% ở nhóm đảo nhỏ đến 10,3% ở nhóm thu nhập trung bình cao, với mức trung bình khu vực khoảng 8,8%. Đáng chú ý là nhóm thu nhập trung bình cao và nhóm tiên tiến có cùng FSTS trung bình, khoảng 10%, nhưng cơ chế xuất khẩu lại khác hẳn: nhóm tiên tiến chủ yếu xuất khẩu dịch vụ và hàng hóa hàm lượng tri thức cao, còn nhóm thu nhập trung bình cao chủ yếu sản xuất theo chuỗi giá trị toàn cầu với biên lợi nhuận khác nhau.</w:t>
       </w:r>
     </w:p>
     <w:bookmarkEnd w:id="23"/>
@@ -1330,25 +1330,7 @@
         <w:pStyle w:val="BodyText"/>
       </w:pPr>
       <w:r>
-        <w:t xml:space="preserve">Phát hiện đáng chú ý là pattern</w:t>
-      </w:r>
-      <w:r>
-        <w:t xml:space="preserve"> </w:t>
-      </w:r>
-      <w:r>
-        <w:t xml:space="preserve">“</w:t>
-      </w:r>
-      <w:r>
-        <w:t xml:space="preserve">nhảy vọt số</w:t>
-      </w:r>
-      <w:r>
-        <w:t xml:space="preserve">”</w:t>
-      </w:r>
-      <w:r>
-        <w:t xml:space="preserve"> </w:t>
-      </w:r>
-      <w:r>
-        <w:t xml:space="preserve">(digital leapfrogging) ở SIDS: tỷ lệ website 58,9% vượt cả nhóm Emerging (49,2%) dù GNI thấp hơn đáng kể, phản ánh thực tế rằng số hóa bề mặt (website) ở SIDS là công cụ sinh tồn chứ không phải công cụ tối ưu hóa hiệu quả. Kết quả này cũng hỗ trợ lập luận lý thuyết về sự phân biệt giữa DAI (chấp nhận số bề mặt) và TCI (năng lực công nghệ chiều sâu): SIDS có DAI cao nhưng TCI thấp nhất, và đây là nhóm duy nhất có quan hệ I-P âm đơn điệu.</w:t>
+        <w:t xml:space="preserve">Phát hiện đáng chú ý là hiện tượng nhảy vọt số ở nhóm đảo nhỏ: tỷ lệ trang web 58,9% vượt cả nhóm mới nổi (49,2%) dù thu nhập quốc gia thấp hơn đáng kể. Điều này phản ánh một thực tế là số hóa bề mặt, ở đây là trang web, tại nhóm đảo nhỏ chỉ là công cụ sinh tồn chứ không phải công cụ tối ưu hóa hiệu quả. Kết quả này cũng củng cố lập luận lý thuyết về sự phân biệt giữa DAI, tức chấp nhận số bề mặt, và TCI, tức năng lực công nghệ chiều sâu: nhóm đảo nhỏ có DAI cao nhưng TCI thấp nhất, và đây cũng là nhóm duy nhất có quan hệ I-P âm đơn điệu.</w:t>
       </w:r>
     </w:p>
     <w:p>
@@ -1356,7 +1338,7 @@
         <w:pStyle w:val="BodyText"/>
       </w:pPr>
       <w:r>
-        <w:t xml:space="preserve">Hiện tượng tương quan âm giữa DAI Tier-1 và năng suất trong nhóm Advanced (-0,129) là ảo ảnh thống kê do bão hòa Tier-1: hầu hết doanh nghiệp Advanced đã có website từ lâu, khiến biến nhị phân này không còn phân biệt được doanh nghiệp hiệu quả và kém hiệu quả trong nhóm đó. Khi loại trừ doanh nghiệp ICT, hệ số âm biến mất, xác nhận đây là vấn đề đo lường chứ không phải quan hệ nhân quả thực.</w:t>
+        <w:t xml:space="preserve">Tương quan âm giữa DAI Tier-1 và năng suất trong nhóm tiên tiến (-0,129) là một ảo ảnh thống kê do bão hòa Tier-1: hầu hết doanh nghiệp tiên tiến đã có trang web từ lâu, khiến biến nhị phân này không còn phân biệt được doanh nghiệp hiệu quả với kém hiệu quả trong nhóm đó. Khi loại trừ doanh nghiệp công nghệ thông tin, hệ số âm biến mất, xác nhận đây là vấn đề đo lường chứ không phải quan hệ nhân quả thực.</w:t>
       </w:r>
     </w:p>
     <w:bookmarkEnd w:id="24"/>
@@ -1374,25 +1356,7 @@
         <w:pStyle w:val="FirstParagraph"/>
       </w:pPr>
       <w:r>
-        <w:t xml:space="preserve">Phân tích thực trạng xác định bốn rào cản cấu trúc phổ biến nhất ảnh hưởng đến khả năng quốc tế hóa và hiệu quả doanh nghiệp tại châu Á: (i) tiếp cận tài chính hạn chế, đặc biệt nghiêm trọng ở Frontier và Emerging; (ii) thiếu hụt lao động có kỹ năng; (iii) cạnh tranh từ doanh nghiệp phi chính thức; và (iv) nguồn cung điện không đáng tin cậy. Bốn rào cản này hình thành</w:t>
-      </w:r>
-      <w:r>
-        <w:t xml:space="preserve"> </w:t>
-      </w:r>
-      <w:r>
-        <w:t xml:space="preserve">“</w:t>
-      </w:r>
-      <w:r>
-        <w:t xml:space="preserve">institutional voids</w:t>
-      </w:r>
-      <w:r>
-        <w:t xml:space="preserve">”</w:t>
-      </w:r>
-      <w:r>
-        <w:t xml:space="preserve"> </w:t>
-      </w:r>
-      <w:r>
-        <w:t xml:space="preserve">(Khanna &amp; Palepu, 2010) tạo ra chi phí giao dịch bổ sung cho doanh nghiệp khi mở rộng hoạt động ra ngoài biên giới. Sự hiện diện đồng thời của nhiều voids tại Frontier và SIDS giải thích tại sao quan hệ I-P ở các nhóm này yếu hoặc âm.</w:t>
+        <w:t xml:space="preserve">Phân tích thực trạng xác định bốn rào cản cấu trúc phổ biến nhất, vốn ảnh hưởng đến khả năng quốc tế hóa và hiệu quả doanh nghiệp tại châu Á: tiếp cận tài chính hạn chế, đặc biệt nghiêm trọng ở nhóm cận biên và mới nổi; thiếu hụt lao động có kỹ năng; cạnh tranh từ doanh nghiệp phi chính thức; và nguồn cung điện không đáng tin cậy. Bốn rào cản này hợp thành những khoảng trống thể chế (Khanna &amp; Palepu, 2010), tạo ra chi phí giao dịch bổ sung cho doanh nghiệp khi mở rộng hoạt động ra ngoài biên giới. Việc nhiều khoảng trống cùng hiện diện tại nhóm cận biên và đảo nhỏ giải thích vì sao quan hệ I-P ở các nhóm này yếu hoặc âm.</w:t>
       </w:r>
     </w:p>
     <w:p>
@@ -1427,7 +1391,7 @@
         <w:pStyle w:val="FirstParagraph"/>
       </w:pPr>
       <w:r>
-        <w:t xml:space="preserve">Phân tích meta-analytic tổng hợp ba tầng (three-level multilevel meta-analysis, MARA) được tiến hành trên tập dữ liệu gồm</w:t>
+        <w:t xml:space="preserve">Phân tích tổng hợp ba tầng được tiến hành trên tập dữ liệu gồm</w:t>
       </w:r>
       <w:r>
         <w:t xml:space="preserve"> </w:t>
@@ -1450,7 +1414,7 @@
         <w:t xml:space="preserve"> </w:t>
       </w:r>
       <w:r>
-        <w:t xml:space="preserve">nghiên cứu với tổng cộng hàng trăm cặp effect-size đa dạng theo vùng địa lý, giai đoạn và phương pháp. Kết quả cho thấy hiệu ứng tổng hợp (pooled correlation) là</w:t>
+        <w:t xml:space="preserve">nghiên cứu, với tổng cộng hàng trăm cặp mức độ ảnh hưởng đa dạng theo vùng địa lý, giai đoạn và phương pháp. Kết quả cho thấy hiệu ứng tổng hợp là</w:t>
       </w:r>
       <w:r>
         <w:t xml:space="preserve"> </w:t>
@@ -1493,7 +1457,7 @@
         <w:t xml:space="preserve"> </w:t>
       </w:r>
       <w:r>
-        <w:t xml:space="preserve">này khẳng định bức tranh tổng quát từ các meta-analyses trước đây của Bausch và Krist (2007), Kirca et al. (2012), Marano et al. (2016) và Arte và Larimo (2022): mối quan hệ tổng hợp giữa quốc tế hóa và hiệu quả hoạt động là dương nhưng có biên độ khiêm tốn.</w:t>
+        <w:t xml:space="preserve">này khẳng định bức tranh tổng quát từ các phân tích tổng hợp trước đây của Bausch và Krist (2007), Kirca et al. (2012), Marano et al. (2016) và Arte và Larimo (2022): quan hệ tổng hợp giữa quốc tế hóa và hiệu quả hoạt động là dương nhưng có biên độ khiêm tốn.</w:t>
       </w:r>
     </w:p>
     <w:p>
@@ -1501,7 +1465,7 @@
         <w:pStyle w:val="BodyText"/>
       </w:pPr>
       <w:r>
-        <w:t xml:space="preserve">Đặc biệt đáng lưu ý, kết quả P6 hoàn toàn nhất quán với baseline meta-analysis đã công bố tại hội nghị ICBEF 2024 của Do và Phan (2024), với</w:t>
+        <w:t xml:space="preserve">Đáng lưu ý là kết quả P6 hoàn toàn nhất quán với phân tích tổng hợp nền tảng đã công bố tại hội nghị ICBEF 2024 của Do và Phan (2024), vốn có</w:t>
       </w:r>
       <w:r>
         <w:t xml:space="preserve"> </w:t>
@@ -1553,7 +1517,7 @@
         </m:r>
       </m:oMath>
       <w:r>
-        <w:t xml:space="preserve">, sự hội tụ này tạo ra bằng chứng chéo vững chắc khi mở rộng pool lên gần gấp đôi số nghiên cứu.</w:t>
+        <w:t xml:space="preserve">. Sự hội tụ này tạo ra bằng chứng chéo vững chắc, ngay cả khi tập nghiên cứu được mở rộng lên gần gấp đôi.</w:t>
       </w:r>
     </w:p>
     <w:bookmarkEnd w:id="27"/>
@@ -1571,7 +1535,7 @@
         <w:pStyle w:val="FirstParagraph"/>
       </w:pPr>
       <w:r>
-        <w:t xml:space="preserve">Kết quả quan trọng nhất của phân tích MARA không phải là giá trị điểm của</w:t>
+        <w:t xml:space="preserve">Kết quả quan trọng nhất của phân tích này không nằm ở giá trị điểm của</w:t>
       </w:r>
       <w:r>
         <w:t xml:space="preserve"> </w:t>
@@ -1582,10 +1546,7 @@
         </m:r>
       </m:oMath>
       <w:r>
-        <w:t xml:space="preserve"> </w:t>
-      </w:r>
-      <w:r>
-        <w:t xml:space="preserve">mà là cấu trúc của dị biệt (</w:t>
+        <w:t xml:space="preserve">, mà ở cấu trúc của sự dị biệt (</w:t>
       </w:r>
       <m:oMath>
         <m:sSup>
@@ -1646,7 +1607,10 @@
         </m:r>
       </m:oMath>
       <w:r>
-        <w:t xml:space="preserve">, cho thấy mức dị biệt đáng kể trong tập hợp 238 nghiên cứu không phải do sai số lấy mẫu. Quan trọng hơn, khi phân tách theo cấu trúc ba tầng:</w:t>
+        <w:t xml:space="preserve"> </w:t>
+      </w:r>
+      <w:r>
+        <w:t xml:space="preserve">cho thấy mức dị biệt đáng kể trong tập 238 nghiên cứu không bắt nguồn từ sai số lấy mẫu. Quan trọng hơn, khi phân tách theo cấu trúc ba tầng:</w:t>
       </w:r>
     </w:p>
     <w:p>
@@ -1665,10 +1629,7 @@
         <w:t xml:space="preserve">Tầng 2</w:t>
       </w:r>
       <w:r>
-        <w:t xml:space="preserve"> </w:t>
-      </w:r>
-      <w:r>
-        <w:t xml:space="preserve">(between-effect within-study, tức dị biệt giữa các effect-size trong cùng một nghiên cứu): chiếm</w:t>
+        <w:t xml:space="preserve">, tức dị biệt giữa các mức độ ảnh hưởng trong cùng một nghiên cứu, chiếm</w:t>
       </w:r>
       <w:r>
         <w:t xml:space="preserve"> </w:t>
@@ -1697,7 +1658,7 @@
         <w:t xml:space="preserve"> </w:t>
       </w:r>
       <w:r>
-        <w:t xml:space="preserve">tổng phương sai, đây là nguồn dị biệt chủ đạo.</w:t>
+        <w:t xml:space="preserve">tổng phương sai; đây là nguồn dị biệt chủ đạo.</w:t>
       </w:r>
     </w:p>
     <w:p>
@@ -1716,10 +1677,7 @@
         <w:t xml:space="preserve">Tầng 3</w:t>
       </w:r>
       <w:r>
-        <w:t xml:space="preserve"> </w:t>
-      </w:r>
-      <w:r>
-        <w:t xml:space="preserve">(between-study, tức dị biệt giữa các nghiên cứu): chỉ chiếm</w:t>
+        <w:t xml:space="preserve">, tức dị biệt giữa các nghiên cứu với nhau, chỉ chiếm</w:t>
       </w:r>
       <w:r>
         <w:t xml:space="preserve"> </w:t>
@@ -1753,7 +1711,7 @@
         <w:pStyle w:val="FirstParagraph"/>
       </w:pPr>
       <w:r>
-        <w:t xml:space="preserve">Phát hiện này có hàm ý lý thuyết sâu sắc: heterogeneity trong các nghiên cứu I-P xuất phát chủ yếu từ sự biến thiên</w:t>
+        <w:t xml:space="preserve">Phát hiện này mang hàm ý lý thuyết sâu sắc: sự dị biệt trong nghiên cứu I-P chủ yếu đến từ biến thiên</w:t>
       </w:r>
       <w:r>
         <w:t xml:space="preserve"> </w:t>
@@ -1763,13 +1721,10 @@
           <w:bCs/>
           <w:b/>
         </w:rPr>
-        <w:t xml:space="preserve">bên trong các nghiên cứu</w:t>
-      </w:r>
-      <w:r>
-        <w:t xml:space="preserve"> </w:t>
-      </w:r>
-      <w:r>
-        <w:t xml:space="preserve">(ví dụ: cùng một mẫu doanh nghiệp nhưng dùng các thước đo khác nhau cho cùng cấu trúc cho ra kết quả khác nhau), chứ không phải giữa các nghiên cứu với nhau. Điều này gợi ý rằng sự không nhất quán trong các nghiên cứu I-P phần lớn là vấn đề</w:t>
+        <w:t xml:space="preserve">bên trong từng nghiên cứu</w:t>
+      </w:r>
+      <w:r>
+        <w:t xml:space="preserve">, chẳng hạn cùng một mẫu doanh nghiệp nhưng dùng các thước đo khác nhau cho cùng một cấu trúc lại cho ra kết quả khác nhau, chứ không phải từ khác biệt giữa các nghiên cứu. Điều này gợi ý rằng sự không nhất quán trong nghiên cứu I-P phần lớn là vấn đề</w:t>
       </w:r>
       <w:r>
         <w:t xml:space="preserve"> </w:t>
@@ -1782,7 +1737,7 @@
         <w:t xml:space="preserve">đo lường và bối cảnh</w:t>
       </w:r>
       <w:r>
-        <w:t xml:space="preserve">, không phải là bằng chứng về sự thiếu nhất quán thực sự trong quan hệ nhân quả giữa quốc tế hóa và hiệu quả.</w:t>
+        <w:t xml:space="preserve">, chứ không phải bằng chứng về một sự thiếu nhất quán thực sự trong quan hệ nhân quả giữa quốc tế hóa và hiệu quả.</w:t>
       </w:r>
     </w:p>
     <w:bookmarkEnd w:id="28"/>
@@ -1800,7 +1755,7 @@
         <w:pStyle w:val="FirstParagraph"/>
       </w:pPr>
       <w:r>
-        <w:t xml:space="preserve">Kiểm định điều tiết bằng nhóm chế độ thể chế ICRV (Institutional Context Regime Variation) cho kết quả có ý nghĩa thống kê:</w:t>
+        <w:t xml:space="preserve">Kiểm định điều tiết theo nhóm chế độ thể chế ICRV cho kết quả có ý nghĩa thống kê:</w:t>
       </w:r>
       <w:r>
         <w:t xml:space="preserve"> </w:t>
@@ -1887,7 +1842,7 @@
         </m:r>
       </m:oMath>
       <w:r>
-        <w:t xml:space="preserve">. Điều này xác nhận rằng chế độ thể chế, được phân loại thành sáu nhóm từ Advanced Innovation-Driven (Nhóm I: Singapore, Hong Kong, Đài Loan, Hàn Quốc) đến SIDS Thái Bình Dương (Nhóm VI), là moderator có ý nghĩa thực sự cho mối quan hệ tổng hợp I-P trong các nghiên cứu. Kiểm định</w:t>
+        <w:t xml:space="preserve">. Điều này xác nhận rằng chế độ thể chế, được phân loại thành sáu nhóm từ tiên tiến dẫn dắt bằng đổi mới (Nhóm I: Singapore, Hong Kong, Đài Loan, Hàn Quốc) đến đảo nhỏ Thái Bình Dương (Nhóm VI), là một yếu tố điều tiết thực sự có ý nghĩa cho quan hệ tổng hợp I-P. Kiểm định</w:t>
       </w:r>
       <w:r>
         <w:t xml:space="preserve"> </w:t>
@@ -1933,7 +1888,7 @@
         </m:r>
       </m:oMath>
       <w:r>
-        <w:t xml:space="preserve">), hàm ý rằng sự khác biệt giữa các nhóm ICRV không thể giải thích bằng sai số lấy mẫu.</w:t>
+        <w:t xml:space="preserve">), hàm ý rằng khác biệt giữa các nhóm ICRV không thể quy về sai số lấy mẫu.</w:t>
       </w:r>
     </w:p>
     <w:p>
@@ -1941,7 +1896,7 @@
         <w:pStyle w:val="BodyText"/>
       </w:pPr>
       <w:r>
-        <w:t xml:space="preserve">Gradient theo ICRV hiện diện rõ ràng trong kết quả: các nền kinh tế Advanced Innovation-Driven có hiệu ứng I-P lớn hơn so với các nền kinh tế Frontier hay SIDS. Kết quả này nhất quán với cơ chế lý thuyết từ Institutional Theory, môi trường thể chế chất lượng cao tạo điều kiện để doanh nghiệp chuyển hóa quốc tế hóa thành hiệu quả dễ dàng hơn (North, 1990; Marano et al., 2016).</w:t>
+        <w:t xml:space="preserve">Dải biến thiên theo ICRV hiện rõ trong kết quả: các nền kinh tế tiên tiến dẫn dắt bằng đổi mới có hiệu ứng I-P lớn hơn so với các nền kinh tế cận biên hay đảo nhỏ. Kết quả này nhất quán với cơ chế từ lý thuyết thể chế, theo đó môi trường thể chế chất lượng cao giúp doanh nghiệp chuyển hóa quốc tế hóa thành hiệu quả dễ dàng hơn (North, 1990; Marano et al., 2016).</w:t>
       </w:r>
     </w:p>
     <w:bookmarkEnd w:id="29"/>
@@ -1959,7 +1914,7 @@
         <w:pStyle w:val="FirstParagraph"/>
       </w:pPr>
       <w:r>
-        <w:t xml:space="preserve">Phân tích publication bias gồm ba kiểm định bổ sung nhau.</w:t>
+        <w:t xml:space="preserve">Phân tích sai lệch xuất bản gồm ba kiểm định bổ sung cho nhau.</w:t>
       </w:r>
       <w:r>
         <w:t xml:space="preserve"> </w:t>
@@ -1975,7 +1930,7 @@
         <w:t xml:space="preserve"> </w:t>
       </w:r>
       <w:r>
-        <w:t xml:space="preserve">cho kết quả</w:t>
+        <w:t xml:space="preserve">cho</w:t>
       </w:r>
       <w:r>
         <w:t xml:space="preserve"> </w:t>
@@ -2062,7 +2017,7 @@
         <w:t xml:space="preserve"> </w:t>
       </w:r>
       <w:r>
-        <w:t xml:space="preserve">nhưng không đạt ý nghĩa thống kê theo tiêu chuẩn thông thường.</w:t>
+        <w:t xml:space="preserve">nhưng chưa đạt ý nghĩa thống kê theo tiêu chuẩn thông thường.</w:t>
       </w:r>
       <w:r>
         <w:t xml:space="preserve"> </w:t>
@@ -2078,7 +2033,7 @@
         <w:t xml:space="preserve"> </w:t>
       </w:r>
       <w:r>
-        <w:t xml:space="preserve">(Begg &amp; Mazumdar, 1994) cho kết quả</w:t>
+        <w:t xml:space="preserve">(Begg &amp; Mazumdar, 1994) cho</w:t>
       </w:r>
       <w:r>
         <w:t xml:space="preserve"> </w:t>
@@ -2139,7 +2094,7 @@
         </m:r>
       </m:oMath>
       <w:r>
-        <w:t xml:space="preserve">), có ý nghĩa thống kê rõ ràng, cho thấy các nghiên cứu với sai số chuẩn lớn hơn (mẫu nhỏ hơn) có xu hướng báo cáo effect size thấp hơn, phù hợp với lệch lạc công bố ưu tiên kết quả dương tính.</w:t>
+        <w:t xml:space="preserve">), có ý nghĩa thống kê rõ ràng, cho thấy các nghiên cứu với sai số chuẩn lớn hơn, tức mẫu nhỏ hơn, có xu hướng báo cáo mức độ ảnh hưởng thấp hơn, phù hợp với một sai lệch công bố thiên về kết quả dương tính.</w:t>
       </w:r>
       <w:r>
         <w:t xml:space="preserve"> </w:t>
@@ -2149,7 +2104,7 @@
           <w:bCs/>
           <w:b/>
         </w:rPr>
-        <w:t xml:space="preserve">Phân tích trim-and-fill</w:t>
+        <w:t xml:space="preserve">Phân tích cắt và bù</w:t>
       </w:r>
       <w:r>
         <w:t xml:space="preserve"> </w:t>
@@ -2242,7 +2197,7 @@
         <w:t xml:space="preserve"> </w:t>
       </w:r>
       <w:r>
-        <w:t xml:space="preserve">nghiên cứu được imputed), mức điều chỉnh đáng kể nhưng không đổi chiều hướng tích cực của quan hệ tổng hợp.</w:t>
+        <w:t xml:space="preserve">nghiên cứu được bù vào), một mức điều chỉnh đáng kể nhưng không đổi chiều hướng tích cực của quan hệ tổng hợp.</w:t>
       </w:r>
       <w:r>
         <w:t xml:space="preserve"> </w:t>
@@ -2252,7 +2207,7 @@
           <w:bCs/>
           <w:b/>
         </w:rPr>
-        <w:t xml:space="preserve">Fail-safe</w:t>
+        <w:t xml:space="preserve">Chỉ số an toàn</w:t>
       </w:r>
       <w:r>
         <w:rPr>
@@ -2316,7 +2271,7 @@
         </m:r>
       </m:oMath>
       <w:r>
-        <w:t xml:space="preserve">, khẳng định publication bias không thể bác bỏ hoàn toàn kết quả tổng hợp. Tổng hợp lại, bằng chứng publication bias được xác nhận qua kiểm định Begg-Mazumdar có ý nghĩa (</w:t>
+        <w:t xml:space="preserve">, khẳng định sai lệch xuất bản không thể bác bỏ hoàn toàn kết quả tổng hợp. Nhìn chung, bằng chứng về sai lệch xuất bản được xác nhận qua kiểm định Begg-Mazumdar có ý nghĩa (</w:t>
       </w:r>
       <m:oMath>
         <m:r>
@@ -2339,7 +2294,7 @@
         </m:r>
       </m:oMath>
       <w:r>
-        <w:t xml:space="preserve">): pooled effect thực</w:t>
+        <w:t xml:space="preserve">): hiệu ứng tổng hợp thực</w:t>
       </w:r>
       <w:r>
         <w:t xml:space="preserve"> </w:t>
@@ -2371,7 +2326,7 @@
         <w:t xml:space="preserve"> </w:t>
       </w:r>
       <w:r>
-        <w:t xml:space="preserve">có thể bị thổi phồng so với hiệu ứng tổng thể thực, với ước lượng bảo thủ hơn là</w:t>
+        <w:t xml:space="preserve">có thể đã bị thổi phồng so với hiệu ứng tổng thể thực, với ước lượng thận trọng hơn là</w:t>
       </w:r>
       <w:r>
         <w:t xml:space="preserve"> </w:t>
@@ -2435,7 +2390,7 @@
         <w:pStyle w:val="FirstParagraph"/>
       </w:pPr>
       <w:r>
-        <w:t xml:space="preserve">Phân tích trên mẫu doanh nghiệp Singapore từ dữ liệu WBES với</w:t>
+        <w:t xml:space="preserve">Phân tích trên mẫu doanh nghiệp Singapore từ dữ liệu WBES, với</w:t>
       </w:r>
       <w:r>
         <w:t xml:space="preserve"> </w:t>
@@ -2458,7 +2413,7 @@
         <w:t xml:space="preserve"> </w:t>
       </w:r>
       <w:r>
-        <w:t xml:space="preserve">doanh nghiệp xuất khẩu xác nhận mối quan hệ phi tuyến (inverted U-shape) giữa FSTS và hiệu quả hoạt động ở mức có ý nghĩa thống kê (</w:t>
+        <w:t xml:space="preserve">doanh nghiệp xuất khẩu, xác nhận quan hệ phi tuyến chữ U ngược giữa FSTS và hiệu quả hoạt động ở mức có ý nghĩa thống kê (</w:t>
       </w:r>
       <m:oMath>
         <m:r>
@@ -2501,7 +2456,7 @@
         <w:t xml:space="preserve"> </w:t>
       </w:r>
       <w:r>
-        <w:t xml:space="preserve">cho hệ số bậc hai âm, phù hợp với dạng chữ U ngược như kỳ vọng từ H1 trong khung lý thuyết CDCM.</w:t>
+        <w:t xml:space="preserve">cho hệ số bậc hai âm, đúng với dạng chữ U ngược mà H1 trong khung CDCM kỳ vọng.</w:t>
       </w:r>
     </w:p>
     <w:p>
@@ -2509,7 +2464,7 @@
         <w:pStyle w:val="BodyText"/>
       </w:pPr>
       <w:r>
-        <w:t xml:space="preserve">Điểm turning point ước lượng được ở mức</w:t>
+        <w:t xml:space="preserve">Điểm uốn ước lượng được ở mức</w:t>
       </w:r>
       <w:r>
         <w:t xml:space="preserve"> </w:t>
@@ -2519,39 +2474,10 @@
           <w:bCs/>
           <w:b/>
         </w:rPr>
-        <w:t xml:space="preserve">TP</w:t>
-      </w:r>
-      <w:r>
-        <w:rPr>
-          <w:bCs/>
-          <w:b/>
-        </w:rPr>
-        <w:t xml:space="preserve"> </w:t>
-      </w:r>
-      <m:oMath>
-        <m:r>
-          <m:rPr>
-            <m:sty m:val="p"/>
-          </m:rPr>
-          <m:t>≈</m:t>
-        </m:r>
-      </m:oMath>
-      <w:r>
-        <w:rPr>
-          <w:bCs/>
-          <w:b/>
-        </w:rPr>
-        <w:t xml:space="preserve"> </w:t>
-      </w:r>
-      <w:r>
-        <w:rPr>
-          <w:bCs/>
-          <w:b/>
-        </w:rPr>
-        <w:t xml:space="preserve">88,6% FSTS</w:t>
-      </w:r>
-      <w:r>
-        <w:t xml:space="preserve">, đây là điểm turning point cao nhất trong tất cả các bối cảnh ICRV được phân tích trong luận án. Khoảng tin cậy của turning point rộng (CI: [53%, 253%]), phản ánh hạn chế về quy mô mẫu và thống kê chính xác, nhưng điểm ước lượng trung tâm cho thấy rằng doanh nghiệp Singapore có thể duy trì đà tăng trưởng hiệu quả khi quốc tế hóa ở mức độ rất cao trước khi đạt đỉnh và suy giảm.</w:t>
+        <w:t xml:space="preserve">khoảng 88,6% FSTS</w:t>
+      </w:r>
+      <w:r>
+        <w:t xml:space="preserve">, cao nhất trong tất cả các bối cảnh ICRV được phân tích trong luận án. Khoảng tin cậy của điểm uốn khá rộng ([53%, 253%]), phản ánh hạn chế về quy mô mẫu và độ chính xác thống kê; dù vậy, điểm ước lượng trung tâm cho thấy doanh nghiệp Singapore có thể duy trì đà tăng trưởng hiệu quả ngay cả khi quốc tế hóa ở mức rất cao, trước khi đạt đỉnh rồi suy giảm.</w:t>
       </w:r>
     </w:p>
     <w:bookmarkEnd w:id="32"/>
@@ -2604,10 +2530,7 @@
         </m:r>
       </m:oMath>
       <w:r>
-        <w:t xml:space="preserve"> </w:t>
-      </w:r>
-      <w:r>
-        <w:t xml:space="preserve">(bao gồm cả Tier-1 và Tier-2 của chỉ số DAI) cho thấy hiệu ứng khuếch đại (amplification) tại mức FSTS cao: hệ số tương tác</w:t>
+        <w:t xml:space="preserve">, bao gồm cả Tier-1 và Tier-2 của chỉ số DAI, cho thấy hiệu ứng khuếch đại tại mức FSTS cao: hệ số tương tác</w:t>
       </w:r>
       <w:r>
         <w:t xml:space="preserve"> </w:t>
@@ -2686,7 +2609,7 @@
         </m:r>
       </m:oMath>
       <w:r>
-        <w:t xml:space="preserve">). Cụ thể, ở mức độ quốc tế hóa cao, doanh nghiệp Singapore có năng lực chấp nhận số (digital adoption) cao hơn duy trì hiệu quả tốt hơn so với doanh nghiệp có mức DAI thấp hơn, cho thấy DAI đóng vai trò nguồn lực bổ trợ (situational resource) làm chậm đà suy giảm phía bên phải của đường phi tuyến.</w:t>
+        <w:t xml:space="preserve">). Cụ thể, ở mức độ quốc tế hóa cao, doanh nghiệp Singapore có mức chấp nhận số cao hơn duy trì hiệu quả tốt hơn so với doanh nghiệp có DAI thấp hơn. Điều này cho thấy DAI đóng vai trò nguồn lực tình huống, làm chậm đà suy giảm ở phía bên phải của đường phi tuyến.</w:t>
       </w:r>
     </w:p>
     <w:bookmarkEnd w:id="33"/>
@@ -2704,7 +2627,7 @@
         <w:pStyle w:val="FirstParagraph"/>
       </w:pPr>
       <w:r>
-        <w:t xml:space="preserve">Cần nhấn mạnh rằng kết quả Singapore là</w:t>
+        <w:t xml:space="preserve">Cần nhấn mạnh rằng kết quả Singapore chỉ mang tính</w:t>
       </w:r>
       <w:r>
         <w:t xml:space="preserve"> </w:t>
@@ -2717,10 +2640,7 @@
         <w:t xml:space="preserve">ranh giới suy luận</w:t>
       </w:r>
       <w:r>
-        <w:t xml:space="preserve"> </w:t>
-      </w:r>
-      <w:r>
-        <w:t xml:space="preserve">(inferential bounds) do hạn chế nghiêm trọng về quy mô mẫu:</w:t>
+        <w:t xml:space="preserve">, do hạn chế nghiêm trọng về quy mô mẫu:</w:t>
       </w:r>
       <w:r>
         <w:t xml:space="preserve"> </w:t>
@@ -2743,7 +2663,7 @@
         <w:t xml:space="preserve"> </w:t>
       </w:r>
       <w:r>
-        <w:t xml:space="preserve">quan sát, chỉ gồm các doanh nghiệp xuất khẩu, dẫn đến power thống kê ước tính chỉ đạt khoảng 16%. Luận án diễn giải kết quả Singapore như</w:t>
+        <w:t xml:space="preserve">quan sát chỉ gồm doanh nghiệp xuất khẩu, khiến công suất thống kê ước tính chỉ đạt khoảng 16%. Vì vậy, luận án diễn giải kết quả Singapore như</w:t>
       </w:r>
       <w:r>
         <w:t xml:space="preserve"> </w:t>
@@ -2753,13 +2673,10 @@
           <w:iCs/>
           <w:i/>
         </w:rPr>
-        <w:t xml:space="preserve">bằng chứng phù hợp nhưng chưa kết luận</w:t>
-      </w:r>
-      <w:r>
-        <w:t xml:space="preserve"> </w:t>
-      </w:r>
-      <w:r>
-        <w:t xml:space="preserve">(consistent but underpowered evidence), không bác bỏ giả thuyết nhưng cũng không tuyên bố xác nhận dứt khoát.</w:t>
+        <w:t xml:space="preserve">bằng chứng phù hợp nhưng chưa đủ công suất</w:t>
+      </w:r>
+      <w:r>
+        <w:t xml:space="preserve">: không bác bỏ giả thuyết, nhưng cũng không tuyên bố xác nhận dứt khoát.</w:t>
       </w:r>
     </w:p>
     <w:p>
@@ -2794,7 +2711,7 @@
         <w:pStyle w:val="FirstParagraph"/>
       </w:pPr>
       <w:r>
-        <w:t xml:space="preserve">Phân tích hai giai đoạn trên dữ liệu WBES Trung Quốc (Nhóm III, Upper-middle) giai đoạn 2012-2024 xác nhận dạng quan hệ phi tuyến chữ U ngược giữa FSTS và hiệu quả hoạt động doanh nghiệp. Điểm turning point được ước lượng tại:</w:t>
+        <w:t xml:space="preserve">Phân tích hai giai đoạn trên dữ liệu WBES Trung Quốc (Nhóm III, thu nhập trung bình cao) giai đoạn 2012-2024 xác nhận dạng quan hệ phi tuyến chữ U ngược giữa FSTS và hiệu quả hoạt động doanh nghiệp. Điểm uốn được ước lượng tại:</w:t>
       </w:r>
     </w:p>
     <w:p>
@@ -2813,7 +2730,7 @@
         <w:t xml:space="preserve">Năm 2012</w:t>
       </w:r>
       <w:r>
-        <w:t xml:space="preserve">: TP = 49,37% FSTS</w:t>
+        <w:t xml:space="preserve">: 49,37% FSTS</w:t>
       </w:r>
     </w:p>
     <w:p>
@@ -2832,7 +2749,7 @@
         <w:t xml:space="preserve">Năm 2024</w:t>
       </w:r>
       <w:r>
-        <w:t xml:space="preserve">: TP = 47,19% FSTS</w:t>
+        <w:t xml:space="preserve">: 47,19% FSTS</w:t>
       </w:r>
     </w:p>
     <w:p>
@@ -2848,10 +2765,10 @@
           <w:bCs/>
           <w:b/>
         </w:rPr>
-        <w:t xml:space="preserve">Pooled (toàn mẫu)</w:t>
-      </w:r>
-      <w:r>
-        <w:t xml:space="preserve">: TP = 48,78% FSTS</w:t>
+        <w:t xml:space="preserve">Toàn mẫu gộp</w:t>
+      </w:r>
+      <w:r>
+        <w:t xml:space="preserve">: 48,78% FSTS</w:t>
       </w:r>
     </w:p>
     <w:p>
@@ -2859,7 +2776,7 @@
         <w:pStyle w:val="FirstParagraph"/>
       </w:pPr>
       <w:r>
-        <w:t xml:space="preserve">Các con số này cho thấy doanh nghiệp Trung Quốc đạt hiệu quả tối ưu khi cường độ quốc tế hóa (FSTS) ở mức gần 49%, một mức độ tập trung quốc tế vừa phải trong bối cảnh nền kinh tế nội địa khổng lồ của Trung Quốc cũng cung cấp cơ hội tăng trưởng song song.</w:t>
+        <w:t xml:space="preserve">Các con số này cho thấy doanh nghiệp Trung Quốc đạt hiệu quả tối ưu khi cường độ quốc tế hóa (FSTS) ở mức gần 49%, tức một mức độ tập trung quốc tế vừa phải, trong bối cảnh nền kinh tế nội địa khổng lồ của Trung Quốc đồng thời mở ra cơ hội tăng trưởng song song.</w:t>
       </w:r>
     </w:p>
     <w:bookmarkEnd w:id="36"/>
@@ -2877,7 +2794,7 @@
         <w:pStyle w:val="FirstParagraph"/>
       </w:pPr>
       <w:r>
-        <w:t xml:space="preserve">Luận án đặt câu hỏi thực nghiệm quan trọng: liệu hình dạng phi tuyến và điểm turning point có thay đổi qua thập kỷ 2012-2024, giai đoạn Trung Quốc chứng kiến nhiều thay đổi chính sách thương mại, căng thẳng địa chính trị và chuyển đổi số mạnh mẽ? Kiểm định Paternoster cho kết quả</w:t>
+        <w:t xml:space="preserve">Luận án đặt ra một câu hỏi thực nghiệm quan trọng: liệu hình dạng phi tuyến và điểm uốn có thay đổi qua thập kỷ 2012-2024, giai đoạn Trung Quốc chứng kiến nhiều thay đổi chính sách thương mại, căng thẳng địa chính trị và chuyển đổi số mạnh mẽ hay không? Kiểm định Paternoster cho</w:t>
       </w:r>
       <w:r>
         <w:t xml:space="preserve"> </w:t>
@@ -2938,7 +2855,7 @@
         </m:r>
       </m:oMath>
       <w:r>
-        <w:t xml:space="preserve">, không có ý nghĩa thống kê. Điều này xác nhận rằng</w:t>
+        <w:t xml:space="preserve">, không có ý nghĩa thống kê. Kết quả này xác nhận rằng</w:t>
       </w:r>
       <w:r>
         <w:t xml:space="preserve"> </w:t>
@@ -2948,10 +2865,10 @@
           <w:bCs/>
           <w:b/>
         </w:rPr>
-        <w:t xml:space="preserve">điểm turning point ổn định qua thời gian</w:t>
-      </w:r>
-      <w:r>
-        <w:t xml:space="preserve">: sự dịch chuyển từ TP = 49,37% (2012) xuống TP = 47,19% (2024) là không đáng kể về mặt thống kê.</w:t>
+        <w:t xml:space="preserve">điểm uốn ổn định qua thời gian</w:t>
+      </w:r>
+      <w:r>
+        <w:t xml:space="preserve">: sự dịch chuyển từ 49,37% (2012) xuống 47,19% (2024) là không đáng kể về mặt thống kê.</w:t>
       </w:r>
     </w:p>
     <w:p>
@@ -2959,7 +2876,7 @@
         <w:pStyle w:val="BodyText"/>
       </w:pPr>
       <w:r>
-        <w:t xml:space="preserve">Kiểm định tương tác thời gian (Temporal H6):</w:t>
+        <w:t xml:space="preserve">Kiểm định tương tác thời gian (Temporal H6) cho</w:t>
       </w:r>
       <w:r>
         <w:t xml:space="preserve"> </w:t>
@@ -3014,7 +2931,7 @@
         </m:r>
       </m:oMath>
       <w:r>
-        <w:t xml:space="preserve">, không có ý nghĩa thống kê, nghĩa là hình dạng tổng thể của quan hệ phi tuyến không biến đổi đáng kể qua giai đoạn phân tích. Phát hiện này cho thấy trong bối cảnh Upper-middle như Trung Quốc, cơ chế căn bản của quan hệ I-P duy trì tính ổn định đáng kể, có thể phản ánh sự bù trừ giữa chi phí thích ứng tăng lên do chính sách thương mại khó đoán và năng lực tổ chức ngày càng trưởng thành của các doanh nghiệp xuất khẩu Trung Quốc.</w:t>
+        <w:t xml:space="preserve">, cũng không có ý nghĩa thống kê, nghĩa là hình dạng tổng thể của quan hệ phi tuyến không biến đổi đáng kể qua giai đoạn phân tích. Phát hiện này cho thấy ở một bối cảnh thu nhập trung bình cao như Trung Quốc, cơ chế căn bản của quan hệ I-P giữ được tính ổn định đáng kể. Điều đó có thể phản ánh sự bù trừ giữa chi phí thích ứng tăng lên do chính sách thương mại khó đoán và năng lực tổ chức ngày càng trưởng thành của các doanh nghiệp xuất khẩu Trung Quốc.</w:t>
       </w:r>
     </w:p>
     <w:bookmarkEnd w:id="37"/>
@@ -3070,10 +2987,7 @@
         <w:t xml:space="preserve"> </w:t>
       </w:r>
       <w:r>
-        <w:t xml:space="preserve">không đạt ý nghĩa thống kê (null moderation,</w:t>
-      </w:r>
-      <w:r>
-        <w:t xml:space="preserve"> </w:t>
+        <w:t xml:space="preserve">không đạt ý nghĩa thống kê (</w:t>
       </w:r>
       <m:oMath>
         <m:r>
@@ -3096,7 +3010,7 @@
         </m:r>
       </m:oMath>
       <w:r>
-        <w:t xml:space="preserve">), cho thấy Technological Capability Index không phát huy vai trò điều tiết đáng kể ở bối cảnh Trung Quốc theo mô hình P5. Tương tự, DAI cũng không cho thấy điều tiết có ý nghĩa trong bối cảnh này. Kết quả null về moderation tại Trung Quốc có thể phản ánh thực tế rằng năng lực công nghệ đã được phân phối tương đối đồng đều hơn trong mẫu doanh nghiệp xuất khẩu Trung Quốc, làm giảm phương sai đủ để phát hiện hiệu ứng điều tiết.</w:t>
+        <w:t xml:space="preserve">), cho thấy chỉ số năng lực công nghệ không phát huy vai trò điều tiết đáng kể ở bối cảnh Trung Quốc theo mô hình P5. Tương tự, DAI cũng không điều tiết có ý nghĩa trong bối cảnh này. Việc các hiệu ứng điều tiết tại Trung Quốc không có ý nghĩa có thể phản ánh một thực tế: năng lực công nghệ đã được phân phối tương đối đồng đều hơn trong mẫu doanh nghiệp xuất khẩu Trung Quốc, làm giảm phương sai xuống dưới mức đủ để phát hiện hiệu ứng điều tiết.</w:t>
       </w:r>
     </w:p>
     <w:p>
@@ -3131,7 +3045,7 @@
         <w:pStyle w:val="FirstParagraph"/>
       </w:pPr>
       <w:r>
-        <w:t xml:space="preserve">Phân tích hồi quy bảng (panel regression) trên ba làn sóng khảo sát WBES Việt Nam (2009, 2015, 2023) xác nhận dạng phi tuyến chữ U ngược. Mô hình M4, mô hình chính, cho kết quả:</w:t>
+        <w:t xml:space="preserve">Phân tích hồi quy bảng trên ba đợt khảo sát WBES Việt Nam (2009, 2015, 2023) xác nhận dạng phi tuyến chữ U ngược. Mô hình chính M4 cho kết quả:</w:t>
       </w:r>
     </w:p>
     <w:p>
@@ -3285,7 +3199,7 @@
         <w:pStyle w:val="FirstParagraph"/>
       </w:pPr>
       <w:r>
-        <w:t xml:space="preserve">Cả hai hệ số đều có ý nghĩa thống kê, với hệ số bậc nhất dương và bậc hai âm xác nhận đường cong chữ U ngược. Kiểm định hình thức bằng phương pháp Lind-Mehlum (U-test) cho kết quả</w:t>
+        <w:t xml:space="preserve">Cả hai hệ số đều có ý nghĩa thống kê, với hệ số bậc nhất dương và bậc hai âm, xác nhận đường cong chữ U ngược. Kiểm định hình thức Lind-Mehlum cho</w:t>
       </w:r>
       <w:r>
         <w:t xml:space="preserve"> </w:t>
@@ -3311,7 +3225,7 @@
         </m:r>
       </m:oMath>
       <w:r>
-        <w:t xml:space="preserve">, bằng chứng thống kê mạnh nhất trong tất cả các mẫu quốc gia của luận án.</w:t>
+        <w:t xml:space="preserve">, là bằng chứng thống kê mạnh nhất trong tất cả các mẫu quốc gia của luận án.</w:t>
       </w:r>
     </w:p>
     <w:bookmarkEnd w:id="40"/>
@@ -3482,7 +3396,7 @@
         <w:pStyle w:val="BodyText"/>
       </w:pPr>
       <w:r>
-        <w:t xml:space="preserve">Điểm turning point trong khoảng</w:t>
+        <w:t xml:space="preserve">Điểm uốn trong khoảng</w:t>
       </w:r>
       <w:r>
         <w:t xml:space="preserve"> </w:t>
@@ -3498,114 +3412,62 @@
         <w:t xml:space="preserve"> </w:t>
       </w:r>
       <w:r>
-        <w:t xml:space="preserve">đặt Việt Nam ở mức</w:t>
-      </w:r>
-      <w:r>
-        <w:t xml:space="preserve"> </w:t>
-      </w:r>
-      <w:r>
-        <w:t xml:space="preserve">“</w:t>
-      </w:r>
-      <w:r>
-        <w:t xml:space="preserve">thấp hơn đáng kể</w:t>
-      </w:r>
-      <w:r>
-        <w:t xml:space="preserve">”</w:t>
-      </w:r>
-      <w:r>
-        <w:t xml:space="preserve"> </w:t>
-      </w:r>
-      <w:r>
-        <w:t xml:space="preserve">so với Singapore (TP</w:t>
+        <w:t xml:space="preserve">đặt Việt Nam thấp hơn đáng kể so với Singapore (khoảng 88,6%), và tương đương hoặc thấp hơn Trung Quốc (khoảng 48,78%). Kiểm định Paternoster so sánh điểm uốn giữa năm 2009 và 2015 cho</w:t>
       </w:r>
       <w:r>
         <w:t xml:space="preserve"> </w:t>
       </w:r>
       <m:oMath>
         <m:r>
-          <m:rPr>
-            <m:sty m:val="p"/>
-          </m:rPr>
-          <m:t>≈</m:t>
+          <m:t>z</m:t>
+        </m:r>
+        <m:r>
+          <m:rPr>
+            <m:sty m:val="p"/>
+          </m:rPr>
+          <m:t>=</m:t>
+        </m:r>
+        <m:r>
+          <m:t>3</m:t>
+        </m:r>
+        <m:r>
+          <m:rPr>
+            <m:sty m:val="p"/>
+          </m:rPr>
+          <m:t>,</m:t>
+        </m:r>
+        <m:r>
+          <m:t>353</m:t>
         </m:r>
       </m:oMath>
       <w:r>
-        <w:t xml:space="preserve"> </w:t>
-      </w:r>
-      <w:r>
-        <w:t xml:space="preserve">88,6%) và tương đương hoặc thấp hơn Trung Quốc (TP</w:t>
+        <w:t xml:space="preserve">,</w:t>
       </w:r>
       <w:r>
         <w:t xml:space="preserve"> </w:t>
       </w:r>
       <m:oMath>
         <m:r>
-          <m:rPr>
-            <m:sty m:val="p"/>
-          </m:rPr>
-          <m:t>≈</m:t>
+          <m:t>p</m:t>
+        </m:r>
+        <m:r>
+          <m:rPr>
+            <m:sty m:val="p"/>
+          </m:rPr>
+          <m:t>&lt;</m:t>
+        </m:r>
+        <m:r>
+          <m:rPr>
+            <m:sty m:val="p"/>
+          </m:rPr>
+          <m:t>,</m:t>
+        </m:r>
+        <m:r>
+          <m:t>001</m:t>
         </m:r>
       </m:oMath>
       <w:r>
-        <w:t xml:space="preserve"> </w:t>
-      </w:r>
-      <w:r>
-        <w:t xml:space="preserve">48,78%). Kiểm định Paternoster so sánh turning point giữa 2009 và 2015 cho kết quả</w:t>
-      </w:r>
-      <w:r>
-        <w:t xml:space="preserve"> </w:t>
-      </w:r>
-      <m:oMath>
-        <m:r>
-          <m:t>z</m:t>
-        </m:r>
-        <m:r>
-          <m:rPr>
-            <m:sty m:val="p"/>
-          </m:rPr>
-          <m:t>=</m:t>
-        </m:r>
-        <m:r>
-          <m:t>3</m:t>
-        </m:r>
-        <m:r>
-          <m:rPr>
-            <m:sty m:val="p"/>
-          </m:rPr>
-          <m:t>,</m:t>
-        </m:r>
-        <m:r>
-          <m:t>353</m:t>
-        </m:r>
-      </m:oMath>
-      <w:r>
-        <w:t xml:space="preserve">,</w:t>
-      </w:r>
-      <w:r>
-        <w:t xml:space="preserve"> </w:t>
-      </w:r>
-      <m:oMath>
-        <m:r>
-          <m:t>p</m:t>
-        </m:r>
-        <m:r>
-          <m:rPr>
-            <m:sty m:val="p"/>
-          </m:rPr>
-          <m:t>&lt;</m:t>
-        </m:r>
-        <m:r>
-          <m:rPr>
-            <m:sty m:val="p"/>
-          </m:rPr>
-          <m:t>,</m:t>
-        </m:r>
-        <m:r>
-          <m:t>001</m:t>
-        </m:r>
-      </m:oMath>
-      <w:r>
-        <w:t xml:space="preserve">, có ý nghĩa thống kê, cho thấy turning point đã dịch chuyển đáng kể từ 46,2% xuống 39,3% giữa hai làn sóng.</w:t>
+        <w:t xml:space="preserve">, có ý nghĩa thống kê, cho thấy điểm uốn đã dịch chuyển đáng kể từ 46,2% xuống 39,3% giữa hai đợt khảo sát.</w:t>
       </w:r>
     </w:p>
     <w:bookmarkEnd w:id="41"/>
@@ -3674,7 +3536,7 @@
         <w:t xml:space="preserve">dương và có ý nghĩa thống kê</w:t>
       </w:r>
       <w:r>
-        <w:t xml:space="preserve">: TCI làm nâng cao mặt bằng hiệu quả và khuếch đại tác động tích cực của quốc tế hóa. Doanh nghiệp Việt Nam có năng lực công nghệ tốt hơn (đo bằng TCI) đạt hiệu quả cao hơn từ quá trình quốc tế hóa, nhất quán với H2 trong khung lý thuyết CDCM.</w:t>
+        <w:t xml:space="preserve">: TCI vừa nâng mặt bằng hiệu quả, vừa khuếch đại tác động tích cực của quốc tế hóa. Doanh nghiệp Việt Nam có năng lực công nghệ tốt hơn, đo bằng TCI, đạt hiệu quả cao hơn từ quá trình quốc tế hóa, đúng với H2 trong khung CDCM.</w:t>
       </w:r>
     </w:p>
     <w:bookmarkEnd w:id="42"/>
@@ -3727,10 +3589,7 @@
         </m:r>
       </m:oMath>
       <w:r>
-        <w:t xml:space="preserve"> </w:t>
-      </w:r>
-      <w:r>
-        <w:t xml:space="preserve">(chỉ bao gồm Tier-1 DAI do giới hạn đo lường WBES trong các làn sóng này) cho kết quả yếu dương nhưng không có ý nghĩa thống kê. Kết quả này có thể phản ánh hạn chế về đo lường: Tier-1 DAI chỉ nắm bắt mức độ chấp nhận số bề mặt (website, email, online sales) chứ không đo lường được chiều sâu năng lực số. Với dữ liệu WBES Việt Nam chỉ cung cấp Tier-1, không đủ phân biệt để phát hiện hiệu ứng điều tiết tinh tế hơn.</w:t>
+        <w:t xml:space="preserve">, chỉ gồm DAI Tier-1 do giới hạn đo lường của WBES trong các đợt khảo sát này, cho kết quả yếu dương nhưng không có ý nghĩa thống kê. Kết quả này có thể phản ánh hạn chế đo lường: DAI Tier-1 chỉ nắm bắt mức chấp nhận số bề mặt, gồm trang web, thư điện tử và bán hàng trực tuyến, chứ không đo được chiều sâu năng lực số. Vì dữ liệu WBES Việt Nam chỉ có Tier-1, độ phân biệt chưa đủ để phát hiện những hiệu ứng điều tiết tinh tế hơn.</w:t>
       </w:r>
     </w:p>
     <w:p>
@@ -3765,7 +3624,7 @@
         <w:pStyle w:val="FirstParagraph"/>
       </w:pPr>
       <w:r>
-        <w:t xml:space="preserve">Phân tích P7 là kiểm định quy mô lớn nhất của luận án, kết hợp tất cả các bối cảnh ICRV trong khu vực châu Á và Thái Bình Dương với</w:t>
+        <w:t xml:space="preserve">Phân tích P7 là kiểm định quy mô lớn nhất của luận án, kết hợp toàn bộ các bối cảnh ICRV trong khu vực châu Á và Thái Bình Dương, với</w:t>
       </w:r>
       <w:r>
         <w:t xml:space="preserve"> </w:t>
@@ -3802,7 +3661,7 @@
         <w:t xml:space="preserve"> </w:t>
       </w:r>
       <w:r>
-        <w:t xml:space="preserve">(mô hình M2, quadratic FSTS không có biến kiểm soát). Khi bổ sung đầy đủ biến kiểm soát, mẫu hồi quy giảm xuống</w:t>
+        <w:t xml:space="preserve">(mô hình M2, FSTS bậc hai không có biến kiểm soát). Khi bổ sung đầy đủ biến kiểm soát, mẫu hồi quy giảm còn</w:t>
       </w:r>
       <w:r>
         <w:t xml:space="preserve"> </w:t>
@@ -3825,7 +3684,7 @@
         <w:t xml:space="preserve"> </w:t>
       </w:r>
       <w:r>
-        <w:t xml:space="preserve">quan sát (M3-M5), phản ánh missing data trong biến sở hữu nước ngoài và tuổi doanh nghiệp ở các nền kinh tế nhỏ và sóng WBES sớm. Mô hình M5 với country fixed effects và year fixed effects, cấu hình mạnh nhất về kiểm soát phương sai không quan sát (</w:t>
+        <w:t xml:space="preserve">quan sát (M3-M5), phản ánh tình trạng khuyết dữ liệu ở biến sở hữu nước ngoài và tuổi doanh nghiệp tại các nền kinh tế nhỏ và những đợt khảo sát WBES sớm. Mô hình M5 với hiệu ứng cố định quốc gia và năm, cấu hình kiểm soát phương sai không quan sát mạnh nhất (</w:t>
       </w:r>
       <m:oMath>
         <m:sSup>
@@ -3861,7 +3720,7 @@
         </m:r>
       </m:oMath>
       <w:r>
-        <w:t xml:space="preserve">), ước lượng turning point tổng thể (pooled):</w:t>
+        <w:t xml:space="preserve">), ước lượng điểm uốn tổng thể:</w:t>
       </w:r>
     </w:p>
     <w:p>
@@ -3963,7 +3822,7 @@
         <w:pStyle w:val="FirstParagraph"/>
       </w:pPr>
       <w:r>
-        <w:t xml:space="preserve">Turning point dao động nhất quán trong dải hẹp 33,8-40,0% FSTS qua tất cả các đặc tả M2-M9, và được xác nhận lại trong mô hình điều tiết ba chiều đầy đủ M11 (</w:t>
+        <w:t xml:space="preserve">Điểm uốn dao động nhất quán trong dải hẹp 33,8-40,0% FSTS qua mọi đặc tả M2-M9, và được xác nhận lại trong mô hình điều tiết ba chiều đầy đủ M11 (</w:t>
       </w:r>
       <m:oMath>
         <m:r>
@@ -4058,7 +3917,7 @@
         </m:r>
       </m:oMath>
       <w:r>
-        <w:t xml:space="preserve">). Tính nhất quán này bác bỏ giả thuyết rằng chữ U ngược chỉ là artefact của mẫu nhỏ hay thiếu biến kiểm soát.</w:t>
+        <w:t xml:space="preserve">). Tính nhất quán này bác bỏ giả thuyết cho rằng chữ U ngược chỉ là sản phẩm phụ của mẫu nhỏ hay thiếu biến kiểm soát.</w:t>
       </w:r>
     </w:p>
     <w:bookmarkEnd w:id="45"/>
@@ -4086,10 +3945,10 @@
           <w:bCs/>
           <w:b/>
         </w:rPr>
-        <w:t xml:space="preserve">gradient ICRV</w:t>
-      </w:r>
-      <w:r>
-        <w:t xml:space="preserve">: turning point tăng dần khi chuyển từ nhóm thể chế mạnh hơn sang nhóm thể chế yếu hơn:</w:t>
+        <w:t xml:space="preserve">dải biến thiên ICRV</w:t>
+      </w:r>
+      <w:r>
+        <w:t xml:space="preserve">: điểm uốn tăng dần khi chuyển từ nhóm thể chế mạnh hơn sang nhóm thể chế yếu hơn:</w:t>
       </w:r>
     </w:p>
     <w:p>
@@ -4172,7 +4031,7 @@
         <w:pStyle w:val="FirstParagraph"/>
       </w:pPr>
       <w:r>
-        <w:t xml:space="preserve">Gradient này nhất quán với dự đoán của Institutional Theory: trong môi trường thể chế mạnh (Nhóm I), doanh nghiệp hoàn thu chi phí quốc tế hóa tại mức FSTS thấp hơn, tức là đạt đỉnh hiệu quả sớm hơn. Ngược lại, tại các nền kinh tế thể chế yếu (Nhóm V-VI), doanh nghiệp cần mức độ quốc tế hóa cao hơn để bù đắp chi phí giao dịch và bất định thể chế, nên turning point xuất hiện muộn hơn, ở mức FSTS cao hơn.</w:t>
+        <w:t xml:space="preserve">Dải biến thiên này nhất quán với dự đoán của lý thuyết thể chế: ở môi trường thể chế mạnh (Nhóm I), doanh nghiệp hoàn vốn chi phí quốc tế hóa ở mức FSTS thấp hơn, tức đạt đỉnh hiệu quả sớm hơn. Ngược lại, tại các nền kinh tế thể chế yếu (Nhóm V-VI), doanh nghiệp cần quốc tế hóa sâu hơn để bù đắp chi phí giao dịch và bất định thể chế, nên điểm uốn xuất hiện muộn hơn, ở mức FSTS cao hơn.</w:t>
       </w:r>
     </w:p>
     <w:p>
@@ -4203,7 +4062,7 @@
         <w:t xml:space="preserve"> </w:t>
       </w:r>
       <w:r>
-        <w:t xml:space="preserve">về ICRV có ý nghĩa thống kê cao, nhất quán với kết quả meta-analysis trong P6 (</w:t>
+        <w:t xml:space="preserve">về ICRV có ý nghĩa thống kê cao, nhất quán với kết quả phân tích tổng hợp ở P6 (</w:t>
       </w:r>
       <m:oMath>
         <m:sSub>
@@ -4264,7 +4123,7 @@
         </m:r>
       </m:oMath>
       <w:r>
-        <w:t xml:space="preserve">). Hai nguồn bằng chứng độc lập, meta-analytic và primary empirical, cùng chỉ ra gradient ICRV, tạo ra independent confirmation có giá trị.</w:t>
+        <w:t xml:space="preserve">). Hai nguồn bằng chứng độc lập, một từ phân tích tổng hợp và một từ thực nghiệm sơ cấp, cùng chỉ ra dải biến thiên ICRV, tạo nên một xác nhận độc lập có giá trị.</w:t>
       </w:r>
     </w:p>
     <w:bookmarkEnd w:id="46"/>
@@ -4293,7 +4152,7 @@
         <w:t xml:space="preserve">TCI</w:t>
       </w:r>
       <w:r>
-        <w:t xml:space="preserve">: có ý nghĩa thống kê dương trên toàn mẫu, một đơn vị độ lệch chuẩn tăng TCI nâng năng suất lao động khoảng 41% (exp(0,344)−1). Tuy nhiên, các tương tác FSTS×TCI và</w:t>
+        <w:t xml:space="preserve">: dương và có ý nghĩa thống kê trên toàn mẫu; mỗi đơn vị độ lệch chuẩn tăng thêm của TCI nâng năng suất lao động khoảng 41% (exp(0,344)−1). Tuy nhiên, các tương tác FSTS×TCI và</w:t>
       </w:r>
       <w:r>
         <w:t xml:space="preserve"> </w:t>
@@ -4333,7 +4192,7 @@
         <w:t xml:space="preserve"> </w:t>
       </w:r>
       <w:r>
-        <w:t xml:space="preserve">trong mẫu 49 nền kinh tế đa dạng thể chế. H2</w:t>
+        <w:t xml:space="preserve">trong mẫu 49 nền kinh tế đa dạng thể chế. Do đó H2</w:t>
       </w:r>
       <w:r>
         <w:t xml:space="preserve"> </w:t>
@@ -4346,7 +4205,7 @@
         <w:t xml:space="preserve">được xác nhận một phần</w:t>
       </w:r>
       <w:r>
-        <w:t xml:space="preserve">: TCI là yếu tố nâng mặt bằng năng suất nhất quán, nhưng vai trò uốn hình dạng đường cong I-P chỉ xuất hiện trong bối cảnh quốc gia cụ thể (P3 Việt Nam), không phổ quát xuyên toàn mẫu.</w:t>
+        <w:t xml:space="preserve">: TCI là yếu tố nâng mặt bằng năng suất nhất quán, nhưng vai trò uốn hình dạng đường cong I-P chỉ xuất hiện ở một bối cảnh quốc gia cụ thể là Việt Nam (P3), chứ không phổ quát trên toàn mẫu.</w:t>
       </w:r>
     </w:p>
     <w:p>
@@ -4365,7 +4224,7 @@
         <w:t xml:space="preserve">DAI</w:t>
       </w:r>
       <w:r>
-        <w:t xml:space="preserve">: có ý nghĩa thống kê toàn mẫu, hiệu ứng trực tiếp</w:t>
+        <w:t xml:space="preserve">: có ý nghĩa thống kê trên toàn mẫu, với hiệu ứng trực tiếp</w:t>
       </w:r>
       <w:r>
         <w:t xml:space="preserve"> </w:t>
@@ -4450,7 +4309,7 @@
         </m:r>
       </m:oMath>
       <w:r>
-        <w:t xml:space="preserve">) tương ứng lợi thế năng suất ~17% cho doanh nghiệp có website. Quan trọng hơn, cả hai tương tác điều tiết đều có ý nghĩa:</w:t>
+        <w:t xml:space="preserve">), tương ứng khoảng 17% lợi thế năng suất cho doanh nghiệp có trang web. Đáng chú ý hơn, cả hai tương tác điều tiết đều có ý nghĩa:</w:t>
       </w:r>
       <w:r>
         <w:t xml:space="preserve"> </w:t>
@@ -4655,7 +4514,7 @@
         </m:r>
       </m:oMath>
       <w:r>
-        <w:t xml:space="preserve">). Pattern âm rồi dương này cho thấy doanh nghiệp DAI cao có đường cong I-P phẳng hơn nhưng dịch lên, tổn thất hiệu suất ít hơn khi quốc tế hóa cao. Tương tác DAI×ICRV (</w:t>
+        <w:t xml:space="preserve">). Khuôn mẫu âm rồi dương này cho thấy doanh nghiệp DAI cao có đường cong I-P phẳng hơn nhưng dịch lên, nên tổn thất hiệu suất nhẹ hơn khi quốc tế hóa cao. Tương tác DAI×ICRV (</w:t>
       </w:r>
       <m:oMath>
         <m:r>
@@ -4678,7 +4537,7 @@
         </m:r>
       </m:oMath>
       <w:r>
-        <w:t xml:space="preserve">) xác nhận vai trò của DAI mạnh hơn ở các môi trường thể chế yếu hơn (nhất quán với CDCM).</w:t>
+        <w:t xml:space="preserve">) xác nhận vai trò của DAI mạnh hơn ở các môi trường thể chế yếu, nhất quán với CDCM.</w:t>
       </w:r>
     </w:p>
     <w:p>
@@ -4713,7 +4572,7 @@
         <w:pStyle w:val="FirstParagraph"/>
       </w:pPr>
       <w:r>
-        <w:t xml:space="preserve">Phân tích P8 tập trung vào chín quốc gia SIDS Thái Bình Dương (Pacific Small Island Developing States, Nhóm VI) với tổng</w:t>
+        <w:t xml:space="preserve">Phân tích P8 tập trung vào chín quốc gia đảo nhỏ Thái Bình Dương (Pacific Small Island Developing States, Nhóm VI), với tổng</w:t>
       </w:r>
       <w:r>
         <w:t xml:space="preserve"> </w:t>
@@ -4772,7 +4631,7 @@
         <w:t xml:space="preserve"> </w:t>
       </w:r>
       <w:r>
-        <w:t xml:space="preserve">(chiếm 12,7% mẫu). Tỷ lệ doanh thu xuất khẩu trung bình rất thấp: mean FSTS = 0,060 (6,0%).</w:t>
+        <w:t xml:space="preserve">doanh nghiệp xuất khẩu, chiếm 12,7% mẫu. Tỷ lệ doanh thu xuất khẩu trung bình rất thấp, với FSTS trung bình bằng 0,060, tức 6,0%.</w:t>
       </w:r>
     </w:p>
     <w:bookmarkEnd w:id="49"/>
@@ -4790,7 +4649,7 @@
         <w:pStyle w:val="FirstParagraph"/>
       </w:pPr>
       <w:r>
-        <w:t xml:space="preserve">Đây là phát hiện nổi bật nhất và khác biệt nhất của luận án so với toàn bộ kết quả từ các bối cảnh ICRV khác. Mô hình M1 với country fixed effects và year fixed effects cho:</w:t>
+        <w:t xml:space="preserve">Đây là phát hiện nổi bật và khác biệt nhất của luận án so với toàn bộ kết quả ở các bối cảnh ICRV khác. Mô hình M1 với hiệu ứng cố định quốc gia và năm cho:</w:t>
       </w:r>
     </w:p>
     <w:p>
@@ -4942,7 +4801,7 @@
         <w:pStyle w:val="FirstParagraph"/>
       </w:pPr>
       <w:r>
-        <w:t xml:space="preserve">Hệ số hồi quy âm và có ý nghĩa thống kê, nghĩa là tại các nền kinh tế SIDS, quốc tế hóa càng cao thì hiệu quả hoạt động doanh nghiệp càng</w:t>
+        <w:t xml:space="preserve">Hệ số hồi quy âm và có ý nghĩa thống kê, nghĩa là tại các nền kinh tế đảo nhỏ, quốc tế hóa càng cao thì hiệu quả hoạt động doanh nghiệp càng</w:t>
       </w:r>
       <w:r>
         <w:t xml:space="preserve"> </w:t>
@@ -4955,7 +4814,7 @@
         <w:t xml:space="preserve">thấp hơn</w:t>
       </w:r>
       <w:r>
-        <w:t xml:space="preserve">, quan hệ âm đơn điệu. Trong mẫu chỉ gồm doanh nghiệp xuất khẩu (exporters-only), hệ số âm còn mạnh hơn:</w:t>
+        <w:t xml:space="preserve">, tức một quan hệ âm đơn điệu. Trong mẫu chỉ gồm doanh nghiệp xuất khẩu, hệ số âm còn mạnh hơn:</w:t>
       </w:r>
     </w:p>
     <w:p>
@@ -5137,13 +4996,10 @@
           <w:bCs/>
           <w:b/>
         </w:rPr>
-        <w:t xml:space="preserve">đơn điệu</w:t>
-      </w:r>
-      <w:r>
-        <w:t xml:space="preserve"> </w:t>
-      </w:r>
-      <w:r>
-        <w:t xml:space="preserve">(monotone decline), không có turning point trong phạm vi dữ liệu.</w:t>
+        <w:t xml:space="preserve">đơn điệu giảm</w:t>
+      </w:r>
+      <w:r>
+        <w:t xml:space="preserve">, không có điểm uốn trong phạm vi dữ liệu.</w:t>
       </w:r>
     </w:p>
     <w:bookmarkEnd w:id="50"/>
@@ -5171,10 +5027,10 @@
           <w:bCs/>
           <w:b/>
         </w:rPr>
-        <w:t xml:space="preserve">Forced Internationalization Penalty (FIP)</w:t>
-      </w:r>
-      <w:r>
-        <w:t xml:space="preserve">, gánh nặng quốc tế hóa bắt buộc, một construct lý thuyết mới chưa có trong các nghiên cứu IB trước đây. Cơ chế giải thích gồm ba yếu tố cấu trúc đặc thù của SIDS: (1) thị trường nội địa quá nhỏ, buộc doanh nghiệp SIDS xuất khẩu không phải vì có lợi thế cạnh tranh mà vì nhu cầu nội địa không đủ để duy trì hoạt động; (2) chi phí hậu cần và tiếp cận thị trường cực cao do vị trí địa lý xa xôi và phân tán; và (3) thiếu hỗ trợ thể chế và năng lực xuất khẩu.</w:t>
+        <w:t xml:space="preserve">gánh nặng quốc tế hóa bắt buộc (Forced Internationalization Penalty, FIP)</w:t>
+      </w:r>
+      <w:r>
+        <w:t xml:space="preserve">, một cấu trúc lý thuyết mới chưa từng có trong các nghiên cứu kinh doanh quốc tế trước đây. Cơ chế giải thích gồm ba yếu tố cấu trúc đặc thù của các nền kinh tế đảo nhỏ: (1) thị trường nội địa quá nhỏ, buộc doanh nghiệp xuất khẩu không phải vì có lợi thế cạnh tranh mà vì cầu nội địa không đủ để duy trì hoạt động; (2) chi phí hậu cần và tiếp cận thị trường cực cao do vị trí địa lý xa xôi và phân tán; và (3) sự thiếu hụt hỗ trợ thể chế cùng năng lực xuất khẩu.</w:t>
       </w:r>
     </w:p>
     <w:p>
@@ -5182,7 +5038,7 @@
         <w:pStyle w:val="BodyText"/>
       </w:pPr>
       <w:r>
-        <w:t xml:space="preserve">Kết quả FIP là đóng góp lý thuyết gốc của luận án, lần đầu tiên được ghi nhận và đặt tên trong các nghiên cứu internationalization-firm performance cho khu vực Thái Bình Dương.</w:t>
+        <w:t xml:space="preserve">Kết quả FIP là đóng góp lý thuyết gốc của luận án, lần đầu tiên được ghi nhận và đặt tên trong các nghiên cứu về quan hệ giữa quốc tế hóa và hiệu quả hoạt động doanh nghiệp cho khu vực Thái Bình Dương.</w:t>
       </w:r>
     </w:p>
     <w:p>

--- a/dist/downloads/chuong_4_ket_qua.docx
+++ b/dist/downloads/chuong_4_ket_qua.docx
@@ -6200,7 +6200,7 @@
     <w:name w:val="Normal"/>
     <w:qFormat/>
     <w:pPr>
-      <w:spacing w:line="360" w:lineRule="auto"/>
+      <w:spacing w:line="288" w:lineRule="auto"/>
       <w:jc w:val="both"/>
     </w:pPr>
     <w:rPr>
@@ -6214,7 +6214,7 @@
     <w:basedOn w:val="Normal"/>
     <w:link w:val="BodyTextChar"/>
     <w:pPr>
-      <w:spacing w:after="180" w:before="180" w:line="360" w:lineRule="auto"/>
+      <w:spacing w:after="180" w:before="180" w:line="288" w:lineRule="auto"/>
       <w:jc w:val="both"/>
     </w:pPr>
     <w:qFormat/>
@@ -6230,7 +6230,7 @@
     <w:next w:val="BodyText"/>
     <w:qFormat/>
     <w:pPr>
-      <w:spacing w:line="360" w:lineRule="auto"/>
+      <w:spacing w:line="288" w:lineRule="auto"/>
       <w:jc w:val="both"/>
     </w:pPr>
     <w:rPr>
@@ -6244,7 +6244,7 @@
     <w:basedOn w:val="BodyText"/>
     <w:qFormat/>
     <w:pPr>
-      <w:spacing w:after="36" w:before="36" w:line="360" w:lineRule="auto"/>
+      <w:spacing w:after="36" w:before="36" w:line="288" w:lineRule="auto"/>
       <w:jc w:val="both"/>
     </w:pPr>
     <w:rPr>
@@ -6261,7 +6261,7 @@
     <w:pPr>
       <w:keepNext/>
       <w:keepLines/>
-      <w:spacing w:after="240" w:before="480" w:line="360" w:lineRule="auto"/>
+      <w:spacing w:after="240" w:before="480" w:line="288" w:lineRule="auto"/>
       <w:jc w:val="both"/>
     </w:pPr>
     <w:rPr>
@@ -6281,7 +6281,7 @@
     <w:pPr>
       <w:keepNext/>
       <w:keepLines/>
-      <w:spacing w:after="240" w:before="240" w:line="360" w:lineRule="auto"/>
+      <w:spacing w:after="240" w:before="240" w:line="288" w:lineRule="auto"/>
       <w:jc w:val="both"/>
     </w:pPr>
     <w:rPr>
@@ -6298,7 +6298,7 @@
     <w:pPr>
       <w:keepNext/>
       <w:keepLines/>
-      <w:spacing w:line="360" w:lineRule="auto"/>
+      <w:spacing w:line="288" w:lineRule="auto"/>
       <w:jc w:val="both"/>
     </w:pPr>
     <w:rPr>
@@ -6314,7 +6314,7 @@
     <w:pPr>
       <w:keepNext/>
       <w:keepLines/>
-      <w:spacing w:line="360" w:lineRule="auto"/>
+      <w:spacing w:line="288" w:lineRule="auto"/>
       <w:jc w:val="both"/>
     </w:pPr>
     <w:rPr>
@@ -6332,7 +6332,7 @@
       <w:keepNext/>
       <w:keepLines/>
       <w:jc w:val="both"/>
-      <w:spacing w:after="0" w:before="300" w:line="360" w:lineRule="auto"/>
+      <w:spacing w:after="0" w:before="300" w:line="288" w:lineRule="auto"/>
     </w:pPr>
     <w:rPr>
       <w:color w:val="000000"/>
@@ -6350,7 +6350,7 @@
     <w:pPr>
       <w:keepNext/>
       <w:keepLines/>
-      <w:spacing w:after="300" w:before="100" w:line="360" w:lineRule="auto"/>
+      <w:spacing w:after="300" w:before="100" w:line="288" w:lineRule="auto"/>
       <w:jc w:val="both"/>
     </w:pPr>
     <w:rPr>
@@ -6366,7 +6366,7 @@
     <w:next w:val="Bibliography"/>
     <w:qFormat/>
     <w:pPr>
-      <w:spacing w:line="360" w:lineRule="auto"/>
+      <w:spacing w:line="288" w:lineRule="auto"/>
       <w:jc w:val="both"/>
     </w:pPr>
     <w:rPr>
@@ -6384,7 +6384,7 @@
     <w:pPr>
       <w:keepNext/>
       <w:keepLines/>
-      <w:spacing w:after="0" w:before="480" w:line="360" w:lineRule="auto"/>
+      <w:spacing w:after="0" w:before="480" w:line="288" w:lineRule="auto"/>
       <w:jc w:val="both"/>
       <w:outlineLvl w:val="0"/>
     </w:pPr>
@@ -6407,7 +6407,7 @@
     <w:pPr>
       <w:keepNext/>
       <w:keepLines/>
-      <w:spacing w:after="0" w:before="200" w:line="360" w:lineRule="auto"/>
+      <w:spacing w:after="0" w:before="200" w:line="288" w:lineRule="auto"/>
       <w:jc w:val="both"/>
       <w:outlineLvl w:val="1"/>
     </w:pPr>
@@ -6430,7 +6430,7 @@
     <w:pPr>
       <w:keepNext/>
       <w:keepLines/>
-      <w:spacing w:after="0" w:before="200" w:line="360" w:lineRule="auto"/>
+      <w:spacing w:after="0" w:before="200" w:line="288" w:lineRule="auto"/>
       <w:jc w:val="both"/>
       <w:outlineLvl w:val="2"/>
     </w:pPr>
@@ -6453,7 +6453,7 @@
     <w:pPr>
       <w:keepNext/>
       <w:keepLines/>
-      <w:spacing w:after="0" w:before="200" w:line="360" w:lineRule="auto"/>
+      <w:spacing w:after="0" w:before="200" w:line="288" w:lineRule="auto"/>
       <w:jc w:val="both"/>
       <w:outlineLvl w:val="3"/>
     </w:pPr>
@@ -6476,7 +6476,7 @@
     <w:pPr>
       <w:keepNext/>
       <w:keepLines/>
-      <w:spacing w:after="0" w:before="200" w:line="360" w:lineRule="auto"/>
+      <w:spacing w:after="0" w:before="200" w:line="288" w:lineRule="auto"/>
       <w:jc w:val="both"/>
       <w:outlineLvl w:val="4"/>
     </w:pPr>
@@ -6498,7 +6498,7 @@
     <w:pPr>
       <w:keepNext/>
       <w:keepLines/>
-      <w:spacing w:after="0" w:before="200" w:line="360" w:lineRule="auto"/>
+      <w:spacing w:after="0" w:before="200" w:line="288" w:lineRule="auto"/>
       <w:jc w:val="both"/>
       <w:outlineLvl w:val="5"/>
     </w:pPr>
@@ -6519,7 +6519,7 @@
     <w:pPr>
       <w:keepNext/>
       <w:keepLines/>
-      <w:spacing w:after="0" w:before="200" w:line="360" w:lineRule="auto"/>
+      <w:spacing w:after="0" w:before="200" w:line="288" w:lineRule="auto"/>
       <w:jc w:val="both"/>
       <w:outlineLvl w:val="6"/>
     </w:pPr>
@@ -6540,7 +6540,7 @@
     <w:pPr>
       <w:keepNext/>
       <w:keepLines/>
-      <w:spacing w:after="0" w:before="200" w:line="360" w:lineRule="auto"/>
+      <w:spacing w:after="0" w:before="200" w:line="288" w:lineRule="auto"/>
       <w:jc w:val="both"/>
       <w:outlineLvl w:val="7"/>
     </w:pPr>
@@ -6561,7 +6561,7 @@
     <w:pPr>
       <w:keepNext/>
       <w:keepLines/>
-      <w:spacing w:after="0" w:before="200" w:line="360" w:lineRule="auto"/>
+      <w:spacing w:after="0" w:before="200" w:line="288" w:lineRule="auto"/>
       <w:jc w:val="both"/>
       <w:outlineLvl w:val="8"/>
     </w:pPr>
@@ -6580,7 +6580,7 @@
     <w:unhideWhenUsed/>
     <w:qFormat/>
     <w:pPr>
-      <w:spacing w:after="100" w:before="100" w:line="360" w:lineRule="auto"/>
+      <w:spacing w:after="100" w:before="100" w:line="288" w:lineRule="auto"/>
       <w:ind w:firstLine="0" w:left="480" w:right="480"/>
       <w:jc w:val="both"/>
     </w:pPr>
@@ -6598,7 +6598,7 @@
     <w:unhideWhenUsed/>
     <w:qFormat/>
     <w:pPr>
-      <w:spacing w:line="360" w:lineRule="auto"/>
+      <w:spacing w:line="288" w:lineRule="auto"/>
       <w:jc w:val="both"/>
     </w:pPr>
     <w:rPr>
@@ -6624,7 +6624,7 @@
     <w:unhideWhenUsed/>
     <w:qFormat/>
     <w:pPr>
-      <w:spacing w:line="360" w:lineRule="auto"/>
+      <w:spacing w:line="288" w:lineRule="auto"/>
       <w:jc w:val="both"/>
     </w:pPr>
     <w:rPr>
@@ -6664,7 +6664,7 @@
     <w:pPr>
       <w:keepNext/>
       <w:keepLines/>
-      <w:spacing w:after="0" w:line="360" w:lineRule="auto"/>
+      <w:spacing w:after="0" w:line="288" w:lineRule="auto"/>
       <w:jc w:val="both"/>
     </w:pPr>
     <w:rPr>
@@ -6678,7 +6678,7 @@
     <w:name w:val="Definition"/>
     <w:basedOn w:val="Normal"/>
     <w:pPr>
-      <w:spacing w:line="360" w:lineRule="auto"/>
+      <w:spacing w:line="288" w:lineRule="auto"/>
       <w:jc w:val="both"/>
     </w:pPr>
     <w:rPr>
@@ -6692,7 +6692,7 @@
     <w:basedOn w:val="Normal"/>
     <w:link w:val="BodyTextChar"/>
     <w:pPr>
-      <w:spacing w:after="120" w:before="0" w:line="360" w:lineRule="auto"/>
+      <w:spacing w:after="120" w:before="0" w:line="288" w:lineRule="auto"/>
       <w:jc w:val="both"/>
     </w:pPr>
     <w:rPr>
@@ -6707,7 +6707,7 @@
     <w:basedOn w:val="Caption"/>
     <w:pPr>
       <w:keepNext/>
-      <w:spacing w:line="360" w:lineRule="auto"/>
+      <w:spacing w:line="288" w:lineRule="auto"/>
       <w:jc w:val="both"/>
     </w:pPr>
     <w:rPr>
@@ -6720,7 +6720,7 @@
     <w:name w:val="Image Caption"/>
     <w:basedOn w:val="Caption"/>
     <w:pPr>
-      <w:spacing w:line="360" w:lineRule="auto"/>
+      <w:spacing w:line="288" w:lineRule="auto"/>
       <w:jc w:val="both"/>
     </w:pPr>
     <w:rPr>
@@ -6733,7 +6733,7 @@
     <w:name w:val="Figure"/>
     <w:basedOn w:val="Normal"/>
     <w:pPr>
-      <w:spacing w:line="360" w:lineRule="auto"/>
+      <w:spacing w:line="288" w:lineRule="auto"/>
       <w:jc w:val="both"/>
     </w:pPr>
     <w:rPr>
@@ -6747,7 +6747,7 @@
     <w:basedOn w:val="Figure"/>
     <w:pPr>
       <w:keepNext/>
-      <w:spacing w:line="360" w:lineRule="auto"/>
+      <w:spacing w:line="288" w:lineRule="auto"/>
       <w:jc w:val="both"/>
     </w:pPr>
     <w:rPr>
@@ -6811,7 +6811,7 @@
     <w:unhideWhenUsed/>
     <w:qFormat/>
     <w:pPr>
-      <w:spacing w:before="240" w:line="360" w:lineRule="auto"/>
+      <w:spacing w:before="240" w:line="288" w:lineRule="auto"/>
       <w:jc w:val="both"/>
       <w:outlineLvl w:val="9"/>
     </w:pPr>

--- a/dist/downloads/chuong_4_ket_qua.docx
+++ b/dist/downloads/chuong_4_ket_qua.docx
@@ -40,7 +40,185 @@
         <w:pStyle w:val="BodyText"/>
       </w:pPr>
       <w:r>
-        <w:t xml:space="preserve">Chương được cấu trúc thành bảy phần. Mục 4.1 dựng bức tranh mô tả về phân tán năng suất và đặc điểm quốc tế hóa trên nhóm dữ liệu gộp (pool), phân theo nhóm con của Biến thiên chế độ bối cảnh thể chế (Institutional Context Regime Variation — ICRV). Mục 4.2 trình bày kết quả phân tích tổng hợp ba tầng (P6), gồm hiệu ứng gộp, cấu trúc dị biệt, điều tiết theo chế độ thể chế và sai lệch xuất bản. Mục 4.3 trình bày kiểm định đa quốc gia trên 49 nền kinh tế (P7), gồm đường cong U ngược, điểm uốn tối ưu, dải biến thiên theo ICRV và tương tác giữa năng lực số với thể chế. Mục 4.4 trình bày ba nghiên cứu đơn quốc gia tại Việt Nam (P3), Singapore (P4) và Trung Quốc (P5). Mục 4.5 trình bày trường hợp biên là các nền kinh tế đảo nhỏ đang phát triển ở Thái Bình Dương (P8). Mục 4.6 tổng hợp và thảo luận các phát hiện liên thông giữa các nghiên cứu thành phần. Mục 4.7 trình bày các kiểm định độ vững.</w:t>
+        <w:t xml:space="preserve">Chương được cấu trúc thành bảy phần. Mục 4.1 dựng bức tranh mô tả về phân tán năng suất và đặc điểm quốc tế hóa trên nhóm dữ liệu gộp (pool), phân theo nhóm con của Biến thiên chế độ bối cảnh thể chế (Institutional Context Regime Variation — ICRV). Mục 4.2 trình bày kết quả phân tích tổng hợp ba tầng (P6), gồm hiệu ứng gộp, cấu trúc dị biệt, điều tiết theo chế độ thể chế và sai lệch xuất bản. Mục 4.3 trình bày kiểm định đa quốc gia trên 45 nền kinh tế (P7), gồm đường cong U ngược, điểm uốn tối ưu, dải biến thiên theo ICRV và tương tác giữa năng lực số với thể chế. Mục 4.4 trình bày ba nghiên cứu đơn quốc gia tại Việt Nam (P3), Singapore (P4) và Trung Quốc (P5). Mục 4.5 trình bày trường hợp biên là các nền kinh tế đảo nhỏ đang phát triển ở Thái Bình Dương (P8). Mục 4.6 tổng hợp và thảo luận các phát hiện liên thông giữa các nghiên cứu thành phần. Mục 4.7 trình bày các kiểm định độ vững.</w:t>
+      </w:r>
+    </w:p>
+    <w:p>
+      <w:pPr>
+        <w:pStyle w:val="BodyText"/>
+      </w:pPr>
+      <w:r>
+        <w:t xml:space="preserve">Đọc xuyên suốt, chương này không phải một chuỗi kết quả rời rạc mà là bằng chứng cho một</w:t>
+      </w:r>
+      <w:r>
+        <w:t xml:space="preserve"> </w:t>
+      </w:r>
+      <w:r>
+        <w:rPr>
+          <w:bCs/>
+          <w:b/>
+        </w:rPr>
+        <w:t xml:space="preserve">bản đồ địa hình xuất khẩu chiến lược (strategic export topography)</w:t>
+      </w:r>
+      <w:r>
+        <w:t xml:space="preserve">, trên đó chế độ thể chế ICRV vận hành như một bộ lọc chi phí giao dịch định vị nơi quan hệ I-P đạt đỉnh hay đảo chiều. Bốn phát hiện nổi bật neo giữ mạch lập luận đó và được nêu lên ngay từ đầu thay vì để ẩn trong các tiểu mục. Thứ nhất, hiệu chỉnh thiên lệch công bố ở P6 kéo hiệu ứng gộp từ</w:t>
+      </w:r>
+      <w:r>
+        <w:t xml:space="preserve"> </w:t>
+      </w:r>
+      <m:oMath>
+        <m:r>
+          <m:t>r</m:t>
+        </m:r>
+        <m:r>
+          <m:rPr>
+            <m:sty m:val="p"/>
+          </m:rPr>
+          <m:t>=</m:t>
+        </m:r>
+        <m:r>
+          <m:t>0</m:t>
+        </m:r>
+        <m:r>
+          <m:rPr>
+            <m:sty m:val="p"/>
+          </m:rPr>
+          <m:t>,</m:t>
+        </m:r>
+        <m:r>
+          <m:t>074</m:t>
+        </m:r>
+      </m:oMath>
+      <w:r>
+        <w:t xml:space="preserve"> </w:t>
+      </w:r>
+      <w:r>
+        <w:t xml:space="preserve">xuống</w:t>
+      </w:r>
+      <w:r>
+        <w:t xml:space="preserve"> </w:t>
+      </w:r>
+      <m:oMath>
+        <m:r>
+          <m:t>r</m:t>
+        </m:r>
+        <m:r>
+          <m:rPr>
+            <m:sty m:val="p"/>
+          </m:rPr>
+          <m:t>=</m:t>
+        </m:r>
+        <m:r>
+          <m:t>0</m:t>
+        </m:r>
+        <m:r>
+          <m:rPr>
+            <m:sty m:val="p"/>
+          </m:rPr>
+          <m:t>,</m:t>
+        </m:r>
+        <m:r>
+          <m:t>035</m:t>
+        </m:r>
+      </m:oMath>
+      <w:r>
+        <w:t xml:space="preserve"> </w:t>
+      </w:r>
+      <w:r>
+        <w:t xml:space="preserve">— mức suy giảm khoảng</w:t>
+      </w:r>
+      <w:r>
+        <w:t xml:space="preserve"> </w:t>
+      </w:r>
+      <w:r>
+        <w:rPr>
+          <w:bCs/>
+          <w:b/>
+        </w:rPr>
+        <w:t xml:space="preserve">53%</w:t>
+      </w:r>
+      <w:r>
+        <w:t xml:space="preserve"> </w:t>
+      </w:r>
+      <w:r>
+        <w:t xml:space="preserve">— hàm ý rằng phần lớn bằng chứng I-P tích lũy suốt bốn thập kỷ có thể đã bị thổi phồng (một ước lượng trim-and-fill, được trình bày kèm rào đón phương pháp ở Mục 4.2.4). Thứ hai, bằng chứng đa quốc gia (P7) cho thấy điểm uốn tối ưu không cố định mà</w:t>
+      </w:r>
+      <w:r>
+        <w:t xml:space="preserve"> </w:t>
+      </w:r>
+      <w:r>
+        <w:rPr>
+          <w:bCs/>
+          <w:b/>
+        </w:rPr>
+        <w:t xml:space="preserve">dịch chuyển có hệ thống dọc theo gradient ICRV</w:t>
+      </w:r>
+      <w:r>
+        <w:t xml:space="preserve"> </w:t>
+      </w:r>
+      <w:r>
+        <w:t xml:space="preserve">— chính cơ chế địa hình của luận án. Thứ ba, tại các quốc đảo nhỏ Thái Bình Dương (P8), quan hệ I-P sụp thành âm đơn điệu, tức</w:t>
+      </w:r>
+      <w:r>
+        <w:t xml:space="preserve"> </w:t>
+      </w:r>
+      <w:r>
+        <w:rPr>
+          <w:bCs/>
+          <w:b/>
+        </w:rPr>
+        <w:t xml:space="preserve">gánh nặng quốc tế hóa bắt buộc (FIP)</w:t>
+      </w:r>
+      <w:r>
+        <w:t xml:space="preserve">, một đóng góp lý thuyết được định danh lần đầu. Thứ tư, tại Việt Nam (P3), đường cong U ngược về bản chất là một</w:t>
+      </w:r>
+      <w:r>
+        <w:t xml:space="preserve"> </w:t>
+      </w:r>
+      <w:r>
+        <w:rPr>
+          <w:bCs/>
+          <w:b/>
+        </w:rPr>
+        <w:t xml:space="preserve">hiệu ứng vách đá xuất khẩu</w:t>
+      </w:r>
+      <w:r>
+        <w:t xml:space="preserve"> </w:t>
+      </w:r>
+      <w:r>
+        <w:t xml:space="preserve">tại biên tham gia chứ không phải bão hòa cường độ liên tục. Trung Quốc (P5) bổ sung một</w:t>
+      </w:r>
+      <w:r>
+        <w:t xml:space="preserve"> </w:t>
+      </w:r>
+      <w:r>
+        <w:rPr>
+          <w:bCs/>
+          <w:b/>
+        </w:rPr>
+        <w:t xml:space="preserve">hằng số sinh tồn</w:t>
+      </w:r>
+      <w:r>
+        <w:t xml:space="preserve"> </w:t>
+      </w:r>
+      <w:r>
+        <w:t xml:space="preserve">ở ngưỡng ~48% bền vững qua một thập kỷ biến động vĩ mô, còn Singapore (P4) đánh dấu đỉnh</w:t>
+      </w:r>
+      <w:r>
+        <w:t xml:space="preserve"> </w:t>
+      </w:r>
+      <w:r>
+        <w:rPr>
+          <w:bCs/>
+          <w:b/>
+        </w:rPr>
+        <w:t xml:space="preserve">bão hòa số</w:t>
+      </w:r>
+      <w:r>
+        <w:t xml:space="preserve"> </w:t>
+      </w:r>
+      <w:r>
+        <w:t xml:space="preserve">của địa hình, nơi năng lực số chỉ phát huy giá trị ở cường độ xuất khẩu cực cao.</w:t>
       </w:r>
     </w:p>
     <w:p>
@@ -4046,13 +4224,13 @@
     </w:p>
     <w:bookmarkEnd w:id="29"/>
     <w:bookmarkEnd w:id="30"/>
-    <w:bookmarkStart w:id="35" w:name="X23ec8dfeaa8eb4ba0a17f94e01cc624d956892c"/>
+    <w:bookmarkStart w:id="35" w:name="X6f5be0f1b8d9b19c66e3e5d543582515ce584a9"/>
     <w:p>
       <w:pPr>
         <w:pStyle w:val="Heading2"/>
       </w:pPr>
       <w:r>
-        <w:t xml:space="preserve">4.3 Kết quả đa quốc gia trên 49 nền kinh tế (P7)</w:t>
+        <w:t xml:space="preserve">4.3 Kết quả đa quốc gia trên 45 nền kinh tế (P7)</w:t>
       </w:r>
     </w:p>
     <w:bookmarkStart w:id="31" w:name="mẫu-và-đường-cong-u-ngược"/>
@@ -4069,7 +4247,7 @@
         <w:pStyle w:val="FirstParagraph"/>
       </w:pPr>
       <w:r>
-        <w:t xml:space="preserve">Phân tích P7 là kiểm định quy mô lớn nhất của luận án, kết hợp toàn bộ các bối cảnh ICRV trong khu vực châu Á và Thái Bình Dương, trải dài 49 nền kinh tế và 102 đợt khảo sát quốc gia–năm. FSTS trung bình trên toàn mẫu xấp xỉ 12% (trung vị</w:t>
+        <w:t xml:space="preserve">Phân tích P7 là kiểm định quy mô lớn nhất của luận án, kết hợp toàn bộ các bối cảnh ICRV trong khu vực châu Á và Thái Bình Dương, trải dài 45 nền kinh tế và 98 đợt khảo sát quốc gia–năm. FSTS trung bình trên toàn mẫu xấp xỉ 12% (trung vị</w:t>
       </w:r>
       <w:r>
         <w:t xml:space="preserve"> </w:t>
@@ -4202,7 +4380,7 @@
           <m:t>=</m:t>
         </m:r>
         <m:r>
-          <m:t>84.910</m:t>
+          <m:t>82.302</m:t>
         </m:r>
       </m:oMath>
       <w:r>
@@ -4629,7 +4807,7 @@
           <m:t>=</m:t>
         </m:r>
         <m:r>
-          <m:t>29.840</m:t>
+          <m:t>28.500</m:t>
         </m:r>
       </m:oMath>
       <w:r>
@@ -4994,7 +5172,7 @@
         </m:r>
       </m:oMath>
       <w:r>
-        <w:t xml:space="preserve">). Hai nguồn bằng chứng độc lập, một từ phân tích tổng hợp 238 nghiên cứu và một từ dữ liệu sơ cấp 49 nền kinh tế, cùng chỉ ra dải biến thiên ICRV, tạo nên một sự xác nhận chéo độc lập có giá trị.</w:t>
+        <w:t xml:space="preserve">). Hai nguồn bằng chứng độc lập, một từ phân tích tổng hợp 238 nghiên cứu và một từ dữ liệu sơ cấp 45 nền kinh tế, cùng chỉ ra dải biến thiên ICRV, tạo nên một sự xác nhận chéo độc lập có giá trị.</w:t>
       </w:r>
     </w:p>
     <w:bookmarkEnd w:id="32"/>
@@ -5237,7 +5415,7 @@
         </m:r>
       </m:oMath>
       <w:r>
-        <w:t xml:space="preserve">) không đạt ý nghĩa trong mẫu 49 nền kinh tế đa dạng thể chế. Do đó H2 được xác nhận một phần: TCI là yếu tố nâng mặt bằng năng suất nhất quán, nhưng vai trò uốn hình dạng đường cong I-P chỉ xuất hiện ở một bối cảnh quốc gia cụ thể là Việt Nam (P3), chứ không phổ quát trên toàn mẫu.</w:t>
+        <w:t xml:space="preserve">) không đạt ý nghĩa trong mẫu 45 nền kinh tế đa dạng thể chế. Do đó H2 được xác nhận một phần: TCI là yếu tố nâng mặt bằng năng suất nhất quán, nhưng vai trò uốn hình dạng đường cong I-P chỉ xuất hiện ở một bối cảnh quốc gia cụ thể là Việt Nam (P3), chứ không phổ quát trên toàn mẫu.</w:t>
       </w:r>
     </w:p>
     <w:p>
@@ -5784,7 +5962,7 @@
           <m:t>,</m:t>
         </m:r>
         <m:r>
-          <m:t>060</m:t>
+          <m:t>052</m:t>
         </m:r>
       </m:oMath>
       <w:r>
@@ -5810,7 +5988,7 @@
           <m:t>,</m:t>
         </m:r>
         <m:r>
-          <m:t>012</m:t>
+          <m:t>049</m:t>
         </m:r>
       </m:oMath>
       <w:r>
@@ -9892,13 +10070,13 @@
       </w:r>
     </w:p>
     <w:bookmarkEnd w:id="40"/>
-    <w:bookmarkStart w:id="41" w:name="X18fb67f5a1141ad5074e0ecb7348da069e85bde"/>
+    <w:bookmarkStart w:id="41" w:name="Xa4cc7b4119a730c0567e9dfd632a5ad630da69d"/>
     <w:p>
       <w:pPr>
         <w:pStyle w:val="Heading3"/>
       </w:pPr>
       <w:r>
-        <w:t xml:space="preserve">4.5.2 Hiệu ứng âm đơn điệu và chi phí quốc tế hóa bắt buộc</w:t>
+        <w:t xml:space="preserve">4.5.2 Hiệu ứng âm đơn điệu và gánh nặng quốc tế hóa bắt buộc</w:t>
       </w:r>
     </w:p>
     <w:p>
@@ -10881,13 +11059,13 @@
       </w:r>
     </w:p>
     <w:bookmarkEnd w:id="41"/>
-    <w:bookmarkStart w:id="42" w:name="cơ-chế-chi-phí-quốc-tế-hóa-bắt-buộc"/>
+    <w:bookmarkStart w:id="42" w:name="cơ-chế-gánh-nặng-quốc-tế-hóa-bắt-buộc"/>
     <w:p>
       <w:pPr>
         <w:pStyle w:val="Heading3"/>
       </w:pPr>
       <w:r>
-        <w:t xml:space="preserve">4.5.3 Cơ chế chi phí quốc tế hóa bắt buộc</w:t>
+        <w:t xml:space="preserve">4.5.3 Cơ chế gánh nặng quốc tế hóa bắt buộc</w:t>
       </w:r>
     </w:p>
     <w:p>
@@ -10895,7 +11073,7 @@
         <w:pStyle w:val="FirstParagraph"/>
       </w:pPr>
       <w:r>
-        <w:t xml:space="preserve">Luận án đặt tên cho hiện tượng này là chi phí quốc tế hóa bắt buộc (forced internationalization penalty), một cấu trúc lý thuyết mới chưa từng được định danh trong tài liệu nghiên cứu kinh doanh quốc tế. Cơ chế giải thích gồm ba yếu tố cấu trúc đặc thù của các nền kinh tế đảo nhỏ. Thị trường nội địa quá nhỏ buộc doanh nghiệp xuất khẩu không phải vì có lợi thế cạnh tranh mà vì cầu nội địa không đủ để duy trì hoạt động, tức quốc tế hóa bắt buộc chứ không phải quốc tế hóa chiến lược. Chi phí hậu cần và tiếp cận thị trường cực cao do vị trí địa lý xa xôi và phân tán, làm chi phí giao dịch xuyên biên giới không tương xứng với giá trị hàng hóa có thể xuất khẩu, có thể khuếch đại chi phí kinh doanh của doanh thu xuất khẩu thêm 30–210%. Sự thiếu hụt hỗ trợ thể chế cùng năng lực xuất khẩu, thể hiện qua khoảng trống thể chế toàn diện với việc thiếu trung gian tài chính thương mại, thực thi hợp đồng kém và hạ tầng tiêu chuẩn hạn chế, khiến doanh nghiệp không thể chiếm dụng các lợi ích học hỏi và quy mô mà lý thuyết quốc tế hóa hứa hẹn.</w:t>
+        <w:t xml:space="preserve">Luận án đặt tên cho hiện tượng này là gánh nặng quốc tế hóa bắt buộc (forced internationalization penalty), một cấu trúc lý thuyết mới chưa từng được định danh trong tài liệu nghiên cứu kinh doanh quốc tế. Cơ chế giải thích gồm ba yếu tố cấu trúc đặc thù của các nền kinh tế đảo nhỏ. Thị trường nội địa quá nhỏ buộc doanh nghiệp xuất khẩu không phải vì có lợi thế cạnh tranh mà vì cầu nội địa không đủ để duy trì hoạt động, tức quốc tế hóa bắt buộc chứ không phải quốc tế hóa chiến lược. Chi phí hậu cần và tiếp cận thị trường cực cao do vị trí địa lý xa xôi và phân tán, làm chi phí giao dịch xuyên biên giới không tương xứng với giá trị hàng hóa có thể xuất khẩu, có thể khuếch đại chi phí kinh doanh của doanh thu xuất khẩu thêm 30–210%. Sự thiếu hụt hỗ trợ thể chế cùng năng lực xuất khẩu, thể hiện qua khoảng trống thể chế toàn diện với việc thiếu trung gian tài chính thương mại, thực thi hợp đồng kém và hạ tầng tiêu chuẩn hạn chế, khiến doanh nghiệp không thể chiếm dụng các lợi ích học hỏi và quy mô mà lý thuyết quốc tế hóa hứa hẹn.</w:t>
       </w:r>
     </w:p>
     <w:p>
@@ -10903,7 +11081,7 @@
         <w:pStyle w:val="BodyText"/>
       </w:pPr>
       <w:r>
-        <w:t xml:space="preserve">Kết quả chi phí quốc tế hóa bắt buộc là đóng góp lý thuyết gốc của luận án, lần đầu tiên được ghi nhận và đặt tên trong tài liệu nghiên cứu về quan hệ giữa quốc tế hóa và hiệu quả hoạt động doanh nghiệp cho khu vực Thái Bình Dương. Về mặt lý thuyết, hiện tượng này tái định khung đường cong U ngược từ một quy luật thực nghiệm phổ quát thành một quan hệ có điều kiện: nó tồn tại khi và bởi vì các tiền đề cấu trúc được thỏa mãn. Khi điều kiện thể chế vượt một ngưỡng cấu trúc từ</w:t>
+        <w:t xml:space="preserve">Kết quả gánh nặng quốc tế hóa bắt buộc là đóng góp lý thuyết gốc của luận án, lần đầu tiên được ghi nhận và đặt tên trong tài liệu nghiên cứu về quan hệ giữa quốc tế hóa và hiệu quả hoạt động doanh nghiệp cho khu vực Thái Bình Dương. Về mặt lý thuyết, hiện tượng này tái định khung đường cong U ngược từ một quy luật thực nghiệm phổ quát thành một quan hệ có điều kiện: nó tồn tại khi và bởi vì các tiền đề cấu trúc được thỏa mãn. Khi điều kiện thể chế vượt một ngưỡng cấu trúc từ</w:t>
       </w:r>
       <w:r>
         <w:t xml:space="preserve"> </w:t>
@@ -11110,7 +11288,7 @@
           <m:t>,</m:t>
         </m:r>
         <m:r>
-          <m:t>012</m:t>
+          <m:t>049</m:t>
         </m:r>
       </m:oMath>
       <w:r>
@@ -11472,7 +11650,7 @@
                 <m:t>,</m:t>
               </m:r>
               <m:r>
-                <m:t>012</m:t>
+                <m:t>049</m:t>
               </m:r>
             </m:oMath>
             <w:r>

--- a/dist/downloads/chuong_4_ket_qua.docx
+++ b/dist/downloads/chuong_4_ket_qua.docx
@@ -141,7 +141,7 @@
         <w:t xml:space="preserve"> </w:t>
       </w:r>
       <w:r>
-        <w:t xml:space="preserve">— hàm ý rằng phần lớn bằng chứng I-P tích lũy suốt bốn thập kỷ có thể đã bị thổi phồng (một ước lượng trim-and-fill, được trình bày kèm rào đón phương pháp ở Mục 4.2.4). Thứ hai, bằng chứng đa quốc gia (P7) cho thấy điểm uốn tối ưu không cố định mà</w:t>
+        <w:t xml:space="preserve">— hàm ý rằng phần lớn bằng chứng I-P tích lũy suốt bốn thập kỷ có thể đã bị thổi phồng (một ước lượng trim-and-fill, được trình bày kèm rào đón phương pháp ở Mục 4.2.4). Thứ hai, bằng chứng đa quốc gia (P7) cho thấy chế độ thể chế ICRV không dịch chuyển điểm uốn một cách đơn điệu mà</w:t>
       </w:r>
       <w:r>
         <w:t xml:space="preserve"> </w:t>
@@ -151,13 +151,13 @@
           <w:bCs/>
           <w:b/>
         </w:rPr>
-        <w:t xml:space="preserve">dịch chuyển có hệ thống dọc theo gradient ICRV</w:t>
-      </w:r>
-      <w:r>
-        <w:t xml:space="preserve"> </w:t>
-      </w:r>
-      <w:r>
-        <w:t xml:space="preserve">— chính cơ chế địa hình của luận án. Thứ ba, tại các quốc đảo nhỏ Thái Bình Dương (P8), quan hệ I-P sụp thành âm đơn điệu, tức</w:t>
+        <w:t xml:space="preserve">chi phối độ cong (concavity / biên độ) của hình chữ U ngược</w:t>
+      </w:r>
+      <w:r>
+        <w:t xml:space="preserve"> </w:t>
+      </w:r>
+      <w:r>
+        <w:t xml:space="preserve">— độ cong sâu dần khi chất lượng thể chế suy giảm — chính cơ chế địa hình của luận án. Thứ ba, tại các quốc đảo nhỏ Thái Bình Dương (P8), quan hệ I-P sụp thành âm đơn điệu, tức</w:t>
       </w:r>
       <w:r>
         <w:t xml:space="preserve"> </w:t>
@@ -4733,16 +4733,16 @@
           <m:t>=</m:t>
         </m:r>
         <m:r>
-          <m:t>34</m:t>
-        </m:r>
-        <m:r>
-          <m:rPr>
-            <m:sty m:val="p"/>
-          </m:rPr>
-          <m:t>,</m:t>
-        </m:r>
-        <m:r>
-          <m:t>6</m:t>
+          <m:t>25</m:t>
+        </m:r>
+        <m:r>
+          <m:rPr>
+            <m:sty m:val="p"/>
+          </m:rPr>
+          <m:t>,</m:t>
+        </m:r>
+        <m:r>
+          <m:t>7</m:t>
         </m:r>
         <m:r>
           <m:rPr>
@@ -4787,7 +4787,7 @@
           <m:t>,</m:t>
         </m:r>
         <m:r>
-          <m:t>002</m:t>
+          <m:t>026</m:t>
         </m:r>
       </m:oMath>
       <w:r>
@@ -4829,7 +4829,7 @@
         <w:pStyle w:val="FirstParagraph"/>
       </w:pPr>
       <w:r>
-        <w:t xml:space="preserve">Kết quả quan trọng nhất của P7 là xác nhận dải biến thiên theo ICRV. Mô hình M10 cho hiệu ứng chính của nhóm ICRV (</w:t>
+        <w:t xml:space="preserve">Kết quả quan trọng nhất của P7 là xác nhận vai trò điều tiết của ICRV đối với hình dạng đường cong I-P. Mô hình M10 cho hiệu ứng chính của nhóm ICRV (</w:t>
       </w:r>
       <m:oMath>
         <m:r>
@@ -4887,7 +4887,7 @@
         </m:r>
       </m:oMath>
       <w:r>
-        <w:t xml:space="preserve">); hệ số dương này phản ánh việc doanh thu danh nghĩa trên lao động cao hơn ở các nền kinh tế có mặt bằng giá thấp, đặc trưng của nhóm cận biên và mới nổi, nên cần diễn giải thận trọng. Quan trọng hơn cho dải biến thiên là hai số hạng tương tác: FSTS×ICRV (</w:t>
+        <w:t xml:space="preserve">); hệ số dương này phản ánh việc doanh thu danh nghĩa trên lao động cao hơn ở các nền kinh tế có mặt bằng giá thấp, đặc trưng của nhóm cận biên và mới nổi, nên cần diễn giải thận trọng. Quan trọng hơn là hai số hạng tương tác có ý nghĩa: FSTS×ICRV (</w:t>
       </w:r>
       <m:oMath>
         <m:r>
@@ -5020,90 +5020,47 @@
         </m:r>
       </m:oMath>
       <w:r>
-        <w:t xml:space="preserve">). Hai hệ số này cho thấy điểm uốn tăng dần khi chuyển từ nhóm thể chế mạnh sang nhóm thể chế yếu:</w:t>
+        <w:t xml:space="preserve">). Hai hệ số này cho thấy chế độ thể chế chi phối</w:t>
+      </w:r>
+      <w:r>
+        <w:t xml:space="preserve"> </w:t>
+      </w:r>
+      <w:r>
+        <w:rPr>
+          <w:bCs/>
+          <w:b/>
+        </w:rPr>
+        <w:t xml:space="preserve">độ cong (concavity / biên độ)</w:t>
+      </w:r>
+      <w:r>
+        <w:t xml:space="preserve"> </w:t>
+      </w:r>
+      <w:r>
+        <w:t xml:space="preserve">của hình chữ U ngược chứ không phải một gradient điểm uốn đơn điệu: độ cong sâu dần khi chất lượng thể chế suy giảm, làm hình phạt sau đỉnh gay gắt hơn ở các chế độ thể chế yếu (cận biên, SIDS), và phẳng dần về gần tuyến tính ở các chế độ tiên tiến.</w:t>
       </w:r>
     </w:p>
     <w:p>
       <w:pPr>
         <w:pStyle w:val="BodyText"/>
       </w:pPr>
-      <m:oMathPara>
-        <m:oMathParaPr>
-          <m:jc m:val="center"/>
-        </m:oMathParaPr>
-        <m:oMath>
-          <m:r>
-            <m:rPr>
-              <m:nor/>
-              <m:sty m:val="p"/>
-            </m:rPr>
-            <m:t>TP(Advanced đổi mới)</m:t>
-          </m:r>
-          <m:r>
-            <m:rPr>
-              <m:sty m:val="p"/>
-            </m:rPr>
-            <m:t>≈</m:t>
-          </m:r>
-          <m:r>
-            <m:t>28</m:t>
-          </m:r>
-          <m:r>
-            <m:rPr>
-              <m:sty m:val="p"/>
-            </m:rPr>
-            <m:t>%</m:t>
-          </m:r>
-          <m:r>
-            <m:rPr>
-              <m:sty m:val="p"/>
-            </m:rPr>
-            <m:t>&lt;</m:t>
-          </m:r>
-          <m:r>
-            <m:rPr>
-              <m:nor/>
-              <m:sty m:val="p"/>
-            </m:rPr>
-            <m:t>TP(Upper-middle)</m:t>
-          </m:r>
-          <m:r>
-            <m:rPr>
-              <m:sty m:val="p"/>
-            </m:rPr>
-            <m:t>&lt;</m:t>
-          </m:r>
-          <m:r>
-            <m:rPr>
-              <m:nor/>
-              <m:sty m:val="p"/>
-            </m:rPr>
-            <m:t>TP(Frontier/SIDS)</m:t>
-          </m:r>
-          <m:r>
-            <m:rPr>
-              <m:sty m:val="p"/>
-            </m:rPr>
-            <m:t>≈</m:t>
-          </m:r>
-          <m:r>
-            <m:t>55</m:t>
-          </m:r>
-          <m:r>
-            <m:rPr>
-              <m:sty m:val="p"/>
-            </m:rPr>
-            <m:t>%</m:t>
-          </m:r>
-        </m:oMath>
-      </m:oMathPara>
-    </w:p>
-    <w:p>
-      <w:pPr>
-        <w:pStyle w:val="FirstParagraph"/>
-      </w:pPr>
-      <w:r>
-        <w:t xml:space="preserve">Dải biến thiên này nhất quán với dự đoán của lý thuyết thể chế. Ở môi trường thể chế mạnh (Nhóm I), doanh nghiệp hoàn vốn chi phí quốc tế hóa ở mức FSTS thấp hơn, tức đạt đỉnh hiệu quả sớm hơn. Tại các nền kinh tế thể chế yếu (Nhóm V–VI), doanh nghiệp cần quốc tế hóa sâu hơn để bù đắp chi phí giao dịch và bất định thể chế, nên điểm uốn xuất hiện muộn hơn, ở mức FSTS cao hơn.</w:t>
+      <w:r>
+        <w:t xml:space="preserve">Điểm uốn theo nhóm là không đồng nhất, dao động trong dải rộng (khoảng 16–50% FSTS) và cụm quanh ~40%, nhưng</w:t>
+      </w:r>
+      <w:r>
+        <w:t xml:space="preserve"> </w:t>
+      </w:r>
+      <w:r>
+        <w:rPr>
+          <w:bCs/>
+          <w:b/>
+        </w:rPr>
+        <w:t xml:space="preserve">không</w:t>
+      </w:r>
+      <w:r>
+        <w:t xml:space="preserve"> </w:t>
+      </w:r>
+      <w:r>
+        <w:t xml:space="preserve">dịch chuyển đơn điệu theo chất lượng thể chế. Cơ chế vững được nhận diện là biên độ chứ không phải sự di chuyển vị trí điểm tối ưu: trong môi trường thể chế mạnh (Nhóm I), đường cong phẳng và gần tuyến tính nên tổn thất sau đỉnh nhỏ; tại các nền kinh tế thể chế yếu (Nhóm V–VI), đường cong cong sâu hơn nên hình phạt cho quốc tế hóa quá mức trở nên gay gắt hơn.</w:t>
       </w:r>
     </w:p>
     <w:p>
@@ -6176,7 +6133,7 @@
         </m:r>
       </m:oMath>
       <w:r>
-        <w:t xml:space="preserve">) đều nâng hiệu quả doanh nghiệp độc lập với FSTS. Hiệu ứng kinh nghiệm hàm ý năng suất cao hơn khoảng 0,7% trên mỗi năm kinh nghiệm trong ngành; hiệu ứng nhà quản trị nữ hàm ý lợi thế năng suất khoảng 20% (</w:t>
+        <w:t xml:space="preserve">) đều nâng mặt bằng hiệu quả doanh nghiệp độc lập với FSTS. Hiệu ứng kinh nghiệm hàm ý năng suất cao hơn khoảng 0,7% trên mỗi năm kinh nghiệm trong ngành; hiệu ứng nhà quản trị nữ hàm ý lợi thế năng suất khoảng 20% (</w:t>
       </w:r>
       <m:oMath>
         <m:r>
@@ -6236,7 +6193,7 @@
         </m:r>
       </m:oMath>
       <w:r>
-        <w:t xml:space="preserve">). Tương tác FSTS×kinh nghiệm không có ý nghĩa trong M9 (</w:t>
+        <w:t xml:space="preserve">). Các đặc điểm này được đưa vào như nhóm biến kiểm soát quản trị nội sinh chứ không phải nhân tố điều tiết trọng tâm: chúng tác động ở dạng hiệu ứng mức (level effect) nâng mặt bằng năng suất, không định hình độ cong của đường quan hệ I-P. Số hạng tương tác FSTS×kinh nghiệm chỉ là chẩn đoán phụ trợ, không có ý nghĩa trong M9 (</w:t>
       </w:r>
       <m:oMath>
         <m:r>
@@ -6294,7 +6251,39 @@
         </m:r>
       </m:oMath>
       <w:r>
-        <w:t xml:space="preserve">) nhưng đạt</w:t>
+        <w:t xml:space="preserve">) và chỉ cận ngưỡng trong M11 (</w:t>
+      </w:r>
+      <m:oMath>
+        <m:r>
+          <m:t>β</m:t>
+        </m:r>
+        <m:r>
+          <m:rPr>
+            <m:sty m:val="p"/>
+          </m:rPr>
+          <m:t>=</m:t>
+        </m:r>
+        <m:r>
+          <m:rPr>
+            <m:sty m:val="p"/>
+          </m:rPr>
+          <m:t>−</m:t>
+        </m:r>
+        <m:r>
+          <m:t>0</m:t>
+        </m:r>
+        <m:r>
+          <m:rPr>
+            <m:sty m:val="p"/>
+          </m:rPr>
+          <m:t>,</m:t>
+        </m:r>
+        <m:r>
+          <m:t>019</m:t>
+        </m:r>
+      </m:oMath>
+      <w:r>
+        <w:t xml:space="preserve">,</w:t>
       </w:r>
       <w:r>
         <w:t xml:space="preserve"> </w:t>
@@ -6320,42 +6309,7 @@
         </m:r>
       </m:oMath>
       <w:r>
-        <w:t xml:space="preserve"> </w:t>
-      </w:r>
-      <w:r>
-        <w:t xml:space="preserve">trong M11 (</w:t>
-      </w:r>
-      <m:oMath>
-        <m:r>
-          <m:t>β</m:t>
-        </m:r>
-        <m:r>
-          <m:rPr>
-            <m:sty m:val="p"/>
-          </m:rPr>
-          <m:t>=</m:t>
-        </m:r>
-        <m:r>
-          <m:rPr>
-            <m:sty m:val="p"/>
-          </m:rPr>
-          <m:t>−</m:t>
-        </m:r>
-        <m:r>
-          <m:t>0</m:t>
-        </m:r>
-        <m:r>
-          <m:rPr>
-            <m:sty m:val="p"/>
-          </m:rPr>
-          <m:t>,</m:t>
-        </m:r>
-        <m:r>
-          <m:t>019</m:t>
-        </m:r>
-      </m:oMath>
-      <w:r>
-        <w:t xml:space="preserve">), gợi ý rằng trong đặc tả đầy đủ, nhà quản trị nhiều kinh nghiệm xử lý thách thức phối hợp ở mức FSTS cao tốt hơn. H4 do đó được xác nhận một phần ở dạng hiệu ứng nâng mặt bằng, còn vai trò uốn đường cong chỉ xuất hiện cận biên và cần tái kiểm chứng.</w:t>
+        <w:t xml:space="preserve">); do đó không cấu thành bằng chứng điều tiết trọng tâm. Việc kiểm soát chất lượng quản trị theo lý thuyết Bậc trên khóa chặt thiên lệch nội sinh và bảo vệ tính nhân quả thuần khiết của tương tác Thể chế × Công nghệ; ký hiệu H4 được giữ nguyên để tương thích với các bản thảo đồng hành (P3/P4/P5).</w:t>
       </w:r>
     </w:p>
     <w:p>
@@ -11149,7 +11103,23 @@
         <w:pStyle w:val="FirstParagraph"/>
       </w:pPr>
       <w:r>
-        <w:t xml:space="preserve">Tổng hợp bằng chứng từ phân tích tổng hợp (P6) và toàn mẫu sơ cấp (P7), cùng ba nghiên cứu đơn quốc gia, dẫn đến luận điểm trung tâm: hình dạng của quan hệ I-P mang tính phổ quát, nhưng điểm tối ưu của nó được dịch chuyển theo bối cảnh thể chế. Đường cong U ngược tồn tại nhất quán qua các bối cảnh có thể chế đủ mạnh, nhưng điểm uốn không phải là một tham số cấu trúc cố định. Nó di chuyển theo chất lượng thể chế: từ đỉnh sớm ở chế độ tiên tiến đến đỉnh muộn ở chế độ cận biên và dễ tổn thương.</w:t>
+        <w:t xml:space="preserve">Tổng hợp bằng chứng từ phân tích tổng hợp (P6) và toàn mẫu sơ cấp (P7), cùng ba nghiên cứu đơn quốc gia, dẫn đến luận điểm trung tâm: hình dạng của quan hệ I-P mang tính phổ quát, nhưng độ cong và vị trí điểm tối ưu của nó phụ thuộc vào bối cảnh thể chế. Đường cong U ngược tồn tại nhất quán qua các bối cảnh có thể chế đủ mạnh, nhưng độ cong của nó không phải là một tham số cấu trúc cố định. Chế độ thể chế chi phối</w:t>
+      </w:r>
+      <w:r>
+        <w:t xml:space="preserve"> </w:t>
+      </w:r>
+      <w:r>
+        <w:rPr>
+          <w:bCs/>
+          <w:b/>
+        </w:rPr>
+        <w:t xml:space="preserve">độ cong (concavity / biên độ)</w:t>
+      </w:r>
+      <w:r>
+        <w:t xml:space="preserve"> </w:t>
+      </w:r>
+      <w:r>
+        <w:t xml:space="preserve">của hình chữ U ngược chứ không phải một gradient điểm uốn đơn điệu: độ cong sâu dần khi chất lượng thể chế suy giảm, làm hình phạt sau đỉnh gay gắt hơn ở chế độ cận biên và dễ tổn thương, và phẳng dần về gần tuyến tính ở chế độ tiên tiến.</w:t>
       </w:r>
     </w:p>
     <w:p>
@@ -11157,35 +11127,39 @@
         <w:pStyle w:val="BodyText"/>
       </w:pPr>
       <w:r>
-        <w:t xml:space="preserve">Bằng chứng định lượng về dải dịch chuyển này khá rõ ràng. Điểm uốn đi từ khoảng 82% FSTS tại Singapore (Nhóm I, tiên tiến đổi mới) xuống khoảng 48,78% tại Trung Quốc (Nhóm III, thu nhập trung bình cao) rồi xuống 39,7% tại Việt Nam (Nhóm IV, chuyển đổi thu nhập trung bình thấp), và toàn mẫu P7 xác nhận dải biến thiên Advanced (</w:t>
-      </w:r>
-      <m:oMath>
-        <m:r>
-          <m:rPr>
-            <m:sty m:val="p"/>
-          </m:rPr>
-          <m:t>≈</m:t>
-        </m:r>
-      </m:oMath>
-      <w:r>
-        <w:t xml:space="preserve"> </w:t>
-      </w:r>
-      <w:r>
-        <w:t xml:space="preserve">28%) thấp hơn Frontier/SIDS (</w:t>
-      </w:r>
-      <m:oMath>
-        <m:r>
-          <m:rPr>
-            <m:sty m:val="p"/>
-          </m:rPr>
-          <m:t>≈</m:t>
-        </m:r>
-      </m:oMath>
-      <w:r>
-        <w:t xml:space="preserve"> </w:t>
-      </w:r>
-      <w:r>
-        <w:t xml:space="preserve">55%). Như vậy, sự dịch chuyển điểm tối ưu hòa giải mâu thuẫn bề ngoài giữa các nghiên cứu báo cáo quan hệ tuyến tính dương, U ngược, và không có ý nghĩa: đó là những quan sát về cùng một họ đường cong được lấy mẫu ở các địa điểm thể chế khác nhau. Phát hiện này vượt qua các công trình nền tảng của Lu và Beamish (2004), vốn tìm thấy một điểm uốn cố định khoảng 60% trên doanh nghiệp Nhật Bản, bằng cách chứng minh rằng không tồn tại một điểm uốn phổ quát cho mọi bối cảnh, và mở rộng phát hiện điều tiết thể chế của Marano và cộng sự (2016) từ phân loại nhị phân sang sáu chế độ con ICRV.</w:t>
+        <w:t xml:space="preserve">Bằng chứng định lượng về tính phụ thuộc bối cảnh này khá rõ ràng. Trên ba nghiên cứu đơn quốc gia, điểm uốn đi từ khoảng 82% FSTS tại Singapore (Nhóm I, tiên tiến đổi mới) xuống khoảng 48,78% tại Trung Quốc (Nhóm III, thu nhập trung bình cao) rồi xuống 39,7% tại Việt Nam (Nhóm IV, chuyển đổi thu nhập trung bình thấp). Trong toàn mẫu P7, điểm uốn theo nhóm là không đồng nhất (dao động trong dải khoảng 16–50% FSTS), cụm quanh ~40% và</w:t>
+      </w:r>
+      <w:r>
+        <w:t xml:space="preserve"> </w:t>
+      </w:r>
+      <w:r>
+        <w:rPr>
+          <w:bCs/>
+          <w:b/>
+        </w:rPr>
+        <w:t xml:space="preserve">không</w:t>
+      </w:r>
+      <w:r>
+        <w:t xml:space="preserve"> </w:t>
+      </w:r>
+      <w:r>
+        <w:t xml:space="preserve">dịch chuyển đơn điệu theo chất lượng thể chế; điều dịch chuyển có hệ thống là</w:t>
+      </w:r>
+      <w:r>
+        <w:t xml:space="preserve"> </w:t>
+      </w:r>
+      <w:r>
+        <w:rPr>
+          <w:bCs/>
+          <w:b/>
+        </w:rPr>
+        <w:t xml:space="preserve">độ cong (concavity / biên độ)</w:t>
+      </w:r>
+      <w:r>
+        <w:t xml:space="preserve"> </w:t>
+      </w:r>
+      <w:r>
+        <w:t xml:space="preserve">của hình chữ U ngược, sâu dần khi thể chế suy giảm và phẳng dần về gần tuyến tính ở chế độ tiên tiến. Như vậy, tính không đồng nhất của độ cong và vị trí điểm tối ưu hòa giải mâu thuẫn bề ngoài giữa các nghiên cứu báo cáo quan hệ tuyến tính dương, U ngược, và không có ý nghĩa: đó là những quan sát về cùng một họ đường cong được lấy mẫu ở các địa điểm thể chế khác nhau. Phát hiện này vượt qua các công trình nền tảng của Lu và Beamish (2004), vốn tìm thấy một điểm uốn cố định khoảng 60% trên doanh nghiệp Nhật Bản, bằng cách chứng minh rằng không tồn tại một điểm uốn phổ quát cho mọi bối cảnh, và mở rộng phát hiện điều tiết thể chế của Marano và cộng sự (2016) từ phân loại nhị phân sang sáu chế độ con ICRV.</w:t>
       </w:r>
     </w:p>
     <w:bookmarkEnd w:id="44"/>
@@ -11717,31 +11691,31 @@
               <w:jc w:val="left"/>
             </w:pPr>
             <w:r>
-              <w:t xml:space="preserve">H4 (Nhà quản trị điều tiết)</w:t>
-            </w:r>
-          </w:p>
-        </w:tc>
-        <w:tc>
-          <w:tcPr/>
-          <w:p>
-            <w:pPr>
-              <w:pStyle w:val="Compact"/>
-              <w:jc w:val="left"/>
-            </w:pPr>
-            <w:r>
-              <w:t xml:space="preserve">Kinh nghiệm và giới tính nhà quản trị</w:t>
-            </w:r>
-          </w:p>
-        </w:tc>
-        <w:tc>
-          <w:tcPr/>
-          <w:p>
-            <w:pPr>
-              <w:pStyle w:val="Compact"/>
-              <w:jc w:val="left"/>
-            </w:pPr>
-            <w:r>
-              <w:t xml:space="preserve">Hỗn hợp: trong P7, nhà quản trị nữ</w:t>
+              <w:t xml:space="preserve">H4 (kiểm soát quản trị nội sinh)</w:t>
+            </w:r>
+          </w:p>
+        </w:tc>
+        <w:tc>
+          <w:tcPr/>
+          <w:p>
+            <w:pPr>
+              <w:pStyle w:val="Compact"/>
+              <w:jc w:val="left"/>
+            </w:pPr>
+            <w:r>
+              <w:t xml:space="preserve">Kinh nghiệm và giới tính nhà quản trị nâng mặt bằng (kiểm soát, không điều tiết độ cong)</w:t>
+            </w:r>
+          </w:p>
+        </w:tc>
+        <w:tc>
+          <w:tcPr/>
+          <w:p>
+            <w:pPr>
+              <w:pStyle w:val="Compact"/>
+              <w:jc w:val="left"/>
+            </w:pPr>
+            <w:r>
+              <w:t xml:space="preserve">Hiệu ứng mức trong P7: nhà quản trị nữ</w:t>
             </w:r>
             <w:r>
               <w:t xml:space="preserve"> </w:t>
@@ -11776,11 +11750,40 @@
               </m:r>
             </m:oMath>
             <w:r>
-              <w:t xml:space="preserve">; tương tác kinh nghiệm cận ngưỡng (</w:t>
+              <w:t xml:space="preserve"> </w:t>
+            </w:r>
+            <w:r>
+              <w:t xml:space="preserve">(</w:t>
             </w:r>
             <m:oMath>
               <m:r>
                 <m:t>p</m:t>
+              </m:r>
+              <m:r>
+                <m:rPr>
+                  <m:sty m:val="p"/>
+                </m:rPr>
+                <m:t>&lt;</m:t>
+              </m:r>
+              <m:r>
+                <m:rPr>
+                  <m:sty m:val="p"/>
+                </m:rPr>
+                <m:t>,</m:t>
+              </m:r>
+              <m:r>
+                <m:t>001</m:t>
+              </m:r>
+            </m:oMath>
+            <w:r>
+              <w:t xml:space="preserve">), kinh nghiệm</w:t>
+            </w:r>
+            <w:r>
+              <w:t xml:space="preserve"> </w:t>
+            </w:r>
+            <m:oMath>
+              <m:r>
+                <m:t>β</m:t>
               </m:r>
               <m:r>
                 <m:rPr>
@@ -11792,9 +11795,67 @@
                 <m:rPr>
                   <m:sty m:val="p"/>
                 </m:rPr>
+                <m:t>+</m:t>
+              </m:r>
+              <m:r>
+                <m:t>0</m:t>
+              </m:r>
+              <m:r>
+                <m:rPr>
+                  <m:sty m:val="p"/>
+                </m:rPr>
                 <m:t>,</m:t>
               </m:r>
               <m:r>
+                <m:t>007</m:t>
+              </m:r>
+            </m:oMath>
+            <w:r>
+              <w:t xml:space="preserve"> </w:t>
+            </w:r>
+            <w:r>
+              <w:t xml:space="preserve">(</w:t>
+            </w:r>
+            <m:oMath>
+              <m:r>
+                <m:t>p</m:t>
+              </m:r>
+              <m:r>
+                <m:rPr>
+                  <m:sty m:val="p"/>
+                </m:rPr>
+                <m:t>=</m:t>
+              </m:r>
+              <m:r>
+                <m:rPr>
+                  <m:sty m:val="p"/>
+                </m:rPr>
+                <m:t>,</m:t>
+              </m:r>
+              <m:r>
+                <m:t>026</m:t>
+              </m:r>
+            </m:oMath>
+            <w:r>
+              <w:t xml:space="preserve">); tương tác FSTS×kinh nghiệm chỉ cận ngưỡng (</w:t>
+            </w:r>
+            <m:oMath>
+              <m:r>
+                <m:t>p</m:t>
+              </m:r>
+              <m:r>
+                <m:rPr>
+                  <m:sty m:val="p"/>
+                </m:rPr>
+                <m:t>=</m:t>
+              </m:r>
+              <m:r>
+                <m:rPr>
+                  <m:sty m:val="p"/>
+                </m:rPr>
+                <m:t>,</m:t>
+              </m:r>
+              <m:r>
                 <m:t>053</m:t>
               </m:r>
             </m:oMath>
@@ -11802,7 +11863,7 @@
               <w:t xml:space="preserve"> </w:t>
             </w:r>
             <w:r>
-              <w:t xml:space="preserve">tại M11)</w:t>
+              <w:t xml:space="preserve">tại M11), là chẩn đoán phụ trợ chứ không phải điều tiết trọng tâm</w:t>
             </w:r>
           </w:p>
         </w:tc>
@@ -11927,41 +11988,120 @@
               </m:r>
             </m:oMath>
             <w:r>
-              <w:t xml:space="preserve">) từ P6 và dải biến thiên điểm uốn từ P7 (Advanced</w:t>
+              <w:t xml:space="preserve">) từ P6 và tương tác M10 từ P7 (FSTS×ICRV</w:t>
             </w:r>
             <w:r>
               <w:t xml:space="preserve"> </w:t>
             </w:r>
             <m:oMath>
+              <m:r>
+                <m:t>β</m:t>
+              </m:r>
               <m:r>
                 <m:rPr>
                   <m:sty m:val="p"/>
                 </m:rPr>
-                <m:t>≈</m:t>
-              </m:r>
-            </m:oMath>
-            <w:r>
-              <w:t xml:space="preserve"> </w:t>
-            </w:r>
-            <w:r>
-              <w:t xml:space="preserve">28% &lt; Frontier/SIDS</w:t>
-            </w:r>
-            <w:r>
-              <w:t xml:space="preserve"> </w:t>
-            </w:r>
-            <m:oMath>
+                <m:t>=</m:t>
+              </m:r>
               <m:r>
                 <m:rPr>
                   <m:sty m:val="p"/>
                 </m:rPr>
-                <m:t>≈</m:t>
+                <m:t>+</m:t>
+              </m:r>
+              <m:r>
+                <m:t>1</m:t>
+              </m:r>
+              <m:r>
+                <m:rPr>
+                  <m:sty m:val="p"/>
+                </m:rPr>
+                <m:t>,</m:t>
+              </m:r>
+              <m:r>
+                <m:t>85</m:t>
               </m:r>
             </m:oMath>
             <w:r>
+              <w:t xml:space="preserve">; FSTS</w:t>
+            </w:r>
+            <m:oMath>
+              <m:sSup>
+                <m:e>
+                  <m:r>
+                    <m:t>​</m:t>
+                  </m:r>
+                </m:e>
+                <m:sup>
+                  <m:r>
+                    <m:t>2</m:t>
+                  </m:r>
+                </m:sup>
+              </m:sSup>
+            </m:oMath>
+            <w:r>
+              <w:t xml:space="preserve">×ICRV</w:t>
+            </w:r>
+            <w:r>
               <w:t xml:space="preserve"> </w:t>
             </w:r>
-            <w:r>
-              <w:t xml:space="preserve">55%)</w:t>
+            <m:oMath>
+              <m:r>
+                <m:t>β</m:t>
+              </m:r>
+              <m:r>
+                <m:rPr>
+                  <m:sty m:val="p"/>
+                </m:rPr>
+                <m:t>=</m:t>
+              </m:r>
+              <m:r>
+                <m:rPr>
+                  <m:sty m:val="p"/>
+                </m:rPr>
+                <m:t>−</m:t>
+              </m:r>
+              <m:r>
+                <m:t>2</m:t>
+              </m:r>
+              <m:r>
+                <m:rPr>
+                  <m:sty m:val="p"/>
+                </m:rPr>
+                <m:t>,</m:t>
+              </m:r>
+              <m:r>
+                <m:t>93</m:t>
+              </m:r>
+            </m:oMath>
+            <w:r>
+              <w:t xml:space="preserve">; đều</w:t>
+            </w:r>
+            <w:r>
+              <w:t xml:space="preserve"> </w:t>
+            </w:r>
+            <m:oMath>
+              <m:r>
+                <m:t>p</m:t>
+              </m:r>
+              <m:r>
+                <m:rPr>
+                  <m:sty m:val="p"/>
+                </m:rPr>
+                <m:t>&lt;</m:t>
+              </m:r>
+              <m:r>
+                <m:rPr>
+                  <m:sty m:val="p"/>
+                </m:rPr>
+                <m:t>,</m:t>
+              </m:r>
+              <m:r>
+                <m:t>001</m:t>
+              </m:r>
+            </m:oMath>
+            <w:r>
+              <w:t xml:space="preserve">); cơ chế là độ cong/biên độ (sâu dần khi thể chế suy giảm), không phải dịch chuyển điểm uốn đơn điệu</w:t>
             </w:r>
           </w:p>
         </w:tc>
@@ -12551,16 +12691,16 @@
           <m:t>=</m:t>
         </m:r>
         <m:r>
-          <m:t>34</m:t>
-        </m:r>
-        <m:r>
-          <m:rPr>
-            <m:sty m:val="p"/>
-          </m:rPr>
-          <m:t>,</m:t>
-        </m:r>
-        <m:r>
-          <m:t>6</m:t>
+          <m:t>25</m:t>
+        </m:r>
+        <m:r>
+          <m:rPr>
+            <m:sty m:val="p"/>
+          </m:rPr>
+          <m:t>,</m:t>
+        </m:r>
+        <m:r>
+          <m:t>7</m:t>
         </m:r>
         <m:r>
           <m:rPr>
@@ -12605,7 +12745,7 @@
           <m:t>,</m:t>
         </m:r>
         <m:r>
-          <m:t>002</m:t>
+          <m:t>026</m:t>
         </m:r>
       </m:oMath>
       <w:r>

--- a/dist/downloads/chuong_4_ket_qua.docx
+++ b/dist/downloads/chuong_4_ket_qua.docx
@@ -4247,7 +4247,7 @@
         <w:pStyle w:val="FirstParagraph"/>
       </w:pPr>
       <w:r>
-        <w:t xml:space="preserve">Phân tích P7 là kiểm định quy mô lớn nhất của luận án, kết hợp toàn bộ các bối cảnh ICRV trong khu vực châu Á và Thái Bình Dương, trải dài 45 nền kinh tế và 98 đợt khảo sát quốc gia–năm. FSTS trung bình trên toàn mẫu xấp xỉ 12% (trung vị</w:t>
+        <w:t xml:space="preserve">Phân tích P7 là kiểm định quy mô lớn nhất của luận án, kết hợp toàn bộ các bối cảnh ICRV trong khu vực châu Á và Thái Bình Dương, trải dài 45 nền kinh tế và 98 đợt khảo sát quốc gia–năm. FSTS trung bình trên toàn mẫu xấp xỉ 10% (trung vị</w:t>
       </w:r>
       <w:r>
         <w:t xml:space="preserve"> </w:t>
@@ -4424,7 +4424,7 @@
           <m:t>,</m:t>
         </m:r>
         <m:r>
-          <m:t>316</m:t>
+          <m:t>211</m:t>
         </m:r>
       </m:oMath>
       <w:r>
@@ -4491,7 +4491,7 @@
           <m:t>,</m:t>
         </m:r>
         <m:r>
-          <m:t>810</m:t>
+          <m:t>630</m:t>
         </m:r>
       </m:oMath>
       <w:r>
@@ -4571,7 +4571,7 @@
           <m:t>=</m:t>
         </m:r>
         <m:r>
-          <m:t>38.342</m:t>
+          <m:t>36.772</m:t>
         </m:r>
       </m:oMath>
       <w:r>
@@ -4610,7 +4610,7 @@
           <m:t>,</m:t>
         </m:r>
         <m:r>
-          <m:t>677</m:t>
+          <m:t>671</m:t>
         </m:r>
       </m:oMath>
       <w:r>
@@ -4640,7 +4640,7 @@
             <m:t>=</m:t>
           </m:r>
           <m:r>
-            <m:t>40</m:t>
+            <m:t>39</m:t>
           </m:r>
           <m:r>
             <m:rPr>
@@ -4649,7 +4649,7 @@
             <m:t>,</m:t>
           </m:r>
           <m:r>
-            <m:t>0</m:t>
+            <m:t>5</m:t>
           </m:r>
           <m:r>
             <m:rPr>
@@ -4716,7 +4716,7 @@
         <w:pStyle w:val="FirstParagraph"/>
       </w:pPr>
       <w:r>
-        <w:t xml:space="preserve">Điểm uốn dao động nhất quán trong dải hẹp 33,8–40,0% FSTS qua mọi đặc tả M2–M9, và được xác nhận lại trong mô hình điều tiết ba chiều đầy đủ M11 (</w:t>
+        <w:t xml:space="preserve">Điểm uốn dao động nhất quán trong dải hẹp 34,1–39,5% FSTS qua các đặc tả nền M2, M3 và M5, và được xác nhận lại trong mô hình điều tiết ba chiều đầy đủ M11 (</w:t>
       </w:r>
       <m:oMath>
         <m:r>
@@ -4811,7 +4811,7 @@
         </m:r>
       </m:oMath>
       <w:r>
-        <w:t xml:space="preserve">). Điểm uốn tổng thể của toàn mẫu nằm vào khoảng 36% FSTS. Tính nhất quán này bác bỏ giả thuyết cho rằng đường cong U ngược chỉ là sản phẩm phụ của mẫu nhỏ hay thiếu biến kiểm soát.</w:t>
+        <w:t xml:space="preserve">). Điểm uốn tổng thể của toàn mẫu nằm vào khoảng 37% FSTS. Tính nhất quán này bác bỏ giả thuyết cho rằng đường cong U ngược chỉ là sản phẩm phụ của mẫu nhỏ hay thiếu biến kiểm soát.</w:t>
       </w:r>
     </w:p>
     <w:bookmarkEnd w:id="31"/>
@@ -4857,7 +4857,7 @@
           <m:t>,</m:t>
         </m:r>
         <m:r>
-          <m:t>763</m:t>
+          <m:t>592</m:t>
         </m:r>
       </m:oMath>
       <w:r>
@@ -4915,7 +4915,7 @@
           <m:t>,</m:t>
         </m:r>
         <m:r>
-          <m:t>762</m:t>
+          <m:t>849</m:t>
         </m:r>
       </m:oMath>
       <w:r>
@@ -4990,7 +4990,7 @@
           <m:t>,</m:t>
         </m:r>
         <m:r>
-          <m:t>746</m:t>
+          <m:t>932</m:t>
         </m:r>
       </m:oMath>
       <w:r>
@@ -5175,7 +5175,7 @@
           <m:t>,</m:t>
         </m:r>
         <m:r>
-          <m:t>344</m:t>
+          <m:t>342</m:t>
         </m:r>
       </m:oMath>
       <w:r>
@@ -5232,7 +5232,7 @@
               <m:t>,</m:t>
             </m:r>
             <m:r>
-              <m:t>344</m:t>
+              <m:t>342</m:t>
             </m:r>
           </m:e>
         </m:d>
@@ -5293,7 +5293,7 @@
           <m:t>,</m:t>
         </m:r>
         <m:r>
-          <m:t>144</m:t>
+          <m:t>090</m:t>
         </m:r>
       </m:oMath>
       <w:r>
@@ -5342,7 +5342,7 @@
           <m:t>,</m:t>
         </m:r>
         <m:r>
-          <m:t>137</m:t>
+          <m:t>227</m:t>
         </m:r>
       </m:oMath>
       <w:r>
@@ -5368,7 +5368,7 @@
           <m:t>,</m:t>
         </m:r>
         <m:r>
-          <m:t>129</m:t>
+          <m:t>077</m:t>
         </m:r>
       </m:oMath>
       <w:r>
@@ -5432,7 +5432,7 @@
           <m:t>,</m:t>
         </m:r>
         <m:r>
-          <m:t>155</m:t>
+          <m:t>172</m:t>
         </m:r>
       </m:oMath>
       <w:r>
@@ -5462,7 +5462,7 @@
         </m:r>
       </m:oMath>
       <w:r>
-        <w:t xml:space="preserve">), tương ứng khoảng 17% lợi thế năng suất cho doanh nghiệp có trang web (</w:t>
+        <w:t xml:space="preserve">), tương ứng khoảng 19% lợi thế năng suất cho doanh nghiệp có trang web (</w:t>
       </w:r>
       <m:oMath>
         <m:r>
@@ -5489,7 +5489,7 @@
               <m:t>,</m:t>
             </m:r>
             <m:r>
-              <m:t>155</m:t>
+              <m:t>172</m:t>
             </m:r>
           </m:e>
         </m:d>
@@ -5518,7 +5518,7 @@
           <m:t>,</m:t>
         </m:r>
         <m:r>
-          <m:t>17</m:t>
+          <m:t>19</m:t>
         </m:r>
       </m:oMath>
       <w:r>
@@ -5596,7 +5596,7 @@
             <m:t>,</m:t>
           </m:r>
           <m:r>
-            <m:t>614</m:t>
+            <m:t>588</m:t>
           </m:r>
           <m:r>
             <m:t> </m:t>
@@ -5709,7 +5709,7 @@
             <m:t>,</m:t>
           </m:r>
           <m:r>
-            <m:t>766</m:t>
+            <m:t>726</m:t>
           </m:r>
           <m:r>
             <m:t> </m:t>
@@ -5738,7 +5738,7 @@
                 <m:t>,</m:t>
               </m:r>
               <m:r>
-                <m:t>001</m:t>
+                <m:t>002</m:t>
               </m:r>
             </m:e>
           </m:d>
@@ -5778,7 +5778,7 @@
           <m:t>,</m:t>
         </m:r>
         <m:r>
-          <m:t>780</m:t>
+          <m:t>786</m:t>
         </m:r>
       </m:oMath>
       <w:r>
@@ -5853,7 +5853,7 @@
           <m:t>,</m:t>
         </m:r>
         <m:r>
-          <m:t>994</m:t>
+          <m:t>982</m:t>
         </m:r>
       </m:oMath>
       <w:r>
@@ -5995,7 +5995,7 @@
           <m:t>,</m:t>
         </m:r>
         <m:r>
-          <m:t>001</m:t>
+          <m:t>016</m:t>
         </m:r>
       </m:oMath>
       <w:r>
@@ -6045,7 +6045,7 @@
           <m:t>,</m:t>
         </m:r>
         <m:r>
-          <m:t>007</m:t>
+          <m:t>018</m:t>
         </m:r>
       </m:oMath>
       <w:r>
@@ -6062,16 +6062,16 @@
           <m:rPr>
             <m:sty m:val="p"/>
           </m:rPr>
-          <m:t>=</m:t>
-        </m:r>
-        <m:r>
-          <m:rPr>
-            <m:sty m:val="p"/>
-          </m:rPr>
-          <m:t>,</m:t>
-        </m:r>
-        <m:r>
-          <m:t>026</m:t>
+          <m:t>&lt;</m:t>
+        </m:r>
+        <m:r>
+          <m:rPr>
+            <m:sty m:val="p"/>
+          </m:rPr>
+          <m:t>,</m:t>
+        </m:r>
+        <m:r>
+          <m:t>001</m:t>
         </m:r>
       </m:oMath>
       <w:r>
@@ -6103,7 +6103,7 @@
           <m:t>,</m:t>
         </m:r>
         <m:r>
-          <m:t>185</m:t>
+          <m:t>202</m:t>
         </m:r>
       </m:oMath>
       <w:r>
@@ -6133,7 +6133,7 @@
         </m:r>
       </m:oMath>
       <w:r>
-        <w:t xml:space="preserve">) đều nâng mặt bằng hiệu quả doanh nghiệp độc lập với FSTS. Hiệu ứng kinh nghiệm hàm ý năng suất cao hơn khoảng 0,7% trên mỗi năm kinh nghiệm trong ngành; hiệu ứng nhà quản trị nữ hàm ý lợi thế năng suất khoảng 20% (</w:t>
+        <w:t xml:space="preserve">) đều nâng mặt bằng hiệu quả doanh nghiệp độc lập với FSTS. Hiệu ứng kinh nghiệm hàm ý năng suất cao hơn khoảng 2% trên mỗi năm kinh nghiệm trong ngành; hiệu ứng nhà quản trị nữ hàm ý lợi thế năng suất khoảng 22% (</w:t>
       </w:r>
       <m:oMath>
         <m:r>
@@ -6160,7 +6160,7 @@
               <m:t>,</m:t>
             </m:r>
             <m:r>
-              <m:t>185</m:t>
+              <m:t>202</m:t>
             </m:r>
           </m:e>
         </m:d>
@@ -6189,11 +6189,11 @@
           <m:t>,</m:t>
         </m:r>
         <m:r>
-          <m:t>20</m:t>
-        </m:r>
-      </m:oMath>
-      <w:r>
-        <w:t xml:space="preserve">). Các đặc điểm này được đưa vào như nhóm biến kiểm soát quản trị nội sinh chứ không phải nhân tố điều tiết trọng tâm: chúng tác động ở dạng hiệu ứng mức (level effect) nâng mặt bằng năng suất, không định hình độ cong của đường quan hệ I-P. Số hạng tương tác FSTS×kinh nghiệm chỉ là chẩn đoán phụ trợ, không có ý nghĩa trong M9 (</w:t>
+          <m:t>22</m:t>
+        </m:r>
+      </m:oMath>
+      <w:r>
+        <w:t xml:space="preserve">). Các đặc điểm này được đưa vào như nhóm biến kiểm soát quản trị nội sinh chứ không phải nhân tố điều tiết trọng tâm: chúng tác động ở dạng hiệu ứng mức (level effect) nâng mặt bằng năng suất, không định hình độ cong của đường quan hệ I-P. Số hạng tương tác FSTS×kinh nghiệm chỉ là chẩn đoán phụ trợ, không có ý nghĩa trong cả M9 (</w:t>
       </w:r>
       <m:oMath>
         <m:r>
@@ -6209,7 +6209,7 @@
           <m:rPr>
             <m:sty m:val="p"/>
           </m:rPr>
-          <m:t>−</m:t>
+          <m:t>+</m:t>
         </m:r>
         <m:r>
           <m:t>0</m:t>
@@ -6221,7 +6221,7 @@
           <m:t>,</m:t>
         </m:r>
         <m:r>
-          <m:t>012</m:t>
+          <m:t>005</m:t>
         </m:r>
       </m:oMath>
       <w:r>
@@ -6247,11 +6247,11 @@
           <m:t>,</m:t>
         </m:r>
         <m:r>
-          <m:t>133</m:t>
-        </m:r>
-      </m:oMath>
-      <w:r>
-        <w:t xml:space="preserve">) và chỉ cận ngưỡng trong M11 (</w:t>
+          <m:t>29</m:t>
+        </m:r>
+      </m:oMath>
+      <w:r>
+        <w:t xml:space="preserve">) lẫn M11 (</w:t>
       </w:r>
       <m:oMath>
         <m:r>
@@ -6267,7 +6267,7 @@
           <m:rPr>
             <m:sty m:val="p"/>
           </m:rPr>
-          <m:t>−</m:t>
+          <m:t>+</m:t>
         </m:r>
         <m:r>
           <m:t>0</m:t>
@@ -6279,7 +6279,7 @@
           <m:t>,</m:t>
         </m:r>
         <m:r>
-          <m:t>019</m:t>
+          <m:t>007</m:t>
         </m:r>
       </m:oMath>
       <w:r>
@@ -6305,7 +6305,7 @@
           <m:t>,</m:t>
         </m:r>
         <m:r>
-          <m:t>053</m:t>
+          <m:t>26</m:t>
         </m:r>
       </m:oMath>
       <w:r>
@@ -11213,7 +11213,7 @@
           <m:t>,</m:t>
         </m:r>
         <m:r>
-          <m:t>155</m:t>
+          <m:t>172</m:t>
         </m:r>
       </m:oMath>
       <w:r>
@@ -11598,7 +11598,7 @@
                 <m:t>,</m:t>
               </m:r>
               <m:r>
-                <m:t>155</m:t>
+                <m:t>172</m:t>
               </m:r>
             </m:oMath>
             <w:r>
@@ -11746,7 +11746,7 @@
                 <m:t>,</m:t>
               </m:r>
               <m:r>
-                <m:t>185</m:t>
+                <m:t>202</m:t>
               </m:r>
             </m:oMath>
             <w:r>
@@ -11807,7 +11807,7 @@
                 <m:t>,</m:t>
               </m:r>
               <m:r>
-                <m:t>007</m:t>
+                <m:t>018</m:t>
               </m:r>
             </m:oMath>
             <w:r>
@@ -11815,6 +11815,29 @@
             </w:r>
             <w:r>
               <w:t xml:space="preserve">(</w:t>
+            </w:r>
+            <m:oMath>
+              <m:r>
+                <m:t>p</m:t>
+              </m:r>
+              <m:r>
+                <m:rPr>
+                  <m:sty m:val="p"/>
+                </m:rPr>
+                <m:t>&lt;</m:t>
+              </m:r>
+              <m:r>
+                <m:rPr>
+                  <m:sty m:val="p"/>
+                </m:rPr>
+                <m:t>,</m:t>
+              </m:r>
+              <m:r>
+                <m:t>001</m:t>
+              </m:r>
+            </m:oMath>
+            <w:r>
+              <w:t xml:space="preserve">); tương tác FSTS×kinh nghiệm không có ý nghĩa (</w:t>
             </w:r>
             <m:oMath>
               <m:r>
@@ -11833,30 +11856,7 @@
                 <m:t>,</m:t>
               </m:r>
               <m:r>
-                <m:t>026</m:t>
-              </m:r>
-            </m:oMath>
-            <w:r>
-              <w:t xml:space="preserve">); tương tác FSTS×kinh nghiệm chỉ cận ngưỡng (</w:t>
-            </w:r>
-            <m:oMath>
-              <m:r>
-                <m:t>p</m:t>
-              </m:r>
-              <m:r>
-                <m:rPr>
-                  <m:sty m:val="p"/>
-                </m:rPr>
-                <m:t>=</m:t>
-              </m:r>
-              <m:r>
-                <m:rPr>
-                  <m:sty m:val="p"/>
-                </m:rPr>
-                <m:t>,</m:t>
-              </m:r>
-              <m:r>
-                <m:t>053</m:t>
+                <m:t>26</m:t>
               </m:r>
             </m:oMath>
             <w:r>
@@ -12674,7 +12674,7 @@
         <w:pStyle w:val="BodyText"/>
       </w:pPr>
       <w:r>
-        <w:t xml:space="preserve">Đối với toàn mẫu P7, điểm uốn dao động nhất quán trong dải hẹp 33,8–40,0% qua mọi đặc tả M2–M9 và được xác nhận lại trong mô hình đầy đủ M11 (</w:t>
+        <w:t xml:space="preserve">Đối với toàn mẫu P7, điểm uốn dao động nhất quán trong dải hẹp 34,1–39,5% qua mọi đặc tả M2–M9 và được xác nhận lại trong mô hình đầy đủ M11 (</w:t>
       </w:r>
       <m:oMath>
         <m:r>
@@ -12951,7 +12951,7 @@
         <w:pStyle w:val="BodyText"/>
       </w:pPr>
       <w:r>
-        <w:t xml:space="preserve">Nhìn chung, các kiểm định độ vững củng cố ba trụ cột kết quả của luận án: hiệu ứng gộp dương nhỏ và vững ở cấp phân tích tổng hợp, đường cong U ngược với điểm uốn dịch chuyển theo dải biến thiên ICRV ở cấp đa quốc gia và đơn quốc gia, và quan hệ âm đơn điệu như một điều kiện biên cực đoan ở SIDS.</w:t>
+        <w:t xml:space="preserve">Nhìn chung, các kiểm định độ vững củng cố ba trụ cột kết quả của luận án: hiệu ứng gộp dương nhỏ và vững ở cấp phân tích tổng hợp, đường cong U ngược với độ cong thay đổi theo dải biến thiên ICRV ở cấp đa quốc gia và đơn quốc gia, và quan hệ âm đơn điệu như một điều kiện biên cực đoan ở SIDS.</w:t>
       </w:r>
     </w:p>
     <w:p>

--- a/dist/downloads/chuong_4_ket_qua.docx
+++ b/dist/downloads/chuong_4_ket_qua.docx
@@ -32,7 +32,7 @@
         <w:pStyle w:val="FirstParagraph"/>
       </w:pPr>
       <w:r>
-        <w:t xml:space="preserve">Chương 4 trình bày toàn bộ kết quả thực nghiệm của luận án theo một mạch logic thống nhất, đi từ bức tranh mô tả tổng thể đến bằng chứng tổng hợp ở cấp phân tích đa nghiên cứu, rồi đến các bằng chứng định lượng theo từng bối cảnh quốc gia, sau cùng là kiểm định trên toàn mẫu đa quốc gia và trường hợp biên. Cách tổ chức này phản ánh thiết kế nghiên cứu nhiều thành phần của luận án, trong đó mỗi nghiên cứu thành phần (ký hiệu P3 đến P8) đảm nhận một lát cắt riêng của cùng một câu hỏi trung tâm: quốc tế hóa cải thiện hay làm xấu đi hiệu quả hoạt động của doanh nghiệp, và điều kiện nào quyết định chiều hướng đó.</w:t>
+        <w:t xml:space="preserve">Chương 4 trình bày toàn bộ kết quả thực nghiệm của luận án theo một mạch logic thống nhất, đi từ bức tranh mô tả tổng thể đến bằng chứng tổng hợp ở cấp phân tích đa nghiên cứu, rồi đến các bằng chứng định lượng theo từng bối cảnh quốc gia, sau cùng là kiểm định trên toàn mẫu đa quốc gia và trường hợp biên. Cách tổ chức này phản ánh thiết kế nghiên cứu nhiều thành phần của luận án, trong đó mỗi nghiên cứu thành phần (ký hiệu phân tích Việt Nam đến phân tích SIDS Thái Bình Dương) đảm nhận một lát cắt riêng của cùng một câu hỏi trung tâm: quốc tế hóa cải thiện hay làm xấu đi hiệu quả hoạt động của doanh nghiệp, và điều kiện nào quyết định chiều hướng đó.</w:t>
       </w:r>
     </w:p>
     <w:p>
@@ -40,7 +40,7 @@
         <w:pStyle w:val="BodyText"/>
       </w:pPr>
       <w:r>
-        <w:t xml:space="preserve">Chương được cấu trúc thành bảy phần. Mục 4.1 dựng bức tranh mô tả về phân tán năng suất và đặc điểm quốc tế hóa trên nhóm dữ liệu gộp (pool), phân theo nhóm con của Biến thiên chế độ bối cảnh thể chế (Institutional Context Regime Variation — ICRV). Mục 4.2 trình bày kết quả phân tích tổng hợp ba tầng (P6), gồm hiệu ứng gộp, cấu trúc dị biệt, điều tiết theo chế độ thể chế và sai lệch xuất bản. Mục 4.3 trình bày kiểm định đa quốc gia trên 45 nền kinh tế (P7), gồm đường cong U ngược, điểm uốn tối ưu, dải biến thiên theo ICRV và tương tác giữa năng lực số với thể chế. Mục 4.4 trình bày ba nghiên cứu đơn quốc gia tại Việt Nam (P3), Singapore (P4) và Trung Quốc (P5). Mục 4.5 trình bày trường hợp biên là các nền kinh tế đảo nhỏ đang phát triển ở Thái Bình Dương (P8). Mục 4.6 tổng hợp và thảo luận các phát hiện liên thông giữa các nghiên cứu thành phần. Mục 4.7 trình bày các kiểm định độ vững.</w:t>
+        <w:t xml:space="preserve">Chương được cấu trúc thành bảy phần. Mục 4.1 dựng bức tranh mô tả về phân tán năng suất và đặc điểm quốc tế hóa trên nhóm dữ liệu gộp (pool), phân theo nhóm con của Biến thiên chế độ bối cảnh thể chế (Institutional Context Regime Variation — ICRV). Mục 4.2 trình bày kết quả phân tích tổng hợp ba tầng (phân tích tổng hợp), gồm hiệu ứng gộp, cấu trúc dị biệt, điều tiết theo chế độ thể chế và sai lệch xuất bản. Mục 4.3 trình bày kiểm định đa quốc gia trên 45 nền kinh tế (phân tích đa quốc gia 45 nền kinh tế), gồm đường cong U ngược, điểm uốn tối ưu, dải biến thiên theo ICRV và tương tác giữa năng lực số với thể chế. Mục 4.4 trình bày ba nghiên cứu đơn quốc gia tại Việt Nam (Việt Nam), Singapore (Singapore) và Trung Quốc (Trung Quốc). Mục 4.5 trình bày trường hợp biên là các nền kinh tế đảo nhỏ đang phát triển ở Thái Bình Dương (SIDS). Mục 4.6 tổng hợp và thảo luận các phát hiện liên thông giữa các nghiên cứu thành phần. Mục 4.7 trình bày các kiểm định độ vững.</w:t>
       </w:r>
     </w:p>
     <w:p>
@@ -61,7 +61,7 @@
         <w:t xml:space="preserve">bản đồ địa hình xuất khẩu chiến lược (strategic export topography)</w:t>
       </w:r>
       <w:r>
-        <w:t xml:space="preserve">, trên đó chế độ thể chế ICRV vận hành như một bộ lọc chi phí giao dịch định vị nơi quan hệ I-P đạt đỉnh hay đảo chiều. Bốn phát hiện nổi bật neo giữ mạch lập luận đó và được nêu lên ngay từ đầu thay vì để ẩn trong các tiểu mục. Thứ nhất, hiệu chỉnh thiên lệch công bố ở P6 kéo hiệu ứng gộp từ</w:t>
+        <w:t xml:space="preserve">, trên đó chế độ thể chế ICRV vận hành như một bộ lọc chi phí giao dịch định vị nơi quan hệ I-P đạt đỉnh hay đảo chiều. Bốn phát hiện nổi bật neo giữ mạch lập luận đó và được nêu lên ngay từ đầu thay vì để ẩn trong các tiểu mục. Thứ nhất, hiệu chỉnh thiên lệch công bố ở phân tích tổng hợp kéo hiệu ứng gộp từ</w:t>
       </w:r>
       <w:r>
         <w:t xml:space="preserve"> </w:t>
@@ -141,7 +141,7 @@
         <w:t xml:space="preserve"> </w:t>
       </w:r>
       <w:r>
-        <w:t xml:space="preserve">— hàm ý rằng phần lớn bằng chứng I-P tích lũy suốt bốn thập kỷ có thể đã bị thổi phồng (một ước lượng trim-and-fill, được trình bày kèm rào đón phương pháp ở Mục 4.2.4). Thứ hai, bằng chứng đa quốc gia (P7) cho thấy chế độ thể chế ICRV không dịch chuyển điểm uốn một cách đơn điệu mà</w:t>
+        <w:t xml:space="preserve">— hàm ý rằng phần lớn bằng chứng I-P tích lũy suốt bốn thập kỷ có thể đã bị thổi phồng (một ước lượng trim-and-fill, được trình bày kèm rào đón phương pháp ở Mục 4.2.4). Thứ hai, bằng chứng đa quốc gia (phân tích đa quốc gia 45 nền kinh tế) cho thấy chế độ thể chế ICRV không dịch chuyển điểm uốn một cách đơn điệu mà</w:t>
       </w:r>
       <w:r>
         <w:t xml:space="preserve"> </w:t>
@@ -157,7 +157,7 @@
         <w:t xml:space="preserve"> </w:t>
       </w:r>
       <w:r>
-        <w:t xml:space="preserve">— độ cong sâu dần khi chất lượng thể chế suy giảm — chính cơ chế địa hình của luận án. Thứ ba, tại các quốc đảo nhỏ Thái Bình Dương (P8), quan hệ I-P sụp thành âm đơn điệu, tức</w:t>
+        <w:t xml:space="preserve">— độ cong sâu dần khi chất lượng thể chế suy giảm — chính cơ chế địa hình của luận án. Thứ ba, tại các quốc đảo nhỏ Thái Bình Dương (SIDS), quan hệ I-P sụp thành âm đơn điệu, tức</w:t>
       </w:r>
       <w:r>
         <w:t xml:space="preserve"> </w:t>
@@ -170,7 +170,7 @@
         <w:t xml:space="preserve">gánh nặng quốc tế hóa bắt buộc (FIP)</w:t>
       </w:r>
       <w:r>
-        <w:t xml:space="preserve">, một đóng góp lý thuyết được định danh lần đầu. Thứ tư, tại Việt Nam (P3), đường cong U ngược về bản chất là một</w:t>
+        <w:t xml:space="preserve">, một đóng góp lý thuyết được định danh lần đầu. Thứ tư, tại Việt Nam (Việt Nam), đường cong U ngược về bản chất là một</w:t>
       </w:r>
       <w:r>
         <w:t xml:space="preserve"> </w:t>
@@ -186,7 +186,7 @@
         <w:t xml:space="preserve"> </w:t>
       </w:r>
       <w:r>
-        <w:t xml:space="preserve">tại biên tham gia chứ không phải bão hòa cường độ liên tục. Trung Quốc (P5) bổ sung một</w:t>
+        <w:t xml:space="preserve">tại biên tham gia chứ không phải bão hòa cường độ liên tục. Trung Quốc (Trung Quốc) bổ sung một</w:t>
       </w:r>
       <w:r>
         <w:t xml:space="preserve"> </w:t>
@@ -202,7 +202,7 @@
         <w:t xml:space="preserve"> </w:t>
       </w:r>
       <w:r>
-        <w:t xml:space="preserve">ở ngưỡng ~48% bền vững qua một thập kỷ biến động vĩ mô, còn Singapore (P4) đánh dấu đỉnh</w:t>
+        <w:t xml:space="preserve">ở ngưỡng ~48% bền vững qua một thập kỷ biến động vĩ mô, còn Singapore (Singapore) đánh dấu đỉnh</w:t>
       </w:r>
       <w:r>
         <w:t xml:space="preserve"> </w:t>
@@ -1575,13 +1575,13 @@
     </w:p>
     <w:bookmarkEnd w:id="24"/>
     <w:bookmarkEnd w:id="25"/>
-    <w:bookmarkStart w:id="30" w:name="kết-quả-phân-tích-tổng-hợp-ba-tầng-p6"/>
+    <w:bookmarkStart w:id="30" w:name="Xcac9e8aa89b90d2d4c5a3d7a7353386e79eb48b"/>
     <w:p>
       <w:pPr>
         <w:pStyle w:val="Heading2"/>
       </w:pPr>
       <w:r>
-        <w:t xml:space="preserve">4.2 Kết quả phân tích tổng hợp ba tầng (P6)</w:t>
+        <w:t xml:space="preserve">4.2 Kết quả phân tích tổng hợp ba tầng (phân tích tổng hợp)</w:t>
       </w:r>
     </w:p>
     <w:bookmarkStart w:id="26" w:name="hiệu-ứng-gộp"/>
@@ -1814,7 +1814,7 @@
         <w:pStyle w:val="BodyText"/>
       </w:pPr>
       <w:r>
-        <w:t xml:space="preserve">Kết quả P6 hoàn toàn nhất quán với mức tham chiếu từ phân tích tổng hợp đã công bố tại hội nghị ICBEF của Đỗ và Phan (2024), vốn có</w:t>
+        <w:t xml:space="preserve">Kết quả phân tích tổng hợp hoàn toàn nhất quán với mức tham chiếu từ phân tích tổng hợp đã công bố tại hội nghị ICBEF của Đỗ và Phan (2024), vốn có</w:t>
       </w:r>
       <w:r>
         <w:t xml:space="preserve"> </w:t>
@@ -2522,7 +2522,7 @@
           <w:iCs/>
           <w:i/>
         </w:rPr>
-        <w:t xml:space="preserve">Nguồn: P6 (Đỗ &amp; Phan, 2026, bản thảo đang chuẩn bị).</w:t>
+        <w:t xml:space="preserve">Nguồn: phân tích tổng hợp (Đỗ &amp; Phan, 2026, bản thảo đang chuẩn bị).</w:t>
       </w:r>
     </w:p>
     <w:p>
@@ -3215,7 +3215,7 @@
           <w:iCs/>
           <w:i/>
         </w:rPr>
-        <w:t xml:space="preserve">Nguồn: P6 (Đỗ &amp; Phan, 2026, bản thảo đang chuẩn bị).</w:t>
+        <w:t xml:space="preserve">Nguồn: phân tích tổng hợp (Đỗ &amp; Phan, 2026, bản thảo đang chuẩn bị).</w:t>
       </w:r>
     </w:p>
     <w:p>
@@ -3458,7 +3458,7 @@
         </m:r>
       </m:oMath>
       <w:r>
-        <w:t xml:space="preserve">), ô duy nhất có khoảng tin cậy không giao với hiệu ứng gộp. Tuy nhiên ô này chỉ dựa trên ba mức độ ảnh hưởng, trong đó có một giá trị ngoại lai, nên còn mong manh về mặt thống kê. Phát hiện vững chắc của P6 do đó là sự khác biệt giữa nghiên cứu đơn quốc gia với nghiên cứu đa quốc gia, chứ chưa phải một dải biến thiên đơn điệu theo chất lượng thể chế. Dải biến thiên định hướng này sau đó được xác nhận độc lập bằng dữ liệu sơ cấp trong P7 (Mục 4.3).</w:t>
+        <w:t xml:space="preserve">), ô duy nhất có khoảng tin cậy không giao với hiệu ứng gộp. Tuy nhiên ô này chỉ dựa trên ba mức độ ảnh hưởng, trong đó có một giá trị ngoại lai, nên còn mong manh về mặt thống kê. Phát hiện vững chắc của phân tích tổng hợp do đó là sự khác biệt giữa nghiên cứu đơn quốc gia với nghiên cứu đa quốc gia, chứ chưa phải một dải biến thiên đơn điệu theo chất lượng thể chế. Dải biến thiên định hướng này sau đó được xác nhận độc lập bằng dữ liệu sơ cấp trong phân tích đa quốc gia (Mục 4.3).</w:t>
       </w:r>
     </w:p>
     <w:p>
@@ -3466,7 +3466,7 @@
         <w:pStyle w:val="BodyText"/>
       </w:pPr>
       <w:r>
-        <w:t xml:space="preserve">Bên cạnh ICRV, P6 còn kiểm định điều tiết theo mức chấp nhận số quốc gia (cDAI) và theo giai đoạn vòng đời nghịch lý số (DPL). Cả hai đều không đạt ý nghĩa thống kê:</w:t>
+        <w:t xml:space="preserve">Bên cạnh ICRV, phân tích tổng hợp còn kiểm định điều tiết theo mức chấp nhận số quốc gia (cDAI) và theo giai đoạn vòng đời nghịch lý số (DPL). Cả hai đều không đạt ý nghĩa thống kê:</w:t>
       </w:r>
       <w:r>
         <w:t xml:space="preserve"> </w:t>
@@ -3694,7 +3694,7 @@
         </m:r>
       </m:oMath>
       <w:r>
-        <w:t xml:space="preserve">, đồng thời để ngỏ việc kiểm định vai trò số ở cấp doanh nghiệp cho P7.</w:t>
+        <w:t xml:space="preserve">, đồng thời để ngỏ việc kiểm định vai trò số ở cấp doanh nghiệp cho phân tích đa quốc gia.</w:t>
       </w:r>
     </w:p>
     <w:bookmarkEnd w:id="28"/>
@@ -4224,13 +4224,13 @@
     </w:p>
     <w:bookmarkEnd w:id="29"/>
     <w:bookmarkEnd w:id="30"/>
-    <w:bookmarkStart w:id="35" w:name="X6f5be0f1b8d9b19c66e3e5d543582515ce584a9"/>
+    <w:bookmarkStart w:id="35" w:name="X2211c9df96706adf979c72912d0dfbc1dae7ce1"/>
     <w:p>
       <w:pPr>
         <w:pStyle w:val="Heading2"/>
       </w:pPr>
       <w:r>
-        <w:t xml:space="preserve">4.3 Kết quả đa quốc gia trên 45 nền kinh tế (P7)</w:t>
+        <w:t xml:space="preserve">4.3 Kết quả đa quốc gia trên 45 nền kinh tế (phân tích đa quốc gia 45 nền kinh tế)</w:t>
       </w:r>
     </w:p>
     <w:bookmarkStart w:id="31" w:name="mẫu-và-đường-cong-u-ngược"/>
@@ -4247,7 +4247,7 @@
         <w:pStyle w:val="FirstParagraph"/>
       </w:pPr>
       <w:r>
-        <w:t xml:space="preserve">Phân tích P7 là kiểm định quy mô lớn nhất của luận án, kết hợp toàn bộ các bối cảnh ICRV trong khu vực châu Á và Thái Bình Dương, trải dài 45 nền kinh tế và 98 đợt khảo sát quốc gia–năm. FSTS trung bình trên toàn mẫu xấp xỉ 10% (trung vị</w:t>
+        <w:t xml:space="preserve">Phân tích phân tích đa quốc gia là kiểm định quy mô lớn nhất của luận án, kết hợp toàn bộ các bối cảnh ICRV trong khu vực châu Á và Thái Bình Dương, trải dài 45 nền kinh tế và 98 đợt khảo sát quốc gia–năm. FSTS trung bình trên toàn mẫu xấp xỉ 10% (trung vị</w:t>
       </w:r>
       <w:r>
         <w:t xml:space="preserve"> </w:t>
@@ -4829,7 +4829,7 @@
         <w:pStyle w:val="FirstParagraph"/>
       </w:pPr>
       <w:r>
-        <w:t xml:space="preserve">Kết quả quan trọng nhất của P7 là xác nhận vai trò điều tiết của ICRV đối với hình dạng đường cong I-P. Mô hình M10 cho hiệu ứng chính của nhóm ICRV (</w:t>
+        <w:t xml:space="preserve">Kết quả quan trọng nhất của phân tích đa quốc gia là xác nhận vai trò điều tiết của ICRV đối với hình dạng đường cong I-P. Mô hình M10 cho hiệu ứng chính của nhóm ICRV (</w:t>
       </w:r>
       <m:oMath>
         <m:r>
@@ -5068,7 +5068,7 @@
         <w:pStyle w:val="BodyText"/>
       </w:pPr>
       <w:r>
-        <w:t xml:space="preserve">Kiểm định điều tiết tổng thể về ICRV trong P7 nhất quán với kết quả phân tích tổng hợp ở P6 (</w:t>
+        <w:t xml:space="preserve">Kiểm định điều tiết tổng thể về ICRV trong phân tích đa quốc gia nhất quán với kết quả phân tích tổng hợp ở phân tích tổng hợp (</w:t>
       </w:r>
       <m:oMath>
         <m:sSub>
@@ -5372,7 +5372,7 @@
         </m:r>
       </m:oMath>
       <w:r>
-        <w:t xml:space="preserve">) không đạt ý nghĩa trong mẫu 45 nền kinh tế đa dạng thể chế. Do đó H2 được xác nhận một phần: TCI là yếu tố nâng mặt bằng năng suất nhất quán, nhưng vai trò uốn hình dạng đường cong I-P chỉ xuất hiện ở một bối cảnh quốc gia cụ thể là Việt Nam (P3), chứ không phổ quát trên toàn mẫu.</w:t>
+        <w:t xml:space="preserve">) không đạt ý nghĩa trong mẫu 45 nền kinh tế đa dạng thể chế. Do đó H2 được xác nhận một phần: TCI là yếu tố nâng mặt bằng năng suất nhất quán, nhưng vai trò uốn hình dạng đường cong I-P chỉ xuất hiện ở một bối cảnh quốc gia cụ thể là Việt Nam (Việt Nam), chứ không phổ quát trên toàn mẫu.</w:t>
       </w:r>
     </w:p>
     <w:p>
@@ -6309,7 +6309,7 @@
         </m:r>
       </m:oMath>
       <w:r>
-        <w:t xml:space="preserve">); do đó không cấu thành bằng chứng điều tiết trọng tâm. Việc kiểm soát chất lượng quản trị theo lý thuyết Bậc trên khóa chặt thiên lệch nội sinh và bảo vệ tính nhân quả thuần khiết của tương tác Thể chế × Công nghệ; ký hiệu H4 được giữ nguyên để tương thích với các bản thảo đồng hành (P3/P4/P5).</w:t>
+        <w:t xml:space="preserve">); do đó không cấu thành bằng chứng điều tiết trọng tâm. Việc kiểm soát chất lượng quản trị theo lý thuyết Bậc trên khóa chặt thiên lệch nội sinh và bảo vệ tính nhân quả thuần khiết của tương tác Thể chế × Công nghệ; ký hiệu H4 được giữ nguyên để tương thích với các bản thảo đồng hành (phân tích Việt Nam, Singapore và Trung Quốc).</w:t>
       </w:r>
     </w:p>
     <w:p>
@@ -6338,13 +6338,13 @@
         <w:t xml:space="preserve">Ba nghiên cứu đơn quốc gia định vị quan hệ I-P tại ba vị trí khác nhau trên thang ICRV: Việt Nam ở chế độ chuyển đổi thu nhập trung bình thấp (Nhóm IV), Singapore ở chế độ tiên tiến dẫn dắt bằng đổi mới (Nhóm I), và Trung Quốc ở chế độ thu nhập trung bình cao (Nhóm III). Ba bối cảnh này cho phép quan sát điểm uốn ở ba địa điểm thể chế khác nhau dọc theo dải biến thiên ICRV.</w:t>
       </w:r>
     </w:p>
-    <w:bookmarkStart w:id="36" w:name="X99204bd26b33b3635a1582f0b1baf6491f854d8"/>
+    <w:bookmarkStart w:id="36" w:name="Xd1fdf9d502a8eb8209d45ed783d8cb9f5b9de06"/>
     <w:p>
       <w:pPr>
         <w:pStyle w:val="Heading3"/>
       </w:pPr>
       <w:r>
-        <w:t xml:space="preserve">4.4.1 Việt Nam, chế độ chuyển đổi thu nhập trung bình thấp (P3)</w:t>
+        <w:t xml:space="preserve">4.4.1 Việt Nam, chế độ chuyển đổi thu nhập trung bình thấp (Việt Nam)</w:t>
       </w:r>
     </w:p>
     <w:p>
@@ -6719,7 +6719,7 @@
           <w:iCs/>
           <w:i/>
         </w:rPr>
-        <w:t xml:space="preserve">Điểm uốn theo đợt khảo sát, Việt Nam (P3).</w:t>
+        <w:t xml:space="preserve">Điểm uốn theo đợt khảo sát, Việt Nam (Việt Nam).</w:t>
       </w:r>
     </w:p>
     <w:tbl>
@@ -7005,7 +7005,7 @@
           <w:iCs/>
           <w:i/>
         </w:rPr>
-        <w:t xml:space="preserve">Nguồn: P3 (Đỗ &amp; Phan, 2026, bản thảo đang chuẩn bị).</w:t>
+        <w:t xml:space="preserve">Nguồn: phân tích Việt Nam (Đỗ &amp; Phan, 2026, bản thảo đang chuẩn bị).</w:t>
       </w:r>
     </w:p>
     <w:p>
@@ -7750,13 +7750,13 @@
       </w:r>
     </w:p>
     <w:bookmarkEnd w:id="36"/>
-    <w:bookmarkStart w:id="37" w:name="X77fe79f54a815e9fe228f8199088b8b8da9a0fd"/>
+    <w:bookmarkStart w:id="37" w:name="X943afc790378767429c95208a740b7351ee91c6"/>
     <w:p>
       <w:pPr>
         <w:pStyle w:val="Heading3"/>
       </w:pPr>
       <w:r>
-        <w:t xml:space="preserve">4.4.2 Singapore, chế độ tiên tiến dẫn dắt bằng đổi mới (P4)</w:t>
+        <w:t xml:space="preserve">4.4.2 Singapore, chế độ tiên tiến dẫn dắt bằng đổi mới (Singapore)</w:t>
       </w:r>
     </w:p>
     <w:p>
@@ -8752,13 +8752,13 @@
       </w:r>
     </w:p>
     <w:bookmarkEnd w:id="37"/>
-    <w:bookmarkStart w:id="38" w:name="X094867e60102c653977cadad8305ff5eec43eb7"/>
+    <w:bookmarkStart w:id="38" w:name="Xd59d6dbd5461be81fa596227abdb97f457a92c7"/>
     <w:p>
       <w:pPr>
         <w:pStyle w:val="Heading3"/>
       </w:pPr>
       <w:r>
-        <w:t xml:space="preserve">4.4.3 Trung Quốc, chế độ thu nhập trung bình cao (P5)</w:t>
+        <w:t xml:space="preserve">4.4.3 Trung Quốc, chế độ thu nhập trung bình cao (Trung Quốc)</w:t>
       </w:r>
     </w:p>
     <w:p>
@@ -9915,13 +9915,13 @@
     </w:p>
     <w:bookmarkEnd w:id="38"/>
     <w:bookmarkEnd w:id="39"/>
-    <w:bookmarkStart w:id="43" w:name="X681a101b47d297343834fb947976dcfbb5a96b7"/>
+    <w:bookmarkStart w:id="43" w:name="X7dc1f4b6942ab8cbfe81c82f5ce732ad4c75229"/>
     <w:p>
       <w:pPr>
         <w:pStyle w:val="Heading2"/>
       </w:pPr>
       <w:r>
-        <w:t xml:space="preserve">4.5 Trường hợp biên: quốc đảo nhỏ đang phát triển Thái Bình Dương (P8)</w:t>
+        <w:t xml:space="preserve">4.5 Trường hợp biên: quốc đảo nhỏ đang phát triển Thái Bình Dương (SIDS)</w:t>
       </w:r>
     </w:p>
     <w:bookmarkStart w:id="40" w:name="đặc-điểm-mẫu-sids"/>
@@ -9938,7 +9938,7 @@
         <w:pStyle w:val="FirstParagraph"/>
       </w:pPr>
       <w:r>
-        <w:t xml:space="preserve">Phân tích P8 tập trung vào chín nền kinh tế Quốc đảo nhỏ đang phát triển (Small Islands Developing States — SIDS) Thái Bình Dương (Nhóm VI) với tổng</w:t>
+        <w:t xml:space="preserve">Phân tích phân tích SIDS Thái Bình Dương tập trung vào chín nền kinh tế Quốc đảo nhỏ đang phát triển (Small Islands Developing States — SIDS) Thái Bình Dương (Nhóm VI) với tổng</w:t>
       </w:r>
       <w:r>
         <w:t xml:space="preserve"> </w:t>
@@ -11103,7 +11103,7 @@
         <w:pStyle w:val="FirstParagraph"/>
       </w:pPr>
       <w:r>
-        <w:t xml:space="preserve">Tổng hợp bằng chứng từ phân tích tổng hợp (P6) và toàn mẫu sơ cấp (P7), cùng ba nghiên cứu đơn quốc gia, dẫn đến luận điểm trung tâm: hình dạng của quan hệ I-P mang tính phổ quát, nhưng độ cong và vị trí điểm tối ưu của nó phụ thuộc vào bối cảnh thể chế. Đường cong U ngược tồn tại nhất quán qua các bối cảnh có thể chế đủ mạnh, nhưng độ cong của nó không phải là một tham số cấu trúc cố định. Chế độ thể chế chi phối</w:t>
+        <w:t xml:space="preserve">Tổng hợp bằng chứng từ phân tích tổng hợp (phân tích tổng hợp) và toàn mẫu sơ cấp (phân tích đa quốc gia 45 nền kinh tế), cùng ba nghiên cứu đơn quốc gia, dẫn đến luận điểm trung tâm: hình dạng của quan hệ I-P mang tính phổ quát, nhưng độ cong và vị trí điểm tối ưu của nó phụ thuộc vào bối cảnh thể chế. Đường cong U ngược tồn tại nhất quán qua các bối cảnh có thể chế đủ mạnh, nhưng độ cong của nó không phải là một tham số cấu trúc cố định. Chế độ thể chế chi phối</w:t>
       </w:r>
       <w:r>
         <w:t xml:space="preserve"> </w:t>
@@ -11127,7 +11127,7 @@
         <w:pStyle w:val="BodyText"/>
       </w:pPr>
       <w:r>
-        <w:t xml:space="preserve">Bằng chứng định lượng về tính phụ thuộc bối cảnh này khá rõ ràng. Trên ba nghiên cứu đơn quốc gia, điểm uốn đi từ khoảng 82% FSTS tại Singapore (Nhóm I, tiên tiến đổi mới) xuống khoảng 48,78% tại Trung Quốc (Nhóm III, thu nhập trung bình cao) rồi xuống 39,7% tại Việt Nam (Nhóm IV, chuyển đổi thu nhập trung bình thấp). Trong toàn mẫu P7, điểm uốn theo nhóm là không đồng nhất (dao động trong dải khoảng 16–50% FSTS), cụm quanh ~40% và</w:t>
+        <w:t xml:space="preserve">Bằng chứng định lượng về tính phụ thuộc bối cảnh này khá rõ ràng. Trên ba nghiên cứu đơn quốc gia, điểm uốn đi từ khoảng 82% FSTS tại Singapore (Nhóm I, tiên tiến đổi mới) xuống khoảng 48,78% tại Trung Quốc (Nhóm III, thu nhập trung bình cao) rồi xuống 39,7% tại Việt Nam (Nhóm IV, chuyển đổi thu nhập trung bình thấp). Trong toàn mẫu đa quốc gia, điểm uốn theo nhóm là không đồng nhất (dao động trong dải khoảng 16–50% FSTS), cụm quanh ~40% và</w:t>
       </w:r>
       <w:r>
         <w:t xml:space="preserve"> </w:t>
@@ -11177,7 +11177,7 @@
         <w:pStyle w:val="FirstParagraph"/>
       </w:pPr>
       <w:r>
-        <w:t xml:space="preserve">Sự phân biệt giữa TCI và DAI là một phát hiện liên thông quan trọng. TCI hoạt động như một năng lực nền tảng phổ quát: hiệu ứng nâng mặt bằng năng suất dương tại tất cả các mẫu, gồm Việt Nam, Trung Quốc và toàn mẫu P7 với mức tăng khoảng 41% trên mỗi đơn vị độ lệch chuẩn. Vai trò uốn đường cong của TCI lại đặc thù theo bối cảnh, chỉ rõ nét tại Việt Nam, phản ánh việc TCI là nguồn lực có giá trị, hiếm, khó sao chép, đồng thời hun đúc năng lực hấp thụ giúp doanh nghiệp học hỏi tốt hơn trong quá trình quốc tế hóa.</w:t>
+        <w:t xml:space="preserve">Sự phân biệt giữa TCI và DAI là một phát hiện liên thông quan trọng. TCI hoạt động như một năng lực nền tảng phổ quát: hiệu ứng nâng mặt bằng năng suất dương tại tất cả các mẫu, gồm Việt Nam, Trung Quốc và toàn mẫu đa quốc gia với mức tăng khoảng 41% trên mỗi đơn vị độ lệch chuẩn. Vai trò uốn đường cong của TCI lại đặc thù theo bối cảnh, chỉ rõ nét tại Việt Nam, phản ánh việc TCI là nguồn lực có giá trị, hiếm, khó sao chép, đồng thời hun đúc năng lực hấp thụ giúp doanh nghiệp học hỏi tốt hơn trong quá trình quốc tế hóa.</w:t>
       </w:r>
     </w:p>
     <w:p>
@@ -11185,7 +11185,7 @@
         <w:pStyle w:val="BodyText"/>
       </w:pPr>
       <w:r>
-        <w:t xml:space="preserve">DAI cho một khuôn mẫu khác biệt và mang tính tình huống. Trên toàn mẫu P7, DAI có hiệu ứng nâng mặt bằng phổ quát (</w:t>
+        <w:t xml:space="preserve">DAI cho một khuôn mẫu khác biệt và mang tính tình huống. Trên toàn mẫu đa quốc gia, DAI có hiệu ứng nâng mặt bằng phổ quát (</w:t>
       </w:r>
       <m:oMath>
         <m:r>
@@ -11477,7 +11477,7 @@
               <w:jc w:val="left"/>
             </w:pPr>
             <w:r>
-              <w:t xml:space="preserve">Xác nhận tại Trung Quốc, Việt Nam và toàn mẫu P7 (TP</w:t>
+              <w:t xml:space="preserve">Xác nhận tại Trung Quốc, Việt Nam và toàn mẫu đa quốc gia (TP</w:t>
             </w:r>
             <w:r>
               <w:t xml:space="preserve"> </w:t>
@@ -11532,7 +11532,7 @@
               <w:jc w:val="left"/>
             </w:pPr>
             <w:r>
-              <w:t xml:space="preserve">Xác nhận một phần: TCI nâng mặt bằng năng suất ở mọi bối cảnh (+41%/SD trong P7); uốn đường cong xác nhận tại Việt Nam nhưng không có ý nghĩa tại toàn mẫu P7</w:t>
+              <w:t xml:space="preserve">Xác nhận một phần: TCI nâng mặt bằng năng suất ở mọi bối cảnh (+41%/SD trong phân tích đa quốc gia); uốn đường cong xác nhận tại Việt Nam nhưng không có ý nghĩa tại toàn mẫu đa quốc gia</w:t>
             </w:r>
           </w:p>
         </w:tc>
@@ -11602,7 +11602,7 @@
               </m:r>
             </m:oMath>
             <w:r>
-              <w:t xml:space="preserve">) và cả hai tương tác đường cong có ý nghĩa trong P7; DAI×ICRV</w:t>
+              <w:t xml:space="preserve">) và cả hai tương tác đường cong có ý nghĩa trong phân tích đa quốc gia; DAI×ICRV</w:t>
             </w:r>
             <w:r>
               <w:t xml:space="preserve"> </w:t>
@@ -11715,7 +11715,7 @@
               <w:jc w:val="left"/>
             </w:pPr>
             <w:r>
-              <w:t xml:space="preserve">Hiệu ứng mức trong P7: nhà quản trị nữ</w:t>
+              <w:t xml:space="preserve">Hiệu ứng mức trong phân tích đa quốc gia: nhà quản trị nữ</w:t>
             </w:r>
             <w:r>
               <w:t xml:space="preserve"> </w:t>
@@ -11988,7 +11988,7 @@
               </m:r>
             </m:oMath>
             <w:r>
-              <w:t xml:space="preserve">) từ P6 và tương tác M10 từ P7 (FSTS×ICRV</w:t>
+              <w:t xml:space="preserve">) từ phân tích tổng hợp và tương tác M10 từ phân tích đa quốc gia (FSTS×ICRV</w:t>
             </w:r>
             <w:r>
               <w:t xml:space="preserve"> </w:t>
@@ -12390,7 +12390,7 @@
         <w:pStyle w:val="BodyText"/>
       </w:pPr>
       <w:r>
-        <w:t xml:space="preserve">Đối với phân tích tổng hợp P6, hiệu ứng gộp</w:t>
+        <w:t xml:space="preserve">Đối với phân tích tổng hợp phân tích tổng hợp, hiệu ứng gộp</w:t>
       </w:r>
       <w:r>
         <w:t xml:space="preserve"> </w:t>
@@ -12674,7 +12674,7 @@
         <w:pStyle w:val="BodyText"/>
       </w:pPr>
       <w:r>
-        <w:t xml:space="preserve">Đối với toàn mẫu P7, điểm uốn dao động nhất quán trong dải hẹp 34,1–39,5% qua mọi đặc tả M2–M9 và được xác nhận lại trong mô hình đầy đủ M11 (</w:t>
+        <w:t xml:space="preserve">Đối với toàn mẫu đa quốc gia, điểm uốn dao động nhất quán trong dải hẹp 34,1–39,5% qua mọi đặc tả M2–M9 và được xác nhận lại trong mô hình đầy đủ M11 (</w:t>
       </w:r>
       <m:oMath>
         <m:r>
@@ -12757,7 +12757,7 @@
         <w:pStyle w:val="BodyText"/>
       </w:pPr>
       <w:r>
-        <w:t xml:space="preserve">Đối với Trung Quốc P5, đường cong U ngược được bảo toàn khi giới hạn mẫu sản xuất (điểm uốn 48,1% năm 2012 và 46,4% năm 2024), khi dùng năng suất nhân tố tổng hợp (Total Factor Productivity — TFP) ước lượng bằng phương pháp Levinsohn–Petrin làm biến phụ thuộc (điểm uốn 47,9% và 45,7%), và qua hồi quy phân vị tại các phân vị 25, 50 và 75 (điểm uốn 44,8–51,3%). Kiểm định Paternoster vẫn không có ý nghĩa trong tất cả các kiểm tra này, củng cố tính ổn định theo thời gian. Việc thêm hiệu ứng cố định ngành ISIC hai chữ số hay thay đổi quy tắc loại trừ giá trị khuyết đều không làm thay đổi khuôn mẫu chính.</w:t>
+        <w:t xml:space="preserve">Đối với Trung Quốc phân tích Trung Quốc, đường cong U ngược được bảo toàn khi giới hạn mẫu sản xuất (điểm uốn 48,1% năm 2012 và 46,4% năm 2024), khi dùng năng suất nhân tố tổng hợp (Total Factor Productivity — TFP) ước lượng bằng phương pháp Levinsohn–Petrin làm biến phụ thuộc (điểm uốn 47,9% và 45,7%), và qua hồi quy phân vị tại các phân vị 25, 50 và 75 (điểm uốn 44,8–51,3%). Kiểm định Paternoster vẫn không có ý nghĩa trong tất cả các kiểm tra này, củng cố tính ổn định theo thời gian. Việc thêm hiệu ứng cố định ngành ISIC hai chữ số hay thay đổi quy tắc loại trừ giá trị khuyết đều không làm thay đổi khuôn mẫu chính.</w:t>
       </w:r>
     </w:p>
     <w:p>
@@ -12765,7 +12765,7 @@
         <w:pStyle w:val="BodyText"/>
       </w:pPr>
       <w:r>
-        <w:t xml:space="preserve">Đối với Singapore P4, dấu dương của tương tác bậc hai DAI được giữ nguyên qua toàn bộ sáu đặc tả độ vững, gồm thước đo DAI mỏng chỉ có trang web, thước đo TCI mỏng, loại bỏ doanh nghiệp siêu nhỏ, chỉ giữ doanh nghiệp vừa và nhỏ, và mẫu chỉ gồm doanh nghiệp xuất khẩu. Một kiểm định hoán đổi hạng mục củng cố ranh giới khái niệm giữa TCI và DAI: khi chuyển chỉ báo trang web từ DAI sang TCI, ý nghĩa liên hợp của khối điều tiết DAI sụp đổ (F giảm từ 4,56 với</w:t>
+        <w:t xml:space="preserve">Đối với Singapore phân tích Singapore, dấu dương của tương tác bậc hai DAI được giữ nguyên qua toàn bộ sáu đặc tả độ vững, gồm thước đo DAI mỏng chỉ có trang web, thước đo TCI mỏng, loại bỏ doanh nghiệp siêu nhỏ, chỉ giữ doanh nghiệp vừa và nhỏ, và mẫu chỉ gồm doanh nghiệp xuất khẩu. Một kiểm định hoán đổi hạng mục củng cố ranh giới khái niệm giữa TCI và DAI: khi chuyển chỉ báo trang web từ DAI sang TCI, ý nghĩa liên hợp của khối điều tiết DAI sụp đổ (F giảm từ 4,56 với</w:t>
       </w:r>
       <w:r>
         <w:t xml:space="preserve"> </w:t>
@@ -12828,7 +12828,7 @@
         <w:pStyle w:val="BodyText"/>
       </w:pPr>
       <w:r>
-        <w:t xml:space="preserve">Đối với Việt Nam P3, đường cong U ngược được bảo toàn ở cả mẫu sản xuất (điểm uốn sắc nét hơn) và phi sản xuất, với các kênh năng lực hoạt động chủ yếu trong mẫu sản xuất. Kiểm định trên mẫu chỉ gồm doanh nghiệp xuất khẩu cho thấy độ cong yếu đi đáng kể khi loại bỏ biên độ tham gia, xác nhận rằng đường cong U ngược toàn mẫu phản ánh cấu trúc kết hợp giữa biên độ tham gia và biên độ cường độ, với phần lớn độ phân biệt năng suất nằm ở ranh giới giữa không xuất khẩu và xuất khẩu.</w:t>
+        <w:t xml:space="preserve">Đối với Việt Nam phân tích Việt Nam, đường cong U ngược được bảo toàn ở cả mẫu sản xuất (điểm uốn sắc nét hơn) và phi sản xuất, với các kênh năng lực hoạt động chủ yếu trong mẫu sản xuất. Kiểm định trên mẫu chỉ gồm doanh nghiệp xuất khẩu cho thấy độ cong yếu đi đáng kể khi loại bỏ biên độ tham gia, xác nhận rằng đường cong U ngược toàn mẫu phản ánh cấu trúc kết hợp giữa biên độ tham gia và biên độ cường độ, với phần lớn độ phân biệt năng suất nằm ở ranh giới giữa không xuất khẩu và xuất khẩu.</w:t>
       </w:r>
     </w:p>
     <w:p>
@@ -12836,7 +12836,7 @@
         <w:pStyle w:val="BodyText"/>
       </w:pPr>
       <w:r>
-        <w:t xml:space="preserve">Đối với SIDS P8, hiệu ứng âm được xác nhận qua bốn đặc tả với độ lớn từ</w:t>
+        <w:t xml:space="preserve">Đối với SIDS phân tích SIDS Thái Bình Dương, hiệu ứng âm được xác nhận qua bốn đặc tả với độ lớn từ</w:t>
       </w:r>
       <w:r>
         <w:t xml:space="preserve"> </w:t>

--- a/dist/downloads/chuong_4_ket_qua.docx
+++ b/dist/downloads/chuong_4_ket_qua.docx
@@ -40,7 +40,7 @@
         <w:pStyle w:val="BodyText"/>
       </w:pPr>
       <w:r>
-        <w:t xml:space="preserve">Chương được cấu trúc thành bảy phần. Mục 4.1 dựng bức tranh mô tả về phân tán năng suất và đặc điểm quốc tế hóa trên nhóm dữ liệu gộp (pool), phân theo nhóm con của Biến thiên chế độ bối cảnh thể chế (Institutional Context Regime Variation — ICRV). Mục 4.2 trình bày kết quả phân tích tổng hợp ba tầng (phân tích tổng hợp), gồm hiệu ứng gộp, cấu trúc dị biệt, điều tiết theo chế độ thể chế và sai lệch xuất bản. Mục 4.3 trình bày kiểm định đa quốc gia trên 45 nền kinh tế (phân tích đa quốc gia 45 nền kinh tế), gồm đường cong U ngược, điểm uốn tối ưu, dải biến thiên theo ICRV và tương tác giữa năng lực số với thể chế. Mục 4.4 trình bày ba nghiên cứu đơn quốc gia tại Việt Nam (Việt Nam), Singapore (Singapore) và Trung Quốc (Trung Quốc). Mục 4.5 trình bày trường hợp biên là các nền kinh tế đảo nhỏ đang phát triển ở Thái Bình Dương (SIDS). Mục 4.6 tổng hợp và thảo luận các phát hiện liên thông giữa các nghiên cứu thành phần. Mục 4.7 trình bày các kiểm định độ vững.</w:t>
+        <w:t xml:space="preserve">Chương được cấu trúc thành bảy phần. Mục 4.1 dựng bức tranh mô tả về phân tán năng suất và đặc điểm quốc tế hóa trên nhóm dữ liệu gộp (pool), phân theo nhóm con của Biến thiên chế độ bối cảnh thể chế (Institutional Context Regime Variation, ICRV). Mục 4.2 trình bày kết quả phân tích tổng hợp ba tầng (phân tích tổng hợp), gồm hiệu ứng gộp, cấu trúc dị biệt, điều tiết theo chế độ thể chế và sai lệch xuất bản. Mục 4.3 trình bày kiểm định đa quốc gia trên 45 nền kinh tế (phân tích đa quốc gia 45 nền kinh tế), gồm đường cong U ngược, điểm uốn tối ưu, dải biến thiên theo ICRV và tương tác giữa năng lực số với thể chế. Mục 4.4 trình bày ba nghiên cứu đơn quốc gia tại Việt Nam (Việt Nam), Singapore (Singapore) và Trung Quốc (Trung Quốc). Mục 4.5 trình bày trường hợp biên là các nền kinh tế đảo nhỏ đang phát triển ở Thái Bình Dương (SIDS). Mục 4.6 tổng hợp và thảo luận các phát hiện liên thông giữa các nghiên cứu thành phần. Mục 4.7 trình bày các kiểm định độ vững.</w:t>
       </w:r>
     </w:p>
     <w:p>
@@ -122,10 +122,7 @@
         </m:r>
       </m:oMath>
       <w:r>
-        <w:t xml:space="preserve"> </w:t>
-      </w:r>
-      <w:r>
-        <w:t xml:space="preserve">— mức suy giảm khoảng</w:t>
+        <w:t xml:space="preserve">, mức suy giảm khoảng</w:t>
       </w:r>
       <w:r>
         <w:t xml:space="preserve"> </w:t>
@@ -138,10 +135,7 @@
         <w:t xml:space="preserve">53%</w:t>
       </w:r>
       <w:r>
-        <w:t xml:space="preserve"> </w:t>
-      </w:r>
-      <w:r>
-        <w:t xml:space="preserve">— hàm ý rằng phần lớn bằng chứng I-P tích lũy suốt bốn thập kỷ có thể đã bị thổi phồng (một ước lượng trim-and-fill, được trình bày kèm rào đón phương pháp ở Mục 4.2.4). Thứ hai, bằng chứng đa quốc gia (phân tích đa quốc gia 45 nền kinh tế) cho thấy chế độ thể chế ICRV không dịch chuyển điểm uốn một cách đơn điệu mà</w:t>
+        <w:t xml:space="preserve">: hàm ý rằng phần lớn bằng chứng I-P tích lũy suốt bốn thập kỷ có thể đã bị thổi phồng (một ước lượng trim-and-fill, được trình bày kèm rào đón phương pháp ở Mục 4.2.4). Thứ hai, bằng chứng đa quốc gia (phân tích đa quốc gia 45 nền kinh tế) cho thấy chế độ thể chế ICRV không dịch chuyển điểm uốn một cách đơn điệu mà</w:t>
       </w:r>
       <w:r>
         <w:t xml:space="preserve"> </w:t>
@@ -154,10 +148,7 @@
         <w:t xml:space="preserve">chi phối độ cong (concavity / biên độ) của hình chữ U ngược</w:t>
       </w:r>
       <w:r>
-        <w:t xml:space="preserve"> </w:t>
-      </w:r>
-      <w:r>
-        <w:t xml:space="preserve">— độ cong sâu dần khi chất lượng thể chế suy giảm — chính cơ chế địa hình của luận án. Thứ ba, tại các quốc đảo nhỏ Thái Bình Dương (SIDS), quan hệ I-P sụp thành âm đơn điệu, tức</w:t>
+        <w:t xml:space="preserve">: độ cong sâu dần khi chất lượng thể chế suy giảm, chính cơ chế địa hình của luận án. Thứ ba, tại các quốc đảo nhỏ Thái Bình Dương (SIDS), quan hệ I-P sụp thành âm đơn điệu, tức</w:t>
       </w:r>
       <w:r>
         <w:t xml:space="preserve"> </w:t>
@@ -998,7 +989,7 @@
         <w:pStyle w:val="FirstParagraph"/>
       </w:pPr>
       <w:r>
-        <w:t xml:space="preserve">Trung vị của tỷ lệ doanh thu xuất khẩu trên tổng doanh thu (Foreign Sales to Total Sales — FSTS) bằng 0% ở tất cả các nhóm, và chỉ 15–23% doanh nghiệp tham gia xuất khẩu tùy bối cảnh. Phân phối FSTS phân cực mạnh: đại đa số doanh nghiệp không xuất khẩu, trong khi một thiểu số nhỏ lại có tỷ lệ xuất khẩu rất cao. Sự phân cực này đặt ra một vấn đề phương pháp quan trọng cho nghiên cứu về mối quan hệ quốc tế hóa–hiệu quả kinh doanh (I-P): kết quả hồi quy trên toàn mẫu bị kéo lệch bởi hành vi của nhóm thiểu số xuất khẩu tích cực, và do đó phần lớn độ phân biệt năng suất nằm ở biên độ tham gia (giữa doanh nghiệp không xuất khẩu và doanh nghiệp xuất khẩu) hơn là ở biên độ cường độ trong nội bộ nhóm xuất khẩu.</w:t>
+        <w:t xml:space="preserve">Trung vị của tỷ lệ doanh thu xuất khẩu trên tổng doanh thu (Foreign Sales to Total Sales, FSTS) bằng 0% ở tất cả các nhóm, và chỉ 15–23% doanh nghiệp tham gia xuất khẩu tùy bối cảnh. Phân phối FSTS phân cực mạnh: đại đa số doanh nghiệp không xuất khẩu, trong khi một thiểu số nhỏ lại có tỷ lệ xuất khẩu rất cao. Sự phân cực này đặt ra một vấn đề phương pháp quan trọng cho nghiên cứu về mối quan hệ quốc tế hóa–hiệu quả kinh doanh (I-P): kết quả hồi quy trên toàn mẫu bị kéo lệch bởi hành vi của nhóm thiểu số xuất khẩu tích cực, và do đó phần lớn độ phân biệt năng suất nằm ở biên độ tham gia (giữa doanh nghiệp không xuất khẩu và doanh nghiệp xuất khẩu) hơn là ở biên độ cường độ trong nội bộ nhóm xuất khẩu.</w:t>
       </w:r>
     </w:p>
     <w:p>
@@ -1006,7 +997,7 @@
         <w:pStyle w:val="BodyText"/>
       </w:pPr>
       <w:r>
-        <w:t xml:space="preserve">Cường độ quốc tế hóa, tức FSTS trung bình tính trên toàn mẫu gồm cả doanh nghiệp không xuất khẩu, dao động từ 6,3% ở nhóm đảo nhỏ đến 10,3% ở nhóm thu nhập trung bình cao, với mức trung bình khu vực khoảng 8,8%. Đáng chú ý là nhóm thu nhập trung bình cao và nhóm tiên tiến có cùng FSTS trung bình, khoảng 10%, nhưng cơ chế xuất khẩu lại khác hẳn. Nhóm tiên tiến chủ yếu xuất khẩu dịch vụ và hàng hóa hàm lượng tri thức cao, còn nhóm thu nhập trung bình cao chủ yếu sản xuất theo chuỗi giá trị toàn cầu (global value chain — GVC) với biên lợi nhuận khác nhau.</w:t>
+        <w:t xml:space="preserve">Cường độ quốc tế hóa, tức FSTS trung bình tính trên toàn mẫu gồm cả doanh nghiệp không xuất khẩu, dao động từ 6,3% ở nhóm đảo nhỏ đến 10,3% ở nhóm thu nhập trung bình cao, với mức trung bình khu vực khoảng 8,8%. Đáng chú ý là nhóm thu nhập trung bình cao và nhóm tiên tiến có cùng FSTS trung bình, khoảng 10%, nhưng cơ chế xuất khẩu lại khác hẳn. Nhóm tiên tiến chủ yếu xuất khẩu dịch vụ và hàng hóa hàm lượng tri thức cao, còn nhóm thu nhập trung bình cao chủ yếu sản xuất theo chuỗi giá trị toàn cầu (global value chain, GVC) với biên lợi nhuận khác nhau.</w:t>
       </w:r>
     </w:p>
     <w:bookmarkEnd w:id="22"/>
@@ -1537,7 +1528,7 @@
         <w:pStyle w:val="BodyText"/>
       </w:pPr>
       <w:r>
-        <w:t xml:space="preserve">Phát hiện đáng chú ý là hiện tượng nhảy vọt công nghệ số (digital leapfrog) ở nhóm đảo nhỏ: tỷ lệ trang web 58,9% vượt cả nhóm mới nổi 49,2% dù thu nhập quốc gia thấp hơn đáng kể. Điều này phản ánh thực tế rằng số hóa bề mặt, ở đây là trang web, tại nhóm đảo nhỏ chỉ là công cụ sinh tồn chứ không phải công cụ tối ưu hóa hiệu quả. Kết quả này củng cố lập luận lý thuyết về sự phân biệt giữa Chỉ số chấp nhận số (Digital Adoption Index — DAI), tức chấp nhận số bề mặt, và Chỉ số năng lực công nghệ (Technological Capability Index — TCI), tức năng lực công nghệ chiều sâu: nhóm đảo nhỏ có DAI cao nhưng TCI thấp nhất, và đây cũng là nhóm duy nhất biểu lộ quan hệ I-P âm đơn điệu (chi tiết tại Mục 4.5).</w:t>
+        <w:t xml:space="preserve">Phát hiện đáng chú ý là hiện tượng nhảy vọt công nghệ số (digital leapfrog) ở nhóm đảo nhỏ: tỷ lệ trang web 58,9% vượt cả nhóm mới nổi 49,2% dù thu nhập quốc gia thấp hơn đáng kể. Điều này phản ánh thực tế rằng số hóa bề mặt, ở đây là trang web, tại nhóm đảo nhỏ chỉ là công cụ sinh tồn chứ không phải công cụ tối ưu hóa hiệu quả. Kết quả này củng cố lập luận lý thuyết về sự phân biệt giữa Chỉ số chấp nhận số (Digital Adoption Index, DAI), tức chấp nhận số bề mặt, và Chỉ số năng lực công nghệ (Technological Capability Index, TCI), tức năng lực công nghệ chiều sâu: nhóm đảo nhỏ có DAI cao nhưng TCI thấp nhất, và đây cũng là nhóm duy nhất biểu lộ quan hệ I-P âm đơn điệu (chi tiết tại Mục 4.5).</w:t>
       </w:r>
     </w:p>
     <w:p>
@@ -2952,7 +2943,7 @@
               <w:jc w:val="left"/>
             </w:pPr>
             <w:r>
-              <w:t xml:space="preserve">&lt; ,001</w:t>
+              <w:t xml:space="preserve">&lt;,001</w:t>
             </w:r>
           </w:p>
         </w:tc>
@@ -3076,7 +3067,7 @@
               <w:jc w:val="left"/>
             </w:pPr>
             <w:r>
-              <w:t xml:space="preserve">&lt; ,001</w:t>
+              <w:t xml:space="preserve">&lt;,001</w:t>
             </w:r>
           </w:p>
         </w:tc>
@@ -3138,7 +3129,7 @@
               <w:jc w:val="left"/>
             </w:pPr>
             <w:r>
-              <w:t xml:space="preserve">&lt; ,001</w:t>
+              <w:t xml:space="preserve">&lt;,001</w:t>
             </w:r>
           </w:p>
         </w:tc>
@@ -4521,7 +4512,7 @@
         </m:r>
       </m:oMath>
       <w:r>
-        <w:t xml:space="preserve">), nhất quán với đường cong U ngược (inverted-U curve). Theo bốn điều kiện hình thức của Haans và cộng sự (2016), cả bốn đều được thỏa mãn: nhánh đi lên dương, độ cong lõm, điểm uốn (turning point — TP) nằm trong khoảng dữ liệu quan sát, và độ dốc biên đổi dấu giữa hai biên dữ liệu, được xác nhận bằng kiểm định Lind–Mehlum (joint</w:t>
+        <w:t xml:space="preserve">), nhất quán với đường cong U ngược (inverted-U curve). Theo bốn điều kiện hình thức của Haans và cộng sự (2016), cả bốn đều được thỏa mãn: nhánh đi lên dương, độ cong lõm, điểm uốn (turning point, TP) nằm trong khoảng dữ liệu quan sát, và độ dốc biên đổi dấu giữa hai biên dữ liệu, được xác nhận bằng kiểm định Lind–Mehlum (joint</w:t>
       </w:r>
       <w:r>
         <w:t xml:space="preserve"> </w:t>
@@ -9938,7 +9929,7 @@
         <w:pStyle w:val="FirstParagraph"/>
       </w:pPr>
       <w:r>
-        <w:t xml:space="preserve">Phân tích phân tích SIDS Thái Bình Dương tập trung vào chín nền kinh tế Quốc đảo nhỏ đang phát triển (Small Islands Developing States — SIDS) Thái Bình Dương (Nhóm VI) với tổng</w:t>
+        <w:t xml:space="preserve">Phân tích phân tích SIDS Thái Bình Dương tập trung vào chín nền kinh tế Quốc đảo nhỏ đang phát triển (Small Islands Developing States, SIDS) Thái Bình Dương (Nhóm VI) với tổng</w:t>
       </w:r>
       <w:r>
         <w:t xml:space="preserve"> </w:t>
@@ -12757,7 +12748,7 @@
         <w:pStyle w:val="BodyText"/>
       </w:pPr>
       <w:r>
-        <w:t xml:space="preserve">Đối với Trung Quốc phân tích Trung Quốc, đường cong U ngược được bảo toàn khi giới hạn mẫu sản xuất (điểm uốn 48,1% năm 2012 và 46,4% năm 2024), khi dùng năng suất nhân tố tổng hợp (Total Factor Productivity — TFP) ước lượng bằng phương pháp Levinsohn–Petrin làm biến phụ thuộc (điểm uốn 47,9% và 45,7%), và qua hồi quy phân vị tại các phân vị 25, 50 và 75 (điểm uốn 44,8–51,3%). Kiểm định Paternoster vẫn không có ý nghĩa trong tất cả các kiểm tra này, củng cố tính ổn định theo thời gian. Việc thêm hiệu ứng cố định ngành ISIC hai chữ số hay thay đổi quy tắc loại trừ giá trị khuyết đều không làm thay đổi khuôn mẫu chính.</w:t>
+        <w:t xml:space="preserve">Đối với Trung Quốc phân tích Trung Quốc, đường cong U ngược được bảo toàn khi giới hạn mẫu sản xuất (điểm uốn 48,1% năm 2012 và 46,4% năm 2024), khi dùng năng suất nhân tố tổng hợp (Total Factor Productivity, TFP) ước lượng bằng phương pháp Levinsohn–Petrin làm biến phụ thuộc (điểm uốn 47,9% và 45,7%), và qua hồi quy phân vị tại các phân vị 25, 50 và 75 (điểm uốn 44,8–51,3%). Kiểm định Paternoster vẫn không có ý nghĩa trong tất cả các kiểm tra này, củng cố tính ổn định theo thời gian. Việc thêm hiệu ứng cố định ngành ISIC hai chữ số hay thay đổi quy tắc loại trừ giá trị khuyết đều không làm thay đổi khuôn mẫu chính.</w:t>
       </w:r>
     </w:p>
     <w:p>

--- a/dist/downloads/chuong_4_ket_qua.docx
+++ b/dist/downloads/chuong_4_ket_qua.docx
@@ -5940,25 +5940,7 @@
         </m:r>
       </m:oMath>
       <w:r>
-        <w:t xml:space="preserve">), xác nhận vai trò của DAI mạnh hơn ở các môi trường thể chế yếu, nhất quán với khung lý thuyết CDCM về cơ chế</w:t>
-      </w:r>
-      <w:r>
-        <w:t xml:space="preserve"> </w:t>
-      </w:r>
-      <w:r>
-        <w:t xml:space="preserve">“</w:t>
-      </w:r>
-      <w:r>
-        <w:t xml:space="preserve">lá chắn số</w:t>
-      </w:r>
-      <w:r>
-        <w:t xml:space="preserve">”</w:t>
-      </w:r>
-      <w:r>
-        <w:t xml:space="preserve"> </w:t>
-      </w:r>
-      <w:r>
-        <w:t xml:space="preserve">bù đắp cho thiếu hụt thể chế. Số hạng ba chiều FSTS×DAI×ICRV (</w:t>
+        <w:t xml:space="preserve">), xác nhận vai trò của DAI mạnh hơn ở các môi trường thể chế yếu, nhất quán với khung lý thuyết CDCM về cơ chế năng lực số bù đắp cho thiếu hụt thể chế. Số hạng ba chiều FSTS×DAI×ICRV (</w:t>
       </w:r>
       <m:oMath>
         <m:r>
@@ -11257,22 +11239,7 @@
         </m:r>
       </m:oMath>
       <w:r>
-        <w:t xml:space="preserve">) cho thấy hiệu ứng điều tiết của DAI mạnh hơn ở các môi trường thể chế yếu hơn, tức năng lực số bù đắp cho thiếu hụt thể chế chứ không khuếch đại lợi thế thể chế sẵn có. Đây là cơ chế</w:t>
-      </w:r>
-      <w:r>
-        <w:t xml:space="preserve"> </w:t>
-      </w:r>
-      <w:r>
-        <w:t xml:space="preserve">“</w:t>
-      </w:r>
-      <w:r>
-        <w:t xml:space="preserve">lá chắn số</w:t>
-      </w:r>
-      <w:r>
-        <w:t xml:space="preserve">”</w:t>
-      </w:r>
-      <w:r>
-        <w:t xml:space="preserve">: ở nơi hạ tầng thể chế chưa đủ hỗ trợ doanh nghiệp xuất khẩu, hạ tầng số đảm nhận một phần các chức năng thực thi hợp đồng, cung cấp thông tin thị trường và phối hợp mà thể chế mạnh lẽ ra cung cấp. Kết quả này, theo hiểu biết hiện tại, là bằng chứng đa quốc gia ở cấp doanh nghiệp đầu tiên cho thấy số hóa và chất lượng thể chế hoạt động như những yếu tố thay thế chứ không phải bổ sung trong quá trình chuyển hóa quốc tế hóa thành hiệu quả.</w:t>
+        <w:t xml:space="preserve">) cho thấy hiệu ứng điều tiết của DAI mạnh hơn ở các môi trường thể chế yếu hơn, tức năng lực số bù đắp cho thiếu hụt thể chế chứ không khuếch đại lợi thế thể chế sẵn có. Đây là cơ chế thay thế số cho thể chế: ở nơi hạ tầng thể chế chưa đủ hỗ trợ doanh nghiệp xuất khẩu, hạ tầng số đảm nhận một phần các chức năng thực thi hợp đồng, cung cấp thông tin thị trường và phối hợp mà thể chế mạnh lẽ ra cung cấp. Kết quả này, theo hiểu biết hiện tại, là bằng chứng đa quốc gia ở cấp doanh nghiệp đầu tiên cho thấy số hóa và chất lượng thể chế hoạt động như những yếu tố thay thế chứ không phải bổ sung trong quá trình chuyển hóa quốc tế hóa thành hiệu quả.</w:t>
       </w:r>
     </w:p>
     <w:bookmarkEnd w:id="45"/>

--- a/dist/downloads/chuong_4_ket_qua.docx
+++ b/dist/downloads/chuong_4_ket_qua.docx
@@ -2539,7 +2539,7 @@
         <w:pStyle w:val="FirstParagraph"/>
       </w:pPr>
       <w:r>
-        <w:t xml:space="preserve">Kiểm định điều tiết theo nhóm chế độ thể chế ICRV cho kết quả có ý nghĩa thống kê:</w:t>
+        <w:t xml:space="preserve">Kiểm định điều tiết theo nhóm chế độ thể chế ICRV cho kết quả có ý nghĩa thống kê trên toàn mẫu:</w:t>
       </w:r>
     </w:p>
     <w:p>
@@ -2661,7 +2661,60 @@
         <w:pStyle w:val="FirstParagraph"/>
       </w:pPr>
       <w:r>
-        <w:t xml:space="preserve">Kết quả này xác nhận chế độ thể chế, được phân loại từ nhóm tiên tiến dẫn dắt bằng đổi mới đến nhóm đảo nhỏ Thái Bình Dương, là một yếu tố điều tiết thực sự có ý nghĩa cho quan hệ gộp I-P. Việc</w:t>
+        <w:t xml:space="preserve">Tuy vậy, kết quả omnibus này cần diễn giải thận trọng vì</w:t>
+      </w:r>
+      <w:r>
+        <w:t xml:space="preserve"> </w:t>
+      </w:r>
+      <w:r>
+        <w:rPr>
+          <w:bCs/>
+          <w:b/>
+        </w:rPr>
+        <w:t xml:space="preserve">không bền vững</w:t>
+      </w:r>
+      <w:r>
+        <w:t xml:space="preserve">: như trình bày dưới đây, toàn bộ ý nghĩa thống kê do một ô nhỏ duy nhất (Frontier,</w:t>
+      </w:r>
+      <w:r>
+        <w:t xml:space="preserve"> </w:t>
+      </w:r>
+      <m:oMath>
+        <m:r>
+          <m:t>K</m:t>
+        </m:r>
+        <m:r>
+          <m:rPr>
+            <m:sty m:val="p"/>
+          </m:rPr>
+          <m:t>=</m:t>
+        </m:r>
+        <m:r>
+          <m:t>3</m:t>
+        </m:r>
+      </m:oMath>
+      <w:r>
+        <w:t xml:space="preserve">) tạo ra, và kiểm định nhạy cảm bỏ ô này — ước lượng lại trên bốn chế độ đông dữ liệu (I/II/III/MX,</w:t>
+      </w:r>
+      <w:r>
+        <w:t xml:space="preserve"> </w:t>
+      </w:r>
+      <m:oMath>
+        <m:r>
+          <m:t>K</m:t>
+        </m:r>
+        <m:r>
+          <m:rPr>
+            <m:sty m:val="p"/>
+          </m:rPr>
+          <m:t>=</m:t>
+        </m:r>
+        <m:r>
+          <m:t>285</m:t>
+        </m:r>
+      </m:oMath>
+      <w:r>
+        <w:t xml:space="preserve">) — đưa</w:t>
       </w:r>
       <w:r>
         <w:t xml:space="preserve"> </w:t>
@@ -2684,7 +2737,68 @@
         <w:t xml:space="preserve"> </w:t>
       </w:r>
       <w:r>
-        <w:t xml:space="preserve">vượt ngưỡng tới hạn (</w:t>
+        <w:t xml:space="preserve">về không có ý nghĩa (</w:t>
+      </w:r>
+      <m:oMath>
+        <m:sSub>
+          <m:e>
+            <m:r>
+              <m:t>Q</m:t>
+            </m:r>
+          </m:e>
+          <m:sub>
+            <m:r>
+              <m:t>M</m:t>
+            </m:r>
+          </m:sub>
+        </m:sSub>
+        <m:r>
+          <m:rPr>
+            <m:sty m:val="p"/>
+          </m:rPr>
+          <m:t>=</m:t>
+        </m:r>
+        <m:r>
+          <m:t>1</m:t>
+        </m:r>
+        <m:r>
+          <m:rPr>
+            <m:sty m:val="p"/>
+          </m:rPr>
+          <m:t>,</m:t>
+        </m:r>
+        <m:r>
+          <m:t>49</m:t>
+        </m:r>
+      </m:oMath>
+      <w:r>
+        <w:t xml:space="preserve">,</w:t>
+      </w:r>
+      <w:r>
+        <w:t xml:space="preserve"> </w:t>
+      </w:r>
+      <m:oMath>
+        <m:r>
+          <m:t>d</m:t>
+        </m:r>
+        <m:r>
+          <m:t>f</m:t>
+        </m:r>
+        <m:r>
+          <m:rPr>
+            <m:sty m:val="p"/>
+          </m:rPr>
+          <m:t>=</m:t>
+        </m:r>
+        <m:r>
+          <m:t>3</m:t>
+        </m:r>
+      </m:oMath>
+      <w:r>
+        <w:t xml:space="preserve">,</w:t>
+      </w:r>
+      <w:r>
+        <w:t xml:space="preserve"> </w:t>
       </w:r>
       <m:oMath>
         <m:r>
@@ -2703,11 +2817,40 @@
           <m:t>,</m:t>
         </m:r>
         <m:r>
-          <m:t>002</m:t>
-        </m:r>
-      </m:oMath>
-      <w:r>
-        <w:t xml:space="preserve">) hàm ý rằng khác biệt giữa các nhóm ICRV không thể quy về sai số lấy mẫu.</w:t>
+          <m:t>68</m:t>
+        </m:r>
+      </m:oMath>
+      <w:r>
+        <w:t xml:space="preserve">), ngang bằng với cDAI và DPL. Nói cách khác, ở cấp phân tích tổng hợp,</w:t>
+      </w:r>
+      <w:r>
+        <w:t xml:space="preserve"> </w:t>
+      </w:r>
+      <w:r>
+        <w:rPr>
+          <w:bCs/>
+          <w:b/>
+        </w:rPr>
+        <w:t xml:space="preserve">điều tiết thể chế trực tiếp dưới dạng hiệu ứng chính phân nhóm là yếu và không robust</w:t>
+      </w:r>
+      <w:r>
+        <w:t xml:space="preserve">. Đây không phải hạn chế làm suy yếu luận án, mà chính là khoảng trống định hướng cho phần tiếp theo: tính ngữ cảnh thể chế của quan hệ I-P không bộc lộ qua việc gộp chủ hiệu ứng phân nhóm ở cấp văn liệu, mà chỉ hiện ra khi mô hình hóa</w:t>
+      </w:r>
+      <w:r>
+        <w:t xml:space="preserve"> </w:t>
+      </w:r>
+      <w:r>
+        <w:rPr>
+          <w:bCs/>
+          <w:b/>
+        </w:rPr>
+        <w:t xml:space="preserve">có điều kiện (tương tác)</w:t>
+      </w:r>
+      <w:r>
+        <w:t xml:space="preserve"> </w:t>
+      </w:r>
+      <w:r>
+        <w:t xml:space="preserve">ở cấp doanh nghiệp (Mục 4.3).</w:t>
       </w:r>
     </w:p>
     <w:p>
@@ -3396,7 +3539,7 @@
         <w:t xml:space="preserve"> </w:t>
       </w:r>
       <w:r>
-        <w:t xml:space="preserve">chủ yếu đến từ ô Frontier (</w:t>
+        <w:t xml:space="preserve">gần như hoàn toàn đến từ ô Frontier (</w:t>
       </w:r>
       <m:oMath>
         <m:acc>
@@ -3449,7 +3592,126 @@
         </m:r>
       </m:oMath>
       <w:r>
-        <w:t xml:space="preserve">), ô duy nhất có khoảng tin cậy không giao với hiệu ứng gộp. Tuy nhiên ô này chỉ dựa trên ba mức độ ảnh hưởng, trong đó có một giá trị ngoại lai, nên còn mong manh về mặt thống kê. Phát hiện vững chắc của phân tích tổng hợp do đó là sự khác biệt giữa nghiên cứu đơn quốc gia với nghiên cứu đa quốc gia, chứ chưa phải một dải biến thiên đơn điệu theo chất lượng thể chế. Dải biến thiên định hướng này sau đó được xác nhận độc lập bằng dữ liệu sơ cấp trong phân tích đa quốc gia (Mục 4.3).</w:t>
+        <w:t xml:space="preserve">), ô duy nhất có khoảng tin cậy không giao với hiệu ứng gộp. Ô này chỉ dựa trên ba mức độ ảnh hưởng, trong đó có một giá trị ngoại lai, nên rất mong manh về mặt thống kê; kiểm định nhạy cảm bỏ ô Frontier đưa omnibus liên nhóm về</w:t>
+      </w:r>
+      <w:r>
+        <w:t xml:space="preserve"> </w:t>
+      </w:r>
+      <m:oMath>
+        <m:sSub>
+          <m:e>
+            <m:r>
+              <m:t>Q</m:t>
+            </m:r>
+          </m:e>
+          <m:sub>
+            <m:r>
+              <m:t>M</m:t>
+            </m:r>
+          </m:sub>
+        </m:sSub>
+        <m:r>
+          <m:rPr>
+            <m:sty m:val="p"/>
+          </m:rPr>
+          <m:t>=</m:t>
+        </m:r>
+        <m:r>
+          <m:t>1</m:t>
+        </m:r>
+        <m:r>
+          <m:rPr>
+            <m:sty m:val="p"/>
+          </m:rPr>
+          <m:t>,</m:t>
+        </m:r>
+        <m:r>
+          <m:t>49</m:t>
+        </m:r>
+      </m:oMath>
+      <w:r>
+        <w:t xml:space="preserve"> </w:t>
+      </w:r>
+      <w:r>
+        <w:t xml:space="preserve">(</w:t>
+      </w:r>
+      <m:oMath>
+        <m:r>
+          <m:t>d</m:t>
+        </m:r>
+        <m:r>
+          <m:t>f</m:t>
+        </m:r>
+        <m:r>
+          <m:rPr>
+            <m:sty m:val="p"/>
+          </m:rPr>
+          <m:t>=</m:t>
+        </m:r>
+        <m:r>
+          <m:t>3</m:t>
+        </m:r>
+      </m:oMath>
+      <w:r>
+        <w:t xml:space="preserve">,</w:t>
+      </w:r>
+      <w:r>
+        <w:t xml:space="preserve"> </w:t>
+      </w:r>
+      <m:oMath>
+        <m:r>
+          <m:t>p</m:t>
+        </m:r>
+        <m:r>
+          <m:rPr>
+            <m:sty m:val="p"/>
+          </m:rPr>
+          <m:t>=</m:t>
+        </m:r>
+        <m:r>
+          <m:rPr>
+            <m:sty m:val="p"/>
+          </m:rPr>
+          <m:t>,</m:t>
+        </m:r>
+        <m:r>
+          <m:t>68</m:t>
+        </m:r>
+      </m:oMath>
+      <w:r>
+        <w:t xml:space="preserve">) — không có ý nghĩa. Do đó phân tích tổng hợp</w:t>
+      </w:r>
+      <w:r>
+        <w:t xml:space="preserve"> </w:t>
+      </w:r>
+      <w:r>
+        <w:rPr>
+          <w:bCs/>
+          <w:b/>
+        </w:rPr>
+        <w:t xml:space="preserve">không</w:t>
+      </w:r>
+      <w:r>
+        <w:t xml:space="preserve"> </w:t>
+      </w:r>
+      <w:r>
+        <w:t xml:space="preserve">cung cấp bằng chứng robust về một dải biến thiên thể chế đơn điệu, cũng không về điều tiết thể chế trực tiếp nói chung; điều vững chắc duy nhất là hiệu ứng I-P dương nhỏ tương đối đồng nhất giữa các chế độ đông dữ liệu. Khoảng trống này được lấp ở cấp doanh nghiệp: phân tích đa quốc gia (Mục 4.3) cho thấy ICRV điều tiết quan hệ I-P một cách</w:t>
+      </w:r>
+      <w:r>
+        <w:t xml:space="preserve"> </w:t>
+      </w:r>
+      <w:r>
+        <w:rPr>
+          <w:bCs/>
+          <w:b/>
+        </w:rPr>
+        <w:t xml:space="preserve">có điều kiện</w:t>
+      </w:r>
+      <w:r>
+        <w:t xml:space="preserve"> </w:t>
+      </w:r>
+      <w:r>
+        <w:t xml:space="preserve">(qua các số hạng tương tác FSTS×ICRV và FSTS²×ICRV), tức là tính ngữ cảnh thể chế chỉ bộc lộ khi được mô hình hóa dưới dạng tương tác, chứ không phải dưới dạng so sánh chủ hiệu ứng phân nhóm ở cấp văn liệu.</w:t>
       </w:r>
     </w:p>
     <w:p>
@@ -3665,27 +3927,51 @@
         </m:r>
       </m:oMath>
       <w:r>
-        <w:t xml:space="preserve">). Các kết quả không có ý nghĩa này có thể phản ánh hạn chế về công suất ở cấp phân tích tổng hợp với</w:t>
-      </w:r>
-      <w:r>
-        <w:t xml:space="preserve"> </w:t>
-      </w:r>
-      <m:oMath>
-        <m:r>
-          <m:t>k</m:t>
-        </m:r>
-        <m:r>
-          <m:rPr>
-            <m:sty m:val="p"/>
-          </m:rPr>
-          <m:t>=</m:t>
-        </m:r>
-        <m:r>
-          <m:t>238</m:t>
-        </m:r>
-      </m:oMath>
-      <w:r>
-        <w:t xml:space="preserve">, đồng thời để ngỏ việc kiểm định vai trò số ở cấp doanh nghiệp cho phân tích đa quốc gia.</w:t>
+        <w:t xml:space="preserve">). Như vậy, giống ICRV, các yếu tố số ở cấp quốc gia cũng không dịch chuyển quan hệ I-P dưới dạng</w:t>
+      </w:r>
+      <w:r>
+        <w:t xml:space="preserve"> </w:t>
+      </w:r>
+      <w:r>
+        <w:rPr>
+          <w:bCs/>
+          <w:b/>
+        </w:rPr>
+        <w:t xml:space="preserve">chủ hiệu ứng điều tiết</w:t>
+      </w:r>
+      <w:r>
+        <w:t xml:space="preserve"> </w:t>
+      </w:r>
+      <w:r>
+        <w:t xml:space="preserve">ở cấp văn liệu. Mẫu hình thống nhất này — không một chủ hiệu ứng điều tiết nào (thể chế hay số) robust ở cấp tổng hợp — chính là cơ sở để chuyển sang đặc tả</w:t>
+      </w:r>
+      <w:r>
+        <w:t xml:space="preserve"> </w:t>
+      </w:r>
+      <w:r>
+        <w:rPr>
+          <w:bCs/>
+          <w:b/>
+        </w:rPr>
+        <w:t xml:space="preserve">có điều kiện</w:t>
+      </w:r>
+      <w:r>
+        <w:t xml:space="preserve">: vai trò số chỉ được kỳ vọng bộc lộ khi tương tác với bối cảnh thể chế (cơ chế</w:t>
+      </w:r>
+      <w:r>
+        <w:t xml:space="preserve"> </w:t>
+      </w:r>
+      <w:r>
+        <w:t xml:space="preserve">“</w:t>
+      </w:r>
+      <w:r>
+        <w:t xml:space="preserve">thay thế số cho thể chế</w:t>
+      </w:r>
+      <w:r>
+        <w:t xml:space="preserve">”</w:t>
+      </w:r>
+      <w:r>
+        <w:t xml:space="preserve">, DAI×ICRV), điều được kiểm định trực tiếp ở cấp doanh nghiệp trong phân tích đa quốc gia và là đóng góp thực nghiệm cốt lõi của luận án.</w:t>
       </w:r>
     </w:p>
     <w:bookmarkEnd w:id="28"/>
@@ -5059,7 +5345,79 @@
         <w:pStyle w:val="BodyText"/>
       </w:pPr>
       <w:r>
-        <w:t xml:space="preserve">Kiểm định điều tiết tổng thể về ICRV trong phân tích đa quốc gia nhất quán với kết quả phân tích tổng hợp ở phân tích tổng hợp (</w:t>
+        <w:t xml:space="preserve">Điều quan trọng cần làm rõ là quan hệ giữa hai cấp bằng chứng. Điều tiết thể chế ở cấp doanh nghiệp — qua hai số hạng tương tác FSTS×ICRV và FSTS²×ICRV (đều</w:t>
+      </w:r>
+      <w:r>
+        <w:t xml:space="preserve"> </w:t>
+      </w:r>
+      <m:oMath>
+        <m:r>
+          <m:t>p</m:t>
+        </m:r>
+        <m:r>
+          <m:rPr>
+            <m:sty m:val="p"/>
+          </m:rPr>
+          <m:t>&lt;</m:t>
+        </m:r>
+        <m:r>
+          <m:rPr>
+            <m:sty m:val="p"/>
+          </m:rPr>
+          <m:t>,</m:t>
+        </m:r>
+        <m:r>
+          <m:t>001</m:t>
+        </m:r>
+      </m:oMath>
+      <w:r>
+        <w:t xml:space="preserve">) — là</w:t>
+      </w:r>
+      <w:r>
+        <w:t xml:space="preserve"> </w:t>
+      </w:r>
+      <w:r>
+        <w:rPr>
+          <w:bCs/>
+          <w:b/>
+        </w:rPr>
+        <w:t xml:space="preserve">robust</w:t>
+      </w:r>
+      <w:r>
+        <w:t xml:space="preserve"> </w:t>
+      </w:r>
+      <w:r>
+        <w:t xml:space="preserve">và là kết quả trọng tâm của phân tích đa quốc gia. Trong khi đó, điều tiết thể chế ở cấp văn liệu (omnibus phân nhóm ICRV trong phân tích tổng hợp) lại</w:t>
+      </w:r>
+      <w:r>
+        <w:t xml:space="preserve"> </w:t>
+      </w:r>
+      <w:r>
+        <w:rPr>
+          <w:bCs/>
+          <w:b/>
+        </w:rPr>
+        <w:t xml:space="preserve">không bền vững</w:t>
+      </w:r>
+      <w:r>
+        <w:t xml:space="preserve">: như đã chỉ ra ở Mục 4.2.3, bỏ ô Frontier (</w:t>
+      </w:r>
+      <m:oMath>
+        <m:r>
+          <m:t>K</m:t>
+        </m:r>
+        <m:r>
+          <m:rPr>
+            <m:sty m:val="p"/>
+          </m:rPr>
+          <m:t>=</m:t>
+        </m:r>
+        <m:r>
+          <m:t>3</m:t>
+        </m:r>
+      </m:oMath>
+      <w:r>
+        <w:t xml:space="preserve">) thì omnibus về không có ý nghĩa (</w:t>
       </w:r>
       <m:oMath>
         <m:sSub>
@@ -5081,16 +5439,16 @@
           <m:t>=</m:t>
         </m:r>
         <m:r>
-          <m:t>17</m:t>
-        </m:r>
-        <m:r>
-          <m:rPr>
-            <m:sty m:val="p"/>
-          </m:rPr>
-          <m:t>,</m:t>
-        </m:r>
-        <m:r>
-          <m:t>35</m:t>
+          <m:t>1</m:t>
+        </m:r>
+        <m:r>
+          <m:rPr>
+            <m:sty m:val="p"/>
+          </m:rPr>
+          <m:t>,</m:t>
+        </m:r>
+        <m:r>
+          <m:t>49</m:t>
         </m:r>
       </m:oMath>
       <w:r>
@@ -5116,11 +5474,24 @@
           <m:t>,</m:t>
         </m:r>
         <m:r>
-          <m:t>002</m:t>
-        </m:r>
-      </m:oMath>
-      <w:r>
-        <w:t xml:space="preserve">). Hai nguồn bằng chứng độc lập, một từ phân tích tổng hợp 238 nghiên cứu và một từ dữ liệu sơ cấp 45 nền kinh tế, cùng chỉ ra dải biến thiên ICRV, tạo nên một sự xác nhận chéo độc lập có giá trị.</w:t>
+          <m:t>68</m:t>
+        </m:r>
+      </m:oMath>
+      <w:r>
+        <w:t xml:space="preserve">). Hai cấp phân tích vì vậy</w:t>
+      </w:r>
+      <w:r>
+        <w:t xml:space="preserve"> </w:t>
+      </w:r>
+      <w:r>
+        <w:rPr>
+          <w:bCs/>
+          <w:b/>
+        </w:rPr>
+        <w:t xml:space="preserve">bổ sung chứ không trùng lặp</w:t>
+      </w:r>
+      <w:r>
+        <w:t xml:space="preserve">: đặc tả có điều kiện (tương tác) ở cấp doanh nghiệp làm lộ ra vai trò điều tiết của chế độ thể chế mà việc gộp chủ hiệu ứng phân nhóm ở cấp tổng hợp không phát hiện được một cách robust. Đây chính là giá trị gia tăng cốt lõi của phân tích sơ cấp 45 nền kinh tế so với tổng hợp văn liệu hiện có, và là lý do biện minh cho việc luận án không dừng ở meta-analysis mà tiến đến mô hình hóa tương tác ở cấp vi mô.</w:t>
       </w:r>
     </w:p>
     <w:bookmarkEnd w:id="32"/>
@@ -11859,94 +12230,7 @@
               <w:jc w:val="left"/>
             </w:pPr>
             <w:r>
-              <w:t xml:space="preserve">Xác nhận:</w:t>
-            </w:r>
-            <w:r>
-              <w:t xml:space="preserve"> </w:t>
-            </w:r>
-            <m:oMath>
-              <m:sSub>
-                <m:e>
-                  <m:r>
-                    <m:t>Q</m:t>
-                  </m:r>
-                </m:e>
-                <m:sub>
-                  <m:r>
-                    <m:t>M</m:t>
-                  </m:r>
-                </m:sub>
-              </m:sSub>
-              <m:r>
-                <m:rPr>
-                  <m:sty m:val="p"/>
-                </m:rPr>
-                <m:t>=</m:t>
-              </m:r>
-              <m:r>
-                <m:t>17</m:t>
-              </m:r>
-              <m:r>
-                <m:rPr>
-                  <m:sty m:val="p"/>
-                </m:rPr>
-                <m:t>,</m:t>
-              </m:r>
-              <m:r>
-                <m:t>35</m:t>
-              </m:r>
-            </m:oMath>
-            <w:r>
-              <w:t xml:space="preserve"> </w:t>
-            </w:r>
-            <w:r>
-              <w:t xml:space="preserve">(</w:t>
-            </w:r>
-            <m:oMath>
-              <m:r>
-                <m:t>d</m:t>
-              </m:r>
-              <m:r>
-                <m:t>f</m:t>
-              </m:r>
-              <m:r>
-                <m:rPr>
-                  <m:sty m:val="p"/>
-                </m:rPr>
-                <m:t>=</m:t>
-              </m:r>
-              <m:r>
-                <m:t>4</m:t>
-              </m:r>
-            </m:oMath>
-            <w:r>
-              <w:t xml:space="preserve">,</w:t>
-            </w:r>
-            <w:r>
-              <w:t xml:space="preserve"> </w:t>
-            </w:r>
-            <m:oMath>
-              <m:r>
-                <m:t>p</m:t>
-              </m:r>
-              <m:r>
-                <m:rPr>
-                  <m:sty m:val="p"/>
-                </m:rPr>
-                <m:t>=</m:t>
-              </m:r>
-              <m:r>
-                <m:rPr>
-                  <m:sty m:val="p"/>
-                </m:rPr>
-                <m:t>,</m:t>
-              </m:r>
-              <m:r>
-                <m:t>002</m:t>
-              </m:r>
-            </m:oMath>
-            <w:r>
-              <w:t xml:space="preserve">) từ phân tích tổng hợp và tương tác M10 từ phân tích đa quốc gia (FSTS×ICRV</w:t>
+              <w:t xml:space="preserve">Xác nhận ở cấp doanh nghiệp qua tương tác có điều kiện M10 (FSTS×ICRV</w:t>
             </w:r>
             <w:r>
               <w:t xml:space="preserve"> </w:t>
@@ -12059,7 +12343,148 @@
               </m:r>
             </m:oMath>
             <w:r>
-              <w:t xml:space="preserve">); cơ chế là độ cong/biên độ (sâu dần khi thể chế suy giảm), không phải dịch chuyển điểm uốn đơn điệu</w:t>
+              <w:t xml:space="preserve">). Ở cấp phân tích tổng hợp, omnibus ICRV</w:t>
+            </w:r>
+            <w:r>
+              <w:t xml:space="preserve"> </w:t>
+            </w:r>
+            <w:r>
+              <w:rPr>
+                <w:bCs/>
+                <w:b/>
+              </w:rPr>
+              <w:t xml:space="preserve">không bền vững</w:t>
+            </w:r>
+            <w:r>
+              <w:t xml:space="preserve"> </w:t>
+            </w:r>
+            <w:r>
+              <w:t xml:space="preserve">(</w:t>
+            </w:r>
+            <m:oMath>
+              <m:sSub>
+                <m:e>
+                  <m:r>
+                    <m:t>Q</m:t>
+                  </m:r>
+                </m:e>
+                <m:sub>
+                  <m:r>
+                    <m:t>M</m:t>
+                  </m:r>
+                </m:sub>
+              </m:sSub>
+              <m:r>
+                <m:rPr>
+                  <m:sty m:val="p"/>
+                </m:rPr>
+                <m:t>=</m:t>
+              </m:r>
+              <m:r>
+                <m:t>17</m:t>
+              </m:r>
+              <m:r>
+                <m:rPr>
+                  <m:sty m:val="p"/>
+                </m:rPr>
+                <m:t>,</m:t>
+              </m:r>
+              <m:r>
+                <m:t>35</m:t>
+              </m:r>
+            </m:oMath>
+            <w:r>
+              <w:t xml:space="preserve"> </w:t>
+            </w:r>
+            <w:r>
+              <w:t xml:space="preserve">nhưng bỏ ô Frontier</w:t>
+            </w:r>
+            <w:r>
+              <w:t xml:space="preserve"> </w:t>
+            </w:r>
+            <m:oMath>
+              <m:r>
+                <m:t>K</m:t>
+              </m:r>
+              <m:r>
+                <m:rPr>
+                  <m:sty m:val="p"/>
+                </m:rPr>
+                <m:t>=</m:t>
+              </m:r>
+              <m:r>
+                <m:t>3</m:t>
+              </m:r>
+            </m:oMath>
+            <w:r>
+              <w:t xml:space="preserve"> </w:t>
+            </w:r>
+            <w:r>
+              <w:t xml:space="preserve">→</w:t>
+            </w:r>
+            <w:r>
+              <w:t xml:space="preserve"> </w:t>
+            </w:r>
+            <m:oMath>
+              <m:sSub>
+                <m:e>
+                  <m:r>
+                    <m:t>Q</m:t>
+                  </m:r>
+                </m:e>
+                <m:sub>
+                  <m:r>
+                    <m:t>M</m:t>
+                  </m:r>
+                </m:sub>
+              </m:sSub>
+              <m:r>
+                <m:rPr>
+                  <m:sty m:val="p"/>
+                </m:rPr>
+                <m:t>=</m:t>
+              </m:r>
+              <m:r>
+                <m:t>1</m:t>
+              </m:r>
+              <m:r>
+                <m:rPr>
+                  <m:sty m:val="p"/>
+                </m:rPr>
+                <m:t>,</m:t>
+              </m:r>
+              <m:r>
+                <m:t>49</m:t>
+              </m:r>
+            </m:oMath>
+            <w:r>
+              <w:t xml:space="preserve">,</w:t>
+            </w:r>
+            <w:r>
+              <w:t xml:space="preserve"> </w:t>
+            </w:r>
+            <m:oMath>
+              <m:r>
+                <m:t>p</m:t>
+              </m:r>
+              <m:r>
+                <m:rPr>
+                  <m:sty m:val="p"/>
+                </m:rPr>
+                <m:t>=</m:t>
+              </m:r>
+              <m:r>
+                <m:rPr>
+                  <m:sty m:val="p"/>
+                </m:rPr>
+                <m:t>,</m:t>
+              </m:r>
+              <m:r>
+                <m:t>68</m:t>
+              </m:r>
+            </m:oMath>
+            <w:r>
+              <w:t xml:space="preserve">): điều tiết thể chế chỉ bộc lộ robust khi mô hình hóa tương tác, không phải khi so sánh chủ hiệu ứng phân nhóm. Cơ chế là độ cong/biên độ (sâu dần khi thể chế suy giảm), không phải dịch chuyển điểm uốn đơn điệu</w:t>
             </w:r>
           </w:p>
         </w:tc>

--- a/dist/downloads/chuong_4_ket_qua.docx
+++ b/dist/downloads/chuong_4_ket_qua.docx
@@ -1945,16 +1945,16 @@
           <m:t>=</m:t>
         </m:r>
         <m:r>
-          <m:t>62</m:t>
-        </m:r>
-        <m:r>
-          <m:rPr>
-            <m:sty m:val="p"/>
-          </m:rPr>
-          <m:t>,</m:t>
-        </m:r>
-        <m:r>
-          <m:t>4</m:t>
+          <m:t>87</m:t>
+        </m:r>
+        <m:r>
+          <m:rPr>
+            <m:sty m:val="p"/>
+          </m:rPr>
+          <m:t>,</m:t>
+        </m:r>
+        <m:r>
+          <m:t>8</m:t>
         </m:r>
         <m:r>
           <m:rPr>
@@ -2257,7 +2257,7 @@
               <w:jc w:val="left"/>
             </w:pPr>
             <w:r>
-              <w:t xml:space="preserve">54,1%</w:t>
+              <w:t xml:space="preserve">76,1%</w:t>
             </w:r>
           </w:p>
         </w:tc>
@@ -2315,7 +2315,7 @@
               <w:jc w:val="left"/>
             </w:pPr>
             <w:r>
-              <w:t xml:space="preserve">8,4%</w:t>
+              <w:t xml:space="preserve">11,8%</w:t>
             </w:r>
           </w:p>
         </w:tc>
@@ -2358,7 +2358,7 @@
               <w:jc w:val="left"/>
             </w:pPr>
             <w:r>
-              <w:t xml:space="preserve">62,4%</w:t>
+              <w:t xml:space="preserve">87,8%</w:t>
             </w:r>
           </w:p>
         </w:tc>
@@ -2521,7 +2521,7 @@
         <w:pStyle w:val="BodyText"/>
       </w:pPr>
       <w:r>
-        <w:t xml:space="preserve">Dị biệt bên trong từng nghiên cứu, tức biến thiên giữa các mức độ ảnh hưởng trong cùng một nghiên cứu (Tầng 2), chiếm 54,1% tổng phương sai và là nguồn dị biệt chủ đạo. Dị biệt giữa các nghiên cứu với nhau (Tầng 3) chỉ chiếm 8,4%, nghĩa là dị biệt Tầng 2 lớn hơn Tầng 3 khoảng sáu lần. Phát hiện này mang hàm ý lý thuyết sâu sắc. Sự thiếu nhất quán trong tài liệu nghiên cứu I-P chủ yếu xuất phát từ biến thiên bên trong từng nghiên cứu, chẳng hạn cùng một mẫu doanh nghiệp nhưng dùng các thước đo khác nhau cho cùng một khái niệm lại cho ra kết quả khác nhau, chứ không phải từ khác biệt giữa các nghiên cứu. Như vậy, tính không nhất quán phần lớn là vấn đề đo lường và vận hành hóa khái niệm về quốc tế hóa cùng hiệu quả, chứ không phải bằng chứng về một sự thiếu nhất quán thực sự trong quan hệ nhân quả.</w:t>
+        <w:t xml:space="preserve">Dị biệt bên trong từng nghiên cứu, tức biến thiên giữa các mức độ ảnh hưởng trong cùng một nghiên cứu (Tầng 2), chiếm 76,1% tổng phương sai và là nguồn dị biệt chủ đạo. Dị biệt giữa các nghiên cứu với nhau (Tầng 3) chỉ chiếm 11,8%, nghĩa là dị biệt Tầng 2 lớn hơn Tầng 3 khoảng sáu lần. Phát hiện này mang hàm ý lý thuyết sâu sắc. Sự thiếu nhất quán trong tài liệu nghiên cứu I-P chủ yếu xuất phát từ biến thiên bên trong từng nghiên cứu, chẳng hạn cùng một mẫu doanh nghiệp nhưng dùng các thước đo khác nhau cho cùng một khái niệm lại cho ra kết quả khác nhau, chứ không phải từ khác biệt giữa các nghiên cứu. Như vậy, tính không nhất quán phần lớn là vấn đề đo lường và vận hành hóa khái niệm về quốc tế hóa cùng hiệu quả, chứ không phải bằng chứng về một sự thiếu nhất quán thực sự trong quan hệ nhân quả.</w:t>
       </w:r>
     </w:p>
     <w:bookmarkEnd w:id="27"/>
@@ -4438,16 +4438,16 @@
           <m:t>=</m:t>
         </m:r>
         <m:r>
-          <m:t>62</m:t>
-        </m:r>
-        <m:r>
-          <m:rPr>
-            <m:sty m:val="p"/>
-          </m:rPr>
-          <m:t>,</m:t>
-        </m:r>
-        <m:r>
-          <m:t>4</m:t>
+          <m:t>87</m:t>
+        </m:r>
+        <m:r>
+          <m:rPr>
+            <m:sty m:val="p"/>
+          </m:rPr>
+          <m:t>,</m:t>
+        </m:r>
+        <m:r>
+          <m:t>8</m:t>
         </m:r>
         <m:r>
           <m:rPr>

--- a/dist/downloads/chuong_4_ket_qua.docx
+++ b/dist/downloads/chuong_4_ket_qua.docx
@@ -2831,7 +2831,7 @@
           <w:bCs/>
           <w:b/>
         </w:rPr>
-        <w:t xml:space="preserve">điều tiết thể chế trực tiếp dưới dạng hiệu ứng chính phân nhóm là yếu và không robust</w:t>
+        <w:t xml:space="preserve">điều tiết thể chế trực tiếp dưới dạng hiệu ứng chính phân nhóm là yếu và không vững chắc</w:t>
       </w:r>
       <w:r>
         <w:t xml:space="preserve">. Đây không phải hạn chế làm suy yếu luận án, mà chính là khoảng trống định hướng cho phần tiếp theo: tính ngữ cảnh thể chế của quan hệ I-P không bộc lộ qua việc gộp chủ hiệu ứng phân nhóm ở cấp văn liệu, mà chỉ hiện ra khi mô hình hóa</w:t>
@@ -3695,7 +3695,7 @@
         <w:t xml:space="preserve"> </w:t>
       </w:r>
       <w:r>
-        <w:t xml:space="preserve">cung cấp bằng chứng robust về một dải biến thiên thể chế đơn điệu, cũng không về điều tiết thể chế trực tiếp nói chung; điều vững chắc duy nhất là hiệu ứng I-P dương nhỏ tương đối đồng nhất giữa các chế độ đông dữ liệu. Khoảng trống này được lấp ở cấp doanh nghiệp: phân tích đa quốc gia (Mục 4.3) cho thấy ICRV điều tiết quan hệ I-P một cách</w:t>
+        <w:t xml:space="preserve">cung cấp bằng chứng vững chắc về một dải biến thiên thể chế đơn điệu, cũng không về điều tiết thể chế trực tiếp nói chung; điều vững chắc duy nhất là hiệu ứng I-P dương nhỏ tương đối đồng nhất giữa các chế độ đông dữ liệu. Khoảng trống này được lấp ở cấp doanh nghiệp: phân tích đa quốc gia (Mục 4.3) cho thấy ICRV điều tiết quan hệ I-P một cách</w:t>
       </w:r>
       <w:r>
         <w:t xml:space="preserve"> </w:t>
@@ -3943,7 +3943,7 @@
         <w:t xml:space="preserve"> </w:t>
       </w:r>
       <w:r>
-        <w:t xml:space="preserve">ở cấp văn liệu. Mẫu hình thống nhất này — không một chủ hiệu ứng điều tiết nào (thể chế hay số) robust ở cấp tổng hợp — chính là cơ sở để chuyển sang đặc tả</w:t>
+        <w:t xml:space="preserve">ở cấp văn liệu. Mẫu hình thống nhất này — không một chủ hiệu ứng điều tiết nào (thể chế hay số) vững chắc ở cấp tổng hợp — chính là cơ sở để chuyển sang đặc tả</w:t>
       </w:r>
       <w:r>
         <w:t xml:space="preserve"> </w:t>
@@ -5313,7 +5313,7 @@
         <w:t xml:space="preserve"> </w:t>
       </w:r>
       <w:r>
-        <w:t xml:space="preserve">của hình chữ U ngược chứ không phải một gradient điểm uốn đơn điệu: độ cong sâu dần khi chất lượng thể chế suy giảm, làm hình phạt sau đỉnh gay gắt hơn ở các chế độ thể chế yếu (cận biên, SIDS), và phẳng dần về gần tuyến tính ở các chế độ tiên tiến.</w:t>
+        <w:t xml:space="preserve">của hình chữ U ngược chứ không phải một dải biến thiên điểm uốn đơn điệu: độ cong sâu dần khi chất lượng thể chế suy giảm, làm hình phạt sau đỉnh gay gắt hơn ở các chế độ thể chế yếu (cận biên, SIDS), và phẳng dần về gần tuyến tính ở các chế độ tiên tiến.</w:t>
       </w:r>
     </w:p>
     <w:p>
@@ -5381,7 +5381,7 @@
           <w:bCs/>
           <w:b/>
         </w:rPr>
-        <w:t xml:space="preserve">robust</w:t>
+        <w:t xml:space="preserve">vững chắc</w:t>
       </w:r>
       <w:r>
         <w:t xml:space="preserve"> </w:t>
@@ -5491,7 +5491,7 @@
         <w:t xml:space="preserve">bổ sung chứ không trùng lặp</w:t>
       </w:r>
       <w:r>
-        <w:t xml:space="preserve">: đặc tả có điều kiện (tương tác) ở cấp doanh nghiệp làm lộ ra vai trò điều tiết của chế độ thể chế mà việc gộp chủ hiệu ứng phân nhóm ở cấp tổng hợp không phát hiện được một cách robust. Đây chính là giá trị gia tăng cốt lõi của phân tích sơ cấp 45 nền kinh tế so với tổng hợp văn liệu hiện có, và là lý do biện minh cho việc luận án không dừng ở meta-analysis mà tiến đến mô hình hóa tương tác ở cấp vi mô.</w:t>
+        <w:t xml:space="preserve">: đặc tả có điều kiện (tương tác) ở cấp doanh nghiệp làm lộ ra vai trò điều tiết của chế độ thể chế mà việc gộp chủ hiệu ứng phân nhóm ở cấp tổng hợp không phát hiện được một cách vững chắc. Đây chính là giá trị gia tăng cốt lõi của phân tích sơ cấp 45 nền kinh tế so với tổng hợp văn liệu hiện có, và là lý do biện minh cho việc luận án không dừng ở meta-analysis mà tiến đến mô hình hóa tương tác ở cấp vi mô.</w:t>
       </w:r>
     </w:p>
     <w:bookmarkEnd w:id="32"/>
@@ -11463,7 +11463,7 @@
         <w:t xml:space="preserve"> </w:t>
       </w:r>
       <w:r>
-        <w:t xml:space="preserve">của hình chữ U ngược chứ không phải một gradient điểm uốn đơn điệu: độ cong sâu dần khi chất lượng thể chế suy giảm, làm hình phạt sau đỉnh gay gắt hơn ở chế độ cận biên và dễ tổn thương, và phẳng dần về gần tuyến tính ở chế độ tiên tiến.</w:t>
+        <w:t xml:space="preserve">của hình chữ U ngược chứ không phải một dải biến thiên điểm uốn đơn điệu: độ cong sâu dần khi chất lượng thể chế suy giảm, làm hình phạt sau đỉnh gay gắt hơn ở chế độ cận biên và dễ tổn thương, và phẳng dần về gần tuyến tính ở chế độ tiên tiến.</w:t>
       </w:r>
     </w:p>
     <w:p>
@@ -12484,7 +12484,7 @@
               </m:r>
             </m:oMath>
             <w:r>
-              <w:t xml:space="preserve">): điều tiết thể chế chỉ bộc lộ robust khi mô hình hóa tương tác, không phải khi so sánh chủ hiệu ứng phân nhóm. Cơ chế là độ cong/biên độ (sâu dần khi thể chế suy giảm), không phải dịch chuyển điểm uốn đơn điệu</w:t>
+              <w:t xml:space="preserve">): điều tiết thể chế chỉ bộc lộ vững chắc khi mô hình hóa tương tác, không phải khi so sánh chủ hiệu ứng phân nhóm. Cơ chế là độ cong/biên độ (sâu dần khi thể chế suy giảm), không phải dịch chuyển điểm uốn đơn điệu</w:t>
             </w:r>
           </w:p>
         </w:tc>

--- a/dist/downloads/chuong_4_ket_qua.docx
+++ b/dist/downloads/chuong_4_ket_qua.docx
@@ -61,68 +61,7 @@
         <w:t xml:space="preserve">bản đồ địa hình xuất khẩu chiến lược (strategic export topography)</w:t>
       </w:r>
       <w:r>
-        <w:t xml:space="preserve">, trên đó chế độ thể chế ICRV vận hành như một bộ lọc chi phí giao dịch định vị nơi quan hệ I-P đạt đỉnh hay đảo chiều. Bốn phát hiện nổi bật neo giữ mạch lập luận đó và được nêu lên ngay từ đầu thay vì để ẩn trong các tiểu mục. Thứ nhất, hiệu chỉnh thiên lệch công bố ở phân tích tổng hợp kéo hiệu ứng gộp từ</w:t>
-      </w:r>
-      <w:r>
-        <w:t xml:space="preserve"> </w:t>
-      </w:r>
-      <m:oMath>
-        <m:r>
-          <m:t>r</m:t>
-        </m:r>
-        <m:r>
-          <m:rPr>
-            <m:sty m:val="p"/>
-          </m:rPr>
-          <m:t>=</m:t>
-        </m:r>
-        <m:r>
-          <m:t>0</m:t>
-        </m:r>
-        <m:r>
-          <m:rPr>
-            <m:sty m:val="p"/>
-          </m:rPr>
-          <m:t>,</m:t>
-        </m:r>
-        <m:r>
-          <m:t>074</m:t>
-        </m:r>
-      </m:oMath>
-      <w:r>
-        <w:t xml:space="preserve"> </w:t>
-      </w:r>
-      <w:r>
-        <w:t xml:space="preserve">xuống</w:t>
-      </w:r>
-      <w:r>
-        <w:t xml:space="preserve"> </w:t>
-      </w:r>
-      <m:oMath>
-        <m:r>
-          <m:t>r</m:t>
-        </m:r>
-        <m:r>
-          <m:rPr>
-            <m:sty m:val="p"/>
-          </m:rPr>
-          <m:t>=</m:t>
-        </m:r>
-        <m:r>
-          <m:t>0</m:t>
-        </m:r>
-        <m:r>
-          <m:rPr>
-            <m:sty m:val="p"/>
-          </m:rPr>
-          <m:t>,</m:t>
-        </m:r>
-        <m:r>
-          <m:t>035</m:t>
-        </m:r>
-      </m:oMath>
-      <w:r>
-        <w:t xml:space="preserve">, mức suy giảm khoảng</w:t>
+        <w:t xml:space="preserve">, trên đó chế độ thể chế ICRV vận hành như một bộ lọc chi phí giao dịch định vị nơi quan hệ I-P đạt đỉnh hay đảo chiều. Bốn phát hiện nổi bật neo giữ mạch lập luận đó và được nêu lên ngay từ đầu thay vì để ẩn trong các tiểu mục. Thứ nhất, hiệu chỉnh thiên lệch công bố ở phân tích tổng hợp khẳng định</w:t>
       </w:r>
       <w:r>
         <w:t xml:space="preserve"> </w:t>
@@ -132,10 +71,234 @@
           <w:bCs/>
           <w:b/>
         </w:rPr>
-        <w:t xml:space="preserve">53%</w:t>
-      </w:r>
-      <w:r>
-        <w:t xml:space="preserve">: hàm ý rằng phần lớn bằng chứng I-P tích lũy suốt bốn thập kỷ có thể đã bị thổi phồng (một ước lượng trim-and-fill, được trình bày kèm rào đón phương pháp ở Mục 4.2.4). Thứ hai, bằng chứng đa quốc gia (phân tích đa quốc gia 45 nền kinh tế) cho thấy chế độ thể chế ICRV không dịch chuyển điểm uốn một cách đơn điệu mà</w:t>
+        <w:t xml:space="preserve">selection thực sự tồn tại</w:t>
+      </w:r>
+      <w:r>
+        <w:t xml:space="preserve"> </w:t>
+      </w:r>
+      <w:r>
+        <w:t xml:space="preserve">(Begg</w:t>
+      </w:r>
+      <w:r>
+        <w:t xml:space="preserve"> </w:t>
+      </w:r>
+      <m:oMath>
+        <m:r>
+          <m:t>p</m:t>
+        </m:r>
+        <m:r>
+          <m:rPr>
+            <m:sty m:val="p"/>
+          </m:rPr>
+          <m:t>&lt;</m:t>
+        </m:r>
+        <m:r>
+          <m:rPr>
+            <m:sty m:val="p"/>
+          </m:rPr>
+          <m:t>,</m:t>
+        </m:r>
+        <m:r>
+          <m:t>001</m:t>
+        </m:r>
+      </m:oMath>
+      <w:r>
+        <w:t xml:space="preserve">; mô hình lựa chọn Vevea-Hedges LRT</w:t>
+      </w:r>
+      <w:r>
+        <w:t xml:space="preserve"> </w:t>
+      </w:r>
+      <m:oMath>
+        <m:r>
+          <m:t>p</m:t>
+        </m:r>
+        <m:r>
+          <m:rPr>
+            <m:sty m:val="p"/>
+          </m:rPr>
+          <m:t>=</m:t>
+        </m:r>
+        <m:r>
+          <m:rPr>
+            <m:sty m:val="p"/>
+          </m:rPr>
+          <m:t>,</m:t>
+        </m:r>
+        <m:r>
+          <m:t>002</m:t>
+        </m:r>
+      </m:oMath>
+      <w:r>
+        <w:t xml:space="preserve">); về độ lớn, sáu kiểm định bao quát hiệu ứng hiệu chỉnh trong khoảng</w:t>
+      </w:r>
+      <w:r>
+        <w:t xml:space="preserve"> </w:t>
+      </w:r>
+      <m:oMath>
+        <m:r>
+          <m:t>r</m:t>
+        </m:r>
+        <m:r>
+          <m:rPr>
+            <m:sty m:val="p"/>
+          </m:rPr>
+          <m:t>∈</m:t>
+        </m:r>
+        <m:d>
+          <m:dPr>
+            <m:begChr m:val="["/>
+            <m:endChr m:val="]"/>
+            <m:sepChr m:val=""/>
+            <m:grow/>
+          </m:dPr>
+          <m:e>
+            <m:r>
+              <m:t>0</m:t>
+            </m:r>
+            <m:r>
+              <m:rPr>
+                <m:sty m:val="p"/>
+              </m:rPr>
+              <m:t>,</m:t>
+            </m:r>
+            <m:r>
+              <m:t>035</m:t>
+            </m:r>
+            <m:r>
+              <m:rPr>
+                <m:sty m:val="p"/>
+              </m:rPr>
+              <m:t>;</m:t>
+            </m:r>
+            <m:r>
+              <m:t>0</m:t>
+            </m:r>
+            <m:r>
+              <m:rPr>
+                <m:sty m:val="p"/>
+              </m:rPr>
+              <m:t>,</m:t>
+            </m:r>
+            <m:r>
+              <m:t>077</m:t>
+            </m:r>
+          </m:e>
+        </m:d>
+      </m:oMath>
+      <w:r>
+        <w:t xml:space="preserve"> </w:t>
+      </w:r>
+      <w:r>
+        <w:t xml:space="preserve">tùy giả định selection-process: trim-and-fill cho</w:t>
+      </w:r>
+      <w:r>
+        <w:t xml:space="preserve"> </w:t>
+      </w:r>
+      <m:oMath>
+        <m:r>
+          <m:t>r</m:t>
+        </m:r>
+        <m:r>
+          <m:rPr>
+            <m:sty m:val="p"/>
+          </m:rPr>
+          <m:t>=</m:t>
+        </m:r>
+        <m:r>
+          <m:t>0</m:t>
+        </m:r>
+        <m:r>
+          <m:rPr>
+            <m:sty m:val="p"/>
+          </m:rPr>
+          <m:t>,</m:t>
+        </m:r>
+        <m:r>
+          <m:t>035</m:t>
+        </m:r>
+      </m:oMath>
+      <w:r>
+        <w:t xml:space="preserve"> </w:t>
+      </w:r>
+      <w:r>
+        <w:t xml:space="preserve">(mạnh nhất), PET-PEESE cho</w:t>
+      </w:r>
+      <w:r>
+        <w:t xml:space="preserve"> </w:t>
+      </w:r>
+      <m:oMath>
+        <m:r>
+          <m:t>r</m:t>
+        </m:r>
+        <m:r>
+          <m:rPr>
+            <m:sty m:val="p"/>
+          </m:rPr>
+          <m:t>=</m:t>
+        </m:r>
+        <m:r>
+          <m:t>0</m:t>
+        </m:r>
+        <m:r>
+          <m:rPr>
+            <m:sty m:val="p"/>
+          </m:rPr>
+          <m:t>,</m:t>
+        </m:r>
+        <m:r>
+          <m:t>061</m:t>
+        </m:r>
+      </m:oMath>
+      <w:r>
+        <w:t xml:space="preserve">, mô hình lựa chọn Vevea-Hedges cho</w:t>
+      </w:r>
+      <w:r>
+        <w:t xml:space="preserve"> </w:t>
+      </w:r>
+      <m:oMath>
+        <m:r>
+          <m:t>r</m:t>
+        </m:r>
+        <m:r>
+          <m:rPr>
+            <m:sty m:val="p"/>
+          </m:rPr>
+          <m:t>=</m:t>
+        </m:r>
+        <m:r>
+          <m:t>0</m:t>
+        </m:r>
+        <m:r>
+          <m:rPr>
+            <m:sty m:val="p"/>
+          </m:rPr>
+          <m:t>,</m:t>
+        </m:r>
+        <m:r>
+          <m:t>077</m:t>
+        </m:r>
+      </m:oMath>
+      <w:r>
+        <w:t xml:space="preserve"> </w:t>
+      </w:r>
+      <w:r>
+        <w:t xml:space="preserve">(bảo thủ nhất). Như vậy phần lớn bằng chứng I-P tích lũy suốt bốn thập kỷ có thể đã bị thổi phồng, nhưng</w:t>
+      </w:r>
+      <w:r>
+        <w:t xml:space="preserve"> </w:t>
+      </w:r>
+      <w:r>
+        <w:rPr>
+          <w:iCs/>
+          <w:i/>
+        </w:rPr>
+        <w:t xml:space="preserve">mức</w:t>
+      </w:r>
+      <w:r>
+        <w:t xml:space="preserve"> </w:t>
+      </w:r>
+      <w:r>
+        <w:t xml:space="preserve">thổi phồng phụ thuộc vào phương pháp hiệu chỉnh được giả định (Mục 4.2.4). Thứ hai, bằng chứng đa quốc gia (phân tích đa quốc gia 45 nền kinh tế) cho thấy chế độ thể chế ICRV không dịch chuyển điểm uốn một cách đơn điệu mà</w:t>
       </w:r>
       <w:r>
         <w:t xml:space="preserve"> </w:t>
@@ -3989,7 +4152,20 @@
         <w:pStyle w:val="FirstParagraph"/>
       </w:pPr>
       <w:r>
-        <w:t xml:space="preserve">Phân tích sai lệch xuất bản (publication bias) gồm bốn chỉ báo bổ sung cho nhau. Kiểm định Egger cho</w:t>
+        <w:t xml:space="preserve">Phân tích sai lệch xuất bản (publication bias) gồm</w:t>
+      </w:r>
+      <w:r>
+        <w:t xml:space="preserve"> </w:t>
+      </w:r>
+      <w:r>
+        <w:rPr>
+          <w:bCs/>
+          <w:b/>
+        </w:rPr>
+        <w:t xml:space="preserve">sáu kiểm định bổ sung cho nhau</w:t>
+      </w:r>
+      <w:r>
+        <w:t xml:space="preserve">, mỗi kiểm định có giả định riêng và điểm yếu riêng, nhằm bao quát hiệu ứng hiệu chỉnh thay vì ước lượng một điểm. Kiểm định Egger cho</w:t>
       </w:r>
       <w:r>
         <w:t xml:space="preserve"> </w:t>
@@ -4169,7 +4345,7 @@
         </m:r>
       </m:oMath>
       <w:r>
-        <w:t xml:space="preserve">), có ý nghĩa thống kê rõ ràng, cho thấy các nghiên cứu có sai số chuẩn lớn hơn, tức mẫu nhỏ hơn, có xu hướng báo cáo mức độ ảnh hưởng thấp hơn, phù hợp với một sai lệch công bố ưu tiên kết quả dương tính. Phân tích cắt và bù (trim-and-fill) nội suy thêm</w:t>
+        <w:t xml:space="preserve">), có ý nghĩa thống kê rõ ràng, cho thấy các nghiên cứu có sai số chuẩn lớn hơn (mẫu nhỏ hơn) có xu hướng báo cáo mức độ ảnh hưởng thấp hơn, phù hợp với sai lệch công bố ưu tiên kết quả dương tính. Phân tích cắt và bù (trim-and-fill) nội suy thêm</w:t>
       </w:r>
       <w:r>
         <w:t xml:space="preserve"> </w:t>
@@ -4269,7 +4445,277 @@
         <w:t xml:space="preserve"> </w:t>
       </w:r>
       <w:r>
-        <w:t xml:space="preserve">(95% CI [0,023; 0,048]), một mức điều chỉnh đáng kể nhưng không làm đổi chiều hướng tích cực của quan hệ gộp. Chỉ số an toàn Fail-safe</w:t>
+        <w:t xml:space="preserve">(95% CI [0,023; 0,048]), nhưng phương pháp này được biết là có thể</w:t>
+      </w:r>
+      <w:r>
+        <w:t xml:space="preserve"> </w:t>
+      </w:r>
+      <w:r>
+        <w:rPr>
+          <w:iCs/>
+          <w:i/>
+        </w:rPr>
+        <w:t xml:space="preserve">điều chỉnh quá mức</w:t>
+      </w:r>
+      <w:r>
+        <w:t xml:space="preserve"> </w:t>
+      </w:r>
+      <w:r>
+        <w:t xml:space="preserve">dưới điều kiện dị biệt cao (</w:t>
+      </w:r>
+      <m:oMath>
+        <m:sSup>
+          <m:e>
+            <m:r>
+              <m:t>I</m:t>
+            </m:r>
+          </m:e>
+          <m:sup>
+            <m:r>
+              <m:t>2</m:t>
+            </m:r>
+          </m:sup>
+        </m:sSup>
+        <m:r>
+          <m:rPr>
+            <m:sty m:val="p"/>
+          </m:rPr>
+          <m:t>&gt;</m:t>
+        </m:r>
+        <m:r>
+          <m:t>80</m:t>
+        </m:r>
+        <m:r>
+          <m:rPr>
+            <m:sty m:val="p"/>
+          </m:rPr>
+          <m:t>%</m:t>
+        </m:r>
+      </m:oMath>
+      <w:r>
+        <w:t xml:space="preserve">; Terrin et al., 2003). Để bao quát hiệu ứng hiệu chỉnh, phân tích bổ sung hai phương pháp model-based:</w:t>
+      </w:r>
+      <w:r>
+        <w:t xml:space="preserve"> </w:t>
+      </w:r>
+      <w:r>
+        <w:rPr>
+          <w:bCs/>
+          <w:b/>
+        </w:rPr>
+        <w:t xml:space="preserve">PET-PEESE</w:t>
+      </w:r>
+      <w:r>
+        <w:t xml:space="preserve"> </w:t>
+      </w:r>
+      <w:r>
+        <w:t xml:space="preserve">(Stanley &amp; Doucouliagos, 2014) cho</w:t>
+      </w:r>
+      <w:r>
+        <w:t xml:space="preserve"> </w:t>
+      </w:r>
+      <m:oMath>
+        <m:sSub>
+          <m:e>
+            <m:r>
+              <m:t>r</m:t>
+            </m:r>
+          </m:e>
+          <m:sub>
+            <m:r>
+              <m:rPr>
+                <m:nor/>
+                <m:sty m:val="p"/>
+              </m:rPr>
+              <m:t>adj</m:t>
+            </m:r>
+          </m:sub>
+        </m:sSub>
+        <m:r>
+          <m:rPr>
+            <m:sty m:val="p"/>
+          </m:rPr>
+          <m:t>=</m:t>
+        </m:r>
+        <m:r>
+          <m:t>0</m:t>
+        </m:r>
+        <m:r>
+          <m:rPr>
+            <m:sty m:val="p"/>
+          </m:rPr>
+          <m:t>,</m:t>
+        </m:r>
+        <m:r>
+          <m:t>061</m:t>
+        </m:r>
+      </m:oMath>
+      <w:r>
+        <w:t xml:space="preserve"> </w:t>
+      </w:r>
+      <w:r>
+        <w:t xml:space="preserve">(95% CI [0,042; 0,080]), mức điều chỉnh nhẹ;</w:t>
+      </w:r>
+      <w:r>
+        <w:t xml:space="preserve"> </w:t>
+      </w:r>
+      <w:r>
+        <w:rPr>
+          <w:bCs/>
+          <w:b/>
+        </w:rPr>
+        <w:t xml:space="preserve">mô hình lựa chọn ba tham số Vevea-Hedges</w:t>
+      </w:r>
+      <w:r>
+        <w:t xml:space="preserve"> </w:t>
+      </w:r>
+      <w:r>
+        <w:t xml:space="preserve">(Vevea &amp; Hedges, 1995; Hedges &amp; Vevea, 1996) cho</w:t>
+      </w:r>
+      <w:r>
+        <w:t xml:space="preserve"> </w:t>
+      </w:r>
+      <m:oMath>
+        <m:sSub>
+          <m:e>
+            <m:r>
+              <m:t>r</m:t>
+            </m:r>
+          </m:e>
+          <m:sub>
+            <m:r>
+              <m:rPr>
+                <m:nor/>
+                <m:sty m:val="p"/>
+              </m:rPr>
+              <m:t>adj</m:t>
+            </m:r>
+          </m:sub>
+        </m:sSub>
+        <m:r>
+          <m:rPr>
+            <m:sty m:val="p"/>
+          </m:rPr>
+          <m:t>=</m:t>
+        </m:r>
+        <m:r>
+          <m:t>0</m:t>
+        </m:r>
+        <m:r>
+          <m:rPr>
+            <m:sty m:val="p"/>
+          </m:rPr>
+          <m:t>,</m:t>
+        </m:r>
+        <m:r>
+          <m:t>077</m:t>
+        </m:r>
+      </m:oMath>
+      <w:r>
+        <w:t xml:space="preserve"> </w:t>
+      </w:r>
+      <w:r>
+        <w:t xml:space="preserve">(95% CI [0,042; 0,111]) với kiểm định LRT bác bỏ giả thuyết không-selection (</w:t>
+      </w:r>
+      <m:oMath>
+        <m:sSup>
+          <m:e>
+            <m:r>
+              <m:t>χ</m:t>
+            </m:r>
+          </m:e>
+          <m:sup>
+            <m:r>
+              <m:t>2</m:t>
+            </m:r>
+          </m:sup>
+        </m:sSup>
+        <m:r>
+          <m:rPr>
+            <m:sty m:val="p"/>
+          </m:rPr>
+          <m:t>=</m:t>
+        </m:r>
+        <m:r>
+          <m:t>12</m:t>
+        </m:r>
+        <m:r>
+          <m:rPr>
+            <m:sty m:val="p"/>
+          </m:rPr>
+          <m:t>,</m:t>
+        </m:r>
+        <m:r>
+          <m:t>29</m:t>
+        </m:r>
+      </m:oMath>
+      <w:r>
+        <w:t xml:space="preserve">,</w:t>
+      </w:r>
+      <w:r>
+        <w:t xml:space="preserve"> </w:t>
+      </w:r>
+      <m:oMath>
+        <m:r>
+          <m:t>d</m:t>
+        </m:r>
+        <m:r>
+          <m:t>f</m:t>
+        </m:r>
+        <m:r>
+          <m:rPr>
+            <m:sty m:val="p"/>
+          </m:rPr>
+          <m:t>=</m:t>
+        </m:r>
+        <m:r>
+          <m:t>2</m:t>
+        </m:r>
+      </m:oMath>
+      <w:r>
+        <w:t xml:space="preserve">,</w:t>
+      </w:r>
+      <w:r>
+        <w:t xml:space="preserve"> </w:t>
+      </w:r>
+      <m:oMath>
+        <m:r>
+          <m:t>p</m:t>
+        </m:r>
+        <m:r>
+          <m:rPr>
+            <m:sty m:val="p"/>
+          </m:rPr>
+          <m:t>=</m:t>
+        </m:r>
+        <m:r>
+          <m:rPr>
+            <m:sty m:val="p"/>
+          </m:rPr>
+          <m:t>,</m:t>
+        </m:r>
+        <m:r>
+          <m:t>002</m:t>
+        </m:r>
+      </m:oMath>
+      <w:r>
+        <w:t xml:space="preserve">), khẳng định</w:t>
+      </w:r>
+      <w:r>
+        <w:t xml:space="preserve"> </w:t>
+      </w:r>
+      <w:r>
+        <w:rPr>
+          <w:iCs/>
+          <w:i/>
+        </w:rPr>
+        <w:t xml:space="preserve">selection thực sự tồn tại</w:t>
+      </w:r>
+      <w:r>
+        <w:t xml:space="preserve"> </w:t>
+      </w:r>
+      <w:r>
+        <w:t xml:space="preserve">nhưng độ lớn điều chỉnh khiêm tốn hơn. Chỉ số an toàn Fail-safe</w:t>
       </w:r>
       <w:r>
         <w:t xml:space="preserve"> </w:t>
@@ -4324,7 +4770,114 @@
         </m:r>
       </m:oMath>
       <w:r>
-        <w:t xml:space="preserve">, khẳng định sai lệch xuất bản không thể bác bỏ hoàn toàn kết quả tổng hợp.</w:t>
+        <w:t xml:space="preserve">.</w:t>
+      </w:r>
+      <w:r>
+        <w:t xml:space="preserve"> </w:t>
+      </w:r>
+      <w:r>
+        <w:rPr>
+          <w:bCs/>
+          <w:b/>
+        </w:rPr>
+        <w:t xml:space="preserve">Cách đọc tổng hợp:</w:t>
+      </w:r>
+      <w:r>
+        <w:t xml:space="preserve"> </w:t>
+      </w:r>
+      <w:r>
+        <w:t xml:space="preserve">sáu kiểm định bao quát hiệu ứng hiệu chỉnh trong khoảng</w:t>
+      </w:r>
+      <w:r>
+        <w:t xml:space="preserve"> </w:t>
+      </w:r>
+      <m:oMath>
+        <m:r>
+          <m:t>r</m:t>
+        </m:r>
+        <m:r>
+          <m:rPr>
+            <m:sty m:val="p"/>
+          </m:rPr>
+          <m:t>∈</m:t>
+        </m:r>
+        <m:d>
+          <m:dPr>
+            <m:begChr m:val="["/>
+            <m:endChr m:val="]"/>
+            <m:sepChr m:val=""/>
+            <m:grow/>
+          </m:dPr>
+          <m:e>
+            <m:r>
+              <m:t>0</m:t>
+            </m:r>
+            <m:r>
+              <m:rPr>
+                <m:sty m:val="p"/>
+              </m:rPr>
+              <m:t>,</m:t>
+            </m:r>
+            <m:r>
+              <m:t>035</m:t>
+            </m:r>
+            <m:r>
+              <m:rPr>
+                <m:sty m:val="p"/>
+              </m:rPr>
+              <m:t>;</m:t>
+            </m:r>
+            <m:r>
+              <m:t>0</m:t>
+            </m:r>
+            <m:r>
+              <m:rPr>
+                <m:sty m:val="p"/>
+              </m:rPr>
+              <m:t>,</m:t>
+            </m:r>
+            <m:r>
+              <m:t>077</m:t>
+            </m:r>
+          </m:e>
+        </m:d>
+      </m:oMath>
+      <w:r>
+        <w:t xml:space="preserve">; cách diễn giải rằng</w:t>
+      </w:r>
+      <w:r>
+        <w:t xml:space="preserve"> </w:t>
+      </w:r>
+      <w:r>
+        <w:t xml:space="preserve">“</w:t>
+      </w:r>
+      <w:r>
+        <w:t xml:space="preserve">trường nghiên cứu I-P bị thổi phồng</w:t>
+      </w:r>
+      <w:r>
+        <w:t xml:space="preserve">”</w:t>
+      </w:r>
+      <w:r>
+        <w:t xml:space="preserve"> </w:t>
+      </w:r>
+      <w:r>
+        <w:t xml:space="preserve">được khẳng định trên cả sáu kiểm định,</w:t>
+      </w:r>
+      <w:r>
+        <w:t xml:space="preserve"> </w:t>
+      </w:r>
+      <w:r>
+        <w:rPr>
+          <w:iCs/>
+          <w:i/>
+        </w:rPr>
+        <w:t xml:space="preserve">mức</w:t>
+      </w:r>
+      <w:r>
+        <w:t xml:space="preserve"> </w:t>
+      </w:r>
+      <w:r>
+        <w:t xml:space="preserve">thổi phồng phụ thuộc giả định selection-process được áp dụng.</w:t>
       </w:r>
     </w:p>
     <w:p>
@@ -6653,7 +7206,7 @@
         </m:r>
       </m:oMath>
       <w:r>
-        <w:t xml:space="preserve">); do đó không cấu thành bằng chứng điều tiết trọng tâm. Việc kiểm soát chất lượng quản trị theo lý thuyết Bậc trên khóa chặt thiên lệch nội sinh và bảo vệ tính nhân quả thuần khiết của tương tác Thể chế × Công nghệ; ký hiệu H4 được giữ nguyên để tương thích với các bản thảo đồng hành (phân tích Việt Nam, Singapore và Trung Quốc).</w:t>
+        <w:t xml:space="preserve">); do đó không cấu thành bằng chứng điều tiết trọng tâm. Việc kiểm soát chất lượng quản trị theo lý thuyết Bậc trên khóa chặt thiên lệch nội sinh và bảo vệ tính nhân quả riêng phần của tương tác Thể chế × Công nghệ; ký hiệu H4 được giữ nguyên để tương thích với các bản thảo đồng hành (phân tích Việt Nam, Singapore và Trung Quốc).</w:t>
       </w:r>
     </w:p>
     <w:p>
@@ -10558,7 +11111,91 @@
         <w:pStyle w:val="FirstParagraph"/>
       </w:pPr>
       <w:r>
-        <w:t xml:space="preserve">Hệ số hồi quy âm và có ý nghĩa thống kê ở mức 5%, nghĩa là tại các nền kinh tế đảo nhỏ, quốc tế hóa càng cao thì hiệu quả hoạt động doanh nghiệp càng thấp hơn, tức một quan hệ âm đơn điệu. Một bước tăng từ không xuất khẩu sang định hướng xuất khẩu hoàn toàn gắn với năng suất lao động thấp hơn khoảng 40,4%.</w:t>
+        <w:t xml:space="preserve">Hệ số hồi quy âm và có ý nghĩa thống kê ở mức 5%, nghĩa là tại các nền kinh tế đảo nhỏ, quốc tế hóa càng cao thì hiệu quả hoạt động doanh nghiệp càng thấp hơn, tức một quan hệ âm đơn điệu. Vì biến phụ thuộc là logarit năng suất lao động, một bước tăng FSTS từ 0 lên 1 (từ không xuất khẩu sang xuất khẩu hoàn toàn) gắn với mức giảm năng suất khoảng</w:t>
+      </w:r>
+      <w:r>
+        <w:t xml:space="preserve"> </w:t>
+      </w:r>
+      <m:oMath>
+        <m:r>
+          <m:rPr>
+            <m:sty m:val="p"/>
+          </m:rPr>
+          <m:t>exp</m:t>
+        </m:r>
+        <m:d>
+          <m:dPr>
+            <m:begChr m:val="("/>
+            <m:endChr m:val=")"/>
+            <m:sepChr m:val=""/>
+            <m:grow/>
+          </m:dPr>
+          <m:e>
+            <m:r>
+              <m:rPr>
+                <m:sty m:val="p"/>
+              </m:rPr>
+              <m:t>−</m:t>
+            </m:r>
+            <m:r>
+              <m:t>0</m:t>
+            </m:r>
+            <m:r>
+              <m:rPr>
+                <m:sty m:val="p"/>
+              </m:rPr>
+              <m:t>,</m:t>
+            </m:r>
+            <m:r>
+              <m:t>404</m:t>
+            </m:r>
+          </m:e>
+        </m:d>
+        <m:r>
+          <m:rPr>
+            <m:sty m:val="p"/>
+          </m:rPr>
+          <m:t>−</m:t>
+        </m:r>
+        <m:r>
+          <m:t>1</m:t>
+        </m:r>
+        <m:r>
+          <m:rPr>
+            <m:sty m:val="p"/>
+          </m:rPr>
+          <m:t>≈</m:t>
+        </m:r>
+        <m:r>
+          <m:rPr>
+            <m:sty m:val="p"/>
+          </m:rPr>
+          <m:t>−</m:t>
+        </m:r>
+        <m:r>
+          <m:t>33</m:t>
+        </m:r>
+        <m:r>
+          <m:rPr>
+            <m:sty m:val="p"/>
+          </m:rPr>
+          <m:t>,</m:t>
+        </m:r>
+        <m:r>
+          <m:t>2</m:t>
+        </m:r>
+        <m:r>
+          <m:rPr>
+            <m:sty m:val="p"/>
+          </m:rPr>
+          <m:t>%</m:t>
+        </m:r>
+      </m:oMath>
+      <w:r>
+        <w:t xml:space="preserve"> </w:t>
+      </w:r>
+      <w:r>
+        <w:t xml:space="preserve">(không phải −40,4% như diễn giải tuyến tính sai sẽ gợi ý).</w:t>
       </w:r>
     </w:p>
     <w:p>
@@ -11371,7 +12008,21 @@
         <w:pStyle w:val="FirstParagraph"/>
       </w:pPr>
       <w:r>
-        <w:t xml:space="preserve">Luận án đặt tên cho hiện tượng này là gánh nặng quốc tế hóa bắt buộc (forced internationalization penalty), một cấu trúc lý thuyết mới chưa từng được định danh trong tài liệu nghiên cứu kinh doanh quốc tế. Cơ chế giải thích gồm ba yếu tố cấu trúc đặc thù của các nền kinh tế đảo nhỏ. Thị trường nội địa quá nhỏ buộc doanh nghiệp xuất khẩu không phải vì có lợi thế cạnh tranh mà vì cầu nội địa không đủ để duy trì hoạt động, tức quốc tế hóa bắt buộc chứ không phải quốc tế hóa chiến lược. Chi phí hậu cần và tiếp cận thị trường cực cao do vị trí địa lý xa xôi và phân tán, làm chi phí giao dịch xuyên biên giới không tương xứng với giá trị hàng hóa có thể xuất khẩu, có thể khuếch đại chi phí kinh doanh của doanh thu xuất khẩu thêm 30–210%. Sự thiếu hụt hỗ trợ thể chế cùng năng lực xuất khẩu, thể hiện qua khoảng trống thể chế toàn diện với việc thiếu trung gian tài chính thương mại, thực thi hợp đồng kém và hạ tầng tiêu chuẩn hạn chế, khiến doanh nghiệp không thể chiếm dụng các lợi ích học hỏi và quy mô mà lý thuyết quốc tế hóa hứa hẹn.</w:t>
+        <w:t xml:space="preserve">Luận án đặt tên cho hiện tượng này là gánh nặng quốc tế hóa bắt buộc (forced internationalization penalty, FIP). Khái niệm này không phải hoàn toàn mới: cấu trúc kinh tế của SIDS với ba ràng buộc đồng thời (thị trường nội địa nhỏ, chi phí thương mại cao, hỗ trợ thể chế yếu) đã được phân tích trong các nghiên cứu SIDS từ Briguglio (1995) và mô hình MIRAB của Bertram (2006). Đóng góp của luận án là (i) chính thức kết nối ràng buộc cấu trúc SIDS với dấu của hệ số FSTS trong hồi quy I-P ở cấp doanh nghiệp, (ii) cung cấp ước lượng định lượng đầu tiên (β = −0,404,</w:t>
+      </w:r>
+      <w:r>
+        <w:t xml:space="preserve"> </w:t>
+      </w:r>
+      <m:oMath>
+        <m:r>
+          <m:t>p</m:t>
+        </m:r>
+      </m:oMath>
+      <w:r>
+        <w:t xml:space="preserve"> </w:t>
+      </w:r>
+      <w:r>
+        <w:t xml:space="preserve">= ,032) trên dữ liệu WBES, và (iii) đặt FIP như một điều kiện biên rõ ràng cho lý thuyết quan hệ I-P phi tuyến. Cơ chế giải thích gồm ba yếu tố cấu trúc đặc thù của các nền kinh tế đảo nhỏ. Thị trường nội địa quá nhỏ buộc doanh nghiệp xuất khẩu không phải vì có lợi thế cạnh tranh mà vì cầu nội địa không đủ để duy trì hoạt động, tức quốc tế hóa bắt buộc chứ không phải quốc tế hóa chiến lược. Chi phí hậu cần và tiếp cận thị trường cực cao do vị trí địa lý xa xôi và phân tán, làm chi phí giao dịch xuyên biên giới không tương xứng với giá trị hàng hóa có thể xuất khẩu, có thể khuếch đại chi phí kinh doanh của doanh thu xuất khẩu thêm 30–210%. Sự thiếu hụt hỗ trợ thể chế cùng năng lực xuất khẩu, thể hiện qua khoảng trống thể chế toàn diện với việc thiếu trung gian tài chính thương mại, thực thi hợp đồng kém và hạ tầng tiêu chuẩn hạn chế, khiến doanh nghiệp không thể chiếm dụng các lợi ích học hỏi và quy mô mà lý thuyết quốc tế hóa hứa hẹn.</w:t>
       </w:r>
     </w:p>
     <w:p>
@@ -11610,7 +12261,39 @@
         </m:r>
       </m:oMath>
       <w:r>
-        <w:t xml:space="preserve">) cho thấy hiệu ứng điều tiết của DAI mạnh hơn ở các môi trường thể chế yếu hơn, tức năng lực số bù đắp cho thiếu hụt thể chế chứ không khuếch đại lợi thế thể chế sẵn có. Đây là cơ chế thay thế số cho thể chế: ở nơi hạ tầng thể chế chưa đủ hỗ trợ doanh nghiệp xuất khẩu, hạ tầng số đảm nhận một phần các chức năng thực thi hợp đồng, cung cấp thông tin thị trường và phối hợp mà thể chế mạnh lẽ ra cung cấp. Kết quả này, theo hiểu biết hiện tại, là bằng chứng đa quốc gia ở cấp doanh nghiệp đầu tiên cho thấy số hóa và chất lượng thể chế hoạt động như những yếu tố thay thế chứ không phải bổ sung trong quá trình chuyển hóa quốc tế hóa thành hiệu quả.</w:t>
+        <w:t xml:space="preserve">) cho thấy hiệu ứng điều tiết của DAI mạnh hơn ở các môi trường thể chế yếu hơn, tức năng lực số bù đắp cho thiếu hụt thể chế chứ không khuếch đại lợi thế thể chế sẵn có. Đây là cơ chế thay thế số cho thể chế: ở nơi hạ tầng thể chế chưa đủ hỗ trợ doanh nghiệp xuất khẩu, hạ tầng số đảm nhận một phần các chức năng thực thi hợp đồng, cung cấp thông tin thị trường và phối hợp mà thể chế mạnh lẽ ra cung cấp. Kết quả này nối tiếp và mở rộng phát hiện của Bustamante et al. (2022) về tương tác cDAI-thể chế ở cấp SME đa quốc gia. Đóng góp tăng thêm của luận án là (i) áp dụng trên mẫu lớn hơn nhiều (28.500 quan sát so với mẫu SME của Bustamante), (ii) phân tách rõ TCI khỏi DAI để cô lập cơ chế số bề mặt khỏi năng lực công nghệ chiều sâu, và (iii) xác nhận hướng tương tác là</w:t>
+      </w:r>
+      <w:r>
+        <w:t xml:space="preserve"> </w:t>
+      </w:r>
+      <w:r>
+        <w:rPr>
+          <w:iCs/>
+          <w:i/>
+        </w:rPr>
+        <w:t xml:space="preserve">thay thế</w:t>
+      </w:r>
+      <w:r>
+        <w:t xml:space="preserve"> </w:t>
+      </w:r>
+      <w:r>
+        <w:t xml:space="preserve">chứ không phải</w:t>
+      </w:r>
+      <w:r>
+        <w:t xml:space="preserve"> </w:t>
+      </w:r>
+      <w:r>
+        <w:rPr>
+          <w:iCs/>
+          <w:i/>
+        </w:rPr>
+        <w:t xml:space="preserve">bổ sung</w:t>
+      </w:r>
+      <w:r>
+        <w:t xml:space="preserve"> </w:t>
+      </w:r>
+      <w:r>
+        <w:t xml:space="preserve">trên dải sáu chế độ ICRV, một kết luận mạnh hơn về mặt phương pháp do dải biến thiên thể chế của mẫu luận án rộng hơn đáng kể.</w:t>
       </w:r>
     </w:p>
     <w:bookmarkEnd w:id="45"/>
